--- a/cv-workbench.docx
+++ b/cv-workbench.docx
@@ -20,17 +20,17 @@
     </w:p>
     <w:p>
       <w:r>
-        <w:t xml:space="preserve">Computer vision reconstructs three dimensional scenes from two dimensional images. Computer vision techniques use image features recognize scene objects that would appear as those features. Image processing operators extract features from images. The accuracy of those operators determines the effectiveness of the computer vision techniques. </w:t>
-      </w:r>
-    </w:p>
-    <w:p>
-      <w:r>
-        <w:t xml:space="preserve"> Image processing operators use differences of intensities over the image to find features. Sequences of operators progressive clarify features. Operators' function is adjusted with parameters to adjust for varying imaging conditions. The operators and parameters are chosen by trial and error to determine the best sequence.</w:t>
-      </w:r>
-    </w:p>
-    <w:p>
-      <w:r>
-        <w:t>Computer vision techniques require testing against a large number of sample images. The tests have to be precisely performed to correctly compare results. Running tests manually is slow, tedious, and unreliable. Test results must be recorded to be able to analyze and verify them after the fact.</w:t>
+        <w:t xml:space="preserve">Computer vision reconstructs three dimensional scenes from two dimensional images. Computer vision techniques use image features to recognize scene objects that would appear as those features. Image processing operators extract features from images. The accuracy of those operators determines the effectiveness of the computer vision techniques. </w:t>
+      </w:r>
+    </w:p>
+    <w:p>
+      <w:r>
+        <w:t xml:space="preserve"> Image processing operators use differences of intensities over the image to find features. Sequences of operators progressive clarify features from image intensities. Operators' function is tailored with parameters to adjust for varying imaging conditions. The operators and parameters are chosen by trial and error to determine the best processing sequence.</w:t>
+      </w:r>
+    </w:p>
+    <w:p>
+      <w:r>
+        <w:t>Computer vision techniques require testing against a large number of sample images. The tests have to be precisely performed to usefully compare results. Running tests manually is slow, tedious, and unreliable. Test results must be recorded to be able to analyze and verify them after the fact.</w:t>
       </w:r>
     </w:p>
     <w:p>
@@ -46,7 +46,7 @@
     </w:p>
     <w:p>
       <w:r>
-        <w:t>This goal of the system is to make creating computer vision methods easier. The operators and parameter values are predefined. Scripts allow easily writing and changing operator sequences. Running scripts makes running tests faster and more reproducible. Results from each run are recorded to allow reviewing and analyzing after the fact.  Finished scripts can be used to design the final computer vision procedure</w:t>
+        <w:t>This goal of the system is to make creating computer vision methods easier. Operator and parameter values are predefined. Scripts allow easily writing and changing operator sequences and parameters. Running scripts makes running tests faster and more reproducible. Results from each run are recorded to allow reviewing and analyzing after the fact.  Finished scripts can be used to design the final computer vision procedure.</w:t>
       </w:r>
     </w:p>
     <w:p>
@@ -70,7 +70,7 @@
         </w:r>
       </w:hyperlink>
       <w:r>
-        <w:t xml:space="preserve"> text files whose format clearly defines operators and parameters to use. Operators use and produce images and other data in specific formats described by the system. The scripts are run by a program that allows operators to process inputs and produce results. Descriptions of operator functions, their inputs, the parameters they use, and what outputs they produce follow in the document below. Additional operators can be added by programming the system. Operators produce log output that can be inspected and saved for later review.</w:t>
+        <w:t xml:space="preserve"> text files whose format clearly defines the operators and parameters to use. Operators use and produce images and other data in specific formats described by the system. The scripts are run by a program that allows operators to process inputs and produce results. Descriptions of operator functions, their inputs, the parameters they use, and what outputs they produce follow in the document below. Additional operators can be added by programming the system. Operators produce log output that can be inspected and saved for later review.</w:t>
       </w:r>
     </w:p>
     <w:p>
@@ -351,10 +351,7 @@
     <w:p/>
     <w:p>
       <w:r>
-        <w:t xml:space="preserve">Within each domain, there are operator classes for specific groups of operators. </w:t>
-      </w:r>
-      <w:r>
-        <w:t>These will be described in the section on image operators below.</w:t>
+        <w:t>Within each domain, there are operator classes for specific groups of operators. These will be described in the section on image operators below.</w:t>
       </w:r>
     </w:p>
     <w:tbl>
@@ -364,8 +361,8 @@
         <w:tblLook w:val="04A0" w:firstRow="1" w:lastRow="0" w:firstColumn="1" w:lastColumn="0" w:noHBand="0" w:noVBand="1"/>
       </w:tblPr>
       <w:tblGrid>
-        <w:gridCol w:w="4675"/>
-        <w:gridCol w:w="4675"/>
+        <w:gridCol w:w="2381"/>
+        <w:gridCol w:w="4510"/>
       </w:tblGrid>
       <w:tr>
         <w:trPr>
@@ -374,7 +371,7 @@
         <w:tc>
           <w:tcPr>
             <w:cnfStyle w:val="001000000000" w:firstRow="0" w:lastRow="0" w:firstColumn="1" w:lastColumn="0" w:oddVBand="0" w:evenVBand="0" w:oddHBand="0" w:evenHBand="0" w:firstRowFirstColumn="0" w:firstRowLastColumn="0" w:lastRowFirstColumn="0" w:lastRowLastColumn="0"/>
-            <w:tcW w:w="4675" w:type="dxa"/>
+            <w:tcW w:w="0" w:type="auto"/>
           </w:tcPr>
           <w:p>
             <w:r>
@@ -384,7 +381,7 @@
         </w:tc>
         <w:tc>
           <w:tcPr>
-            <w:tcW w:w="4675" w:type="dxa"/>
+            <w:tcW w:w="0" w:type="auto"/>
           </w:tcPr>
           <w:p>
             <w:pPr>
@@ -403,7 +400,7 @@
         <w:tc>
           <w:tcPr>
             <w:cnfStyle w:val="001000000000" w:firstRow="0" w:lastRow="0" w:firstColumn="1" w:lastColumn="0" w:oddVBand="0" w:evenVBand="0" w:oddHBand="0" w:evenHBand="0" w:firstRowFirstColumn="0" w:firstRowLastColumn="0" w:lastRowFirstColumn="0" w:lastRowLastColumn="0"/>
-            <w:tcW w:w="4675" w:type="dxa"/>
+            <w:tcW w:w="0" w:type="auto"/>
           </w:tcPr>
           <w:p>
             <w:pPr>
@@ -416,7 +413,7 @@
         </w:tc>
         <w:tc>
           <w:tcPr>
-            <w:tcW w:w="4675" w:type="dxa"/>
+            <w:tcW w:w="0" w:type="auto"/>
           </w:tcPr>
           <w:p>
             <w:pPr>
@@ -424,13 +421,7 @@
               <w:cnfStyle w:val="000000100000" w:firstRow="0" w:lastRow="0" w:firstColumn="0" w:lastColumn="0" w:oddVBand="0" w:evenVBand="0" w:oddHBand="1" w:evenHBand="0" w:firstRowFirstColumn="0" w:firstRowLastColumn="0" w:lastRowFirstColumn="0" w:lastRowLastColumn="0"/>
             </w:pPr>
             <w:r>
-              <w:t>Edge</w:t>
-            </w:r>
-            <w:r>
-              <w:t xml:space="preserve"> </w:t>
-            </w:r>
-            <w:r>
-              <w:t>detectors</w:t>
+              <w:t>Edge detectors</w:t>
             </w:r>
           </w:p>
           <w:p>
@@ -457,7 +448,7 @@
         <w:tc>
           <w:tcPr>
             <w:cnfStyle w:val="001000000000" w:firstRow="0" w:lastRow="0" w:firstColumn="1" w:lastColumn="0" w:oddVBand="0" w:evenVBand="0" w:oddHBand="0" w:evenHBand="0" w:firstRowFirstColumn="0" w:firstRowLastColumn="0" w:lastRowFirstColumn="0" w:lastRowLastColumn="0"/>
-            <w:tcW w:w="4675" w:type="dxa"/>
+            <w:tcW w:w="0" w:type="auto"/>
           </w:tcPr>
           <w:p>
             <w:pPr>
@@ -475,7 +466,7 @@
         </w:tc>
         <w:tc>
           <w:tcPr>
-            <w:tcW w:w="4675" w:type="dxa"/>
+            <w:tcW w:w="0" w:type="auto"/>
           </w:tcPr>
           <w:p>
             <w:pPr>
@@ -483,13 +474,7 @@
               <w:cnfStyle w:val="000000000000" w:firstRow="0" w:lastRow="0" w:firstColumn="0" w:lastColumn="0" w:oddVBand="0" w:evenVBand="0" w:oddHBand="0" w:evenHBand="0" w:firstRowFirstColumn="0" w:firstRowLastColumn="0" w:lastRowFirstColumn="0" w:lastRowLastColumn="0"/>
             </w:pPr>
             <w:r>
-              <w:t>Feature</w:t>
-            </w:r>
-            <w:r>
-              <w:t xml:space="preserve"> </w:t>
-            </w:r>
-            <w:r>
-              <w:t>matching</w:t>
+              <w:t>Feature matching</w:t>
             </w:r>
           </w:p>
           <w:p>
@@ -498,13 +483,7 @@
               <w:cnfStyle w:val="000000000000" w:firstRow="0" w:lastRow="0" w:firstColumn="0" w:lastColumn="0" w:oddVBand="0" w:evenVBand="0" w:oddHBand="0" w:evenHBand="0" w:firstRowFirstColumn="0" w:firstRowLastColumn="0" w:lastRowFirstColumn="0" w:lastRowLastColumn="0"/>
             </w:pPr>
             <w:r>
-              <w:t>Pattern</w:t>
-            </w:r>
-            <w:r>
-              <w:t xml:space="preserve"> </w:t>
-            </w:r>
-            <w:r>
-              <w:t>matching</w:t>
+              <w:t>Pattern matching</w:t>
             </w:r>
           </w:p>
         </w:tc>
@@ -516,31 +495,25 @@
         <w:tc>
           <w:tcPr>
             <w:cnfStyle w:val="001000000000" w:firstRow="0" w:lastRow="0" w:firstColumn="1" w:lastColumn="0" w:oddVBand="0" w:evenVBand="0" w:oddHBand="0" w:evenHBand="0" w:firstRowFirstColumn="0" w:firstRowLastColumn="0" w:lastRowFirstColumn="0" w:lastRowLastColumn="0"/>
-            <w:tcW w:w="4675" w:type="dxa"/>
-          </w:tcPr>
-          <w:p>
-            <w:pPr>
-              <w:pStyle w:val="NoSpacing"/>
-            </w:pPr>
-            <w:r>
-              <w:t>Feature</w:t>
-            </w:r>
-            <w:r>
-              <w:t xml:space="preserve"> </w:t>
-            </w:r>
-            <w:r>
-              <w:t>detection</w:t>
-            </w:r>
-          </w:p>
-          <w:p>
-            <w:pPr>
-              <w:pStyle w:val="NoSpacing"/>
-            </w:pPr>
-          </w:p>
-        </w:tc>
-        <w:tc>
-          <w:tcPr>
-            <w:tcW w:w="4675" w:type="dxa"/>
+            <w:tcW w:w="0" w:type="auto"/>
+          </w:tcPr>
+          <w:p>
+            <w:pPr>
+              <w:pStyle w:val="NoSpacing"/>
+            </w:pPr>
+            <w:r>
+              <w:t>Feature detection</w:t>
+            </w:r>
+          </w:p>
+          <w:p>
+            <w:pPr>
+              <w:pStyle w:val="NoSpacing"/>
+            </w:pPr>
+          </w:p>
+        </w:tc>
+        <w:tc>
+          <w:tcPr>
+            <w:tcW w:w="0" w:type="auto"/>
           </w:tcPr>
           <w:p>
             <w:pPr>
@@ -548,25 +521,7 @@
               <w:cnfStyle w:val="000000100000" w:firstRow="0" w:lastRow="0" w:firstColumn="0" w:lastColumn="0" w:oddVBand="0" w:evenVBand="0" w:oddHBand="1" w:evenHBand="0" w:firstRowFirstColumn="0" w:firstRowLastColumn="0" w:lastRowFirstColumn="0" w:lastRowLastColumn="0"/>
             </w:pPr>
             <w:r>
-              <w:t>Region</w:t>
-            </w:r>
-            <w:r>
-              <w:t xml:space="preserve"> </w:t>
-            </w:r>
-            <w:r>
-              <w:t>growing</w:t>
-            </w:r>
-            <w:r>
-              <w:t xml:space="preserve"> </w:t>
-            </w:r>
-            <w:r>
-              <w:t>and</w:t>
-            </w:r>
-            <w:r>
-              <w:t xml:space="preserve"> </w:t>
-            </w:r>
-            <w:r>
-              <w:t>classification</w:t>
+              <w:t>Region growing and classification</w:t>
             </w:r>
           </w:p>
           <w:p>
@@ -575,65 +530,29 @@
               <w:cnfStyle w:val="000000100000" w:firstRow="0" w:lastRow="0" w:firstColumn="0" w:lastColumn="0" w:oddVBand="0" w:evenVBand="0" w:oddHBand="1" w:evenHBand="0" w:firstRowFirstColumn="0" w:firstRowLastColumn="0" w:lastRowFirstColumn="0" w:lastRowLastColumn="0"/>
             </w:pPr>
             <w:r>
-              <w:t>Hough</w:t>
-            </w:r>
-            <w:r>
-              <w:t xml:space="preserve"> </w:t>
-            </w:r>
-            <w:r>
-              <w:t>line</w:t>
-            </w:r>
-            <w:r>
-              <w:t xml:space="preserve"> </w:t>
-            </w:r>
-            <w:r>
-              <w:t>and</w:t>
-            </w:r>
-            <w:r>
-              <w:t xml:space="preserve"> </w:t>
-            </w:r>
-            <w:r>
-              <w:t>generalized</w:t>
-            </w:r>
-            <w:r>
-              <w:t xml:space="preserve"> </w:t>
-            </w:r>
-            <w:r>
-              <w:t>shape</w:t>
-            </w:r>
-            <w:r>
-              <w:t xml:space="preserve"> </w:t>
-            </w:r>
-            <w:r>
-              <w:t>detection</w:t>
-            </w:r>
-          </w:p>
-        </w:tc>
-      </w:tr>
-      <w:tr>
-        <w:tc>
-          <w:tcPr>
-            <w:cnfStyle w:val="001000000000" w:firstRow="0" w:lastRow="0" w:firstColumn="1" w:lastColumn="0" w:oddVBand="0" w:evenVBand="0" w:oddHBand="0" w:evenHBand="0" w:firstRowFirstColumn="0" w:firstRowLastColumn="0" w:lastRowFirstColumn="0" w:lastRowLastColumn="0"/>
-            <w:tcW w:w="4675" w:type="dxa"/>
-          </w:tcPr>
-          <w:p>
-            <w:pPr>
-              <w:pStyle w:val="NoSpacing"/>
-            </w:pPr>
-            <w:r>
-              <w:t>Binary</w:t>
-            </w:r>
-            <w:r>
-              <w:t xml:space="preserve"> </w:t>
-            </w:r>
-            <w:r>
-              <w:t>operators</w:t>
-            </w:r>
-          </w:p>
-        </w:tc>
-        <w:tc>
-          <w:tcPr>
-            <w:tcW w:w="4675" w:type="dxa"/>
+              <w:t>Hough line and generalized shape detection</w:t>
+            </w:r>
+          </w:p>
+        </w:tc>
+      </w:tr>
+      <w:tr>
+        <w:tc>
+          <w:tcPr>
+            <w:cnfStyle w:val="001000000000" w:firstRow="0" w:lastRow="0" w:firstColumn="1" w:lastColumn="0" w:oddVBand="0" w:evenVBand="0" w:oddHBand="0" w:evenHBand="0" w:firstRowFirstColumn="0" w:firstRowLastColumn="0" w:lastRowFirstColumn="0" w:lastRowLastColumn="0"/>
+            <w:tcW w:w="0" w:type="auto"/>
+          </w:tcPr>
+          <w:p>
+            <w:pPr>
+              <w:pStyle w:val="NoSpacing"/>
+            </w:pPr>
+            <w:r>
+              <w:t>Binary operators</w:t>
+            </w:r>
+          </w:p>
+        </w:tc>
+        <w:tc>
+          <w:tcPr>
+            <w:tcW w:w="0" w:type="auto"/>
           </w:tcPr>
           <w:p>
             <w:pPr>
@@ -641,13 +560,7 @@
               <w:cnfStyle w:val="000000000000" w:firstRow="0" w:lastRow="0" w:firstColumn="0" w:lastColumn="0" w:oddVBand="0" w:evenVBand="0" w:oddHBand="0" w:evenHBand="0" w:firstRowFirstColumn="0" w:firstRowLastColumn="0" w:lastRowFirstColumn="0" w:lastRowLastColumn="0"/>
             </w:pPr>
             <w:r>
-              <w:t>Morphological</w:t>
-            </w:r>
-            <w:r>
-              <w:t xml:space="preserve"> </w:t>
-            </w:r>
-            <w:r>
-              <w:t>operations</w:t>
+              <w:t>Morphological operations</w:t>
             </w:r>
           </w:p>
         </w:tc>
@@ -659,31 +572,25 @@
         <w:tc>
           <w:tcPr>
             <w:cnfStyle w:val="001000000000" w:firstRow="0" w:lastRow="0" w:firstColumn="1" w:lastColumn="0" w:oddVBand="0" w:evenVBand="0" w:oddHBand="0" w:evenHBand="0" w:firstRowFirstColumn="0" w:firstRowLastColumn="0" w:lastRowFirstColumn="0" w:lastRowLastColumn="0"/>
-            <w:tcW w:w="4675" w:type="dxa"/>
-          </w:tcPr>
-          <w:p>
-            <w:pPr>
-              <w:pStyle w:val="NoSpacing"/>
-            </w:pPr>
-            <w:r>
-              <w:t>Histogram</w:t>
-            </w:r>
-            <w:r>
-              <w:t xml:space="preserve"> </w:t>
-            </w:r>
-            <w:r>
-              <w:t>operators</w:t>
-            </w:r>
-          </w:p>
-          <w:p>
-            <w:pPr>
-              <w:pStyle w:val="NoSpacing"/>
-            </w:pPr>
-          </w:p>
-        </w:tc>
-        <w:tc>
-          <w:tcPr>
-            <w:tcW w:w="4675" w:type="dxa"/>
+            <w:tcW w:w="0" w:type="auto"/>
+          </w:tcPr>
+          <w:p>
+            <w:pPr>
+              <w:pStyle w:val="NoSpacing"/>
+            </w:pPr>
+            <w:r>
+              <w:t>Histogram operators</w:t>
+            </w:r>
+          </w:p>
+          <w:p>
+            <w:pPr>
+              <w:pStyle w:val="NoSpacing"/>
+            </w:pPr>
+          </w:p>
+        </w:tc>
+        <w:tc>
+          <w:tcPr>
+            <w:tcW w:w="0" w:type="auto"/>
           </w:tcPr>
           <w:p>
             <w:pPr>
@@ -715,22 +622,7 @@
             </w:r>
             <w:proofErr w:type="spellEnd"/>
             <w:r>
-              <w:t xml:space="preserve"> </w:t>
-            </w:r>
-            <w:r>
-              <w:t>Hough</w:t>
-            </w:r>
-            <w:r>
-              <w:t xml:space="preserve"> </w:t>
-            </w:r>
-            <w:r>
-              <w:t>accumulator</w:t>
-            </w:r>
-            <w:r>
-              <w:t xml:space="preserve"> </w:t>
-            </w:r>
-            <w:r>
-              <w:t>counts</w:t>
+              <w:t xml:space="preserve"> Hough accumulator counts</w:t>
             </w:r>
           </w:p>
           <w:p>
@@ -744,16 +636,7 @@
             </w:r>
             <w:proofErr w:type="spellEnd"/>
             <w:r>
-              <w:t xml:space="preserve"> </w:t>
-            </w:r>
-            <w:r>
-              <w:t>feature</w:t>
-            </w:r>
-            <w:r>
-              <w:t xml:space="preserve"> </w:t>
-            </w:r>
-            <w:r>
-              <w:t>values</w:t>
+              <w:t xml:space="preserve"> feature values</w:t>
             </w:r>
           </w:p>
           <w:p>
@@ -762,10 +645,7 @@
               <w:cnfStyle w:val="000000100000" w:firstRow="0" w:lastRow="0" w:firstColumn="0" w:lastColumn="0" w:oddVBand="0" w:evenVBand="0" w:oddHBand="1" w:evenHBand="0" w:firstRowFirstColumn="0" w:firstRowLastColumn="0" w:lastRowFirstColumn="0" w:lastRowLastColumn="0"/>
             </w:pPr>
             <w:r>
-              <w:t>Histogram</w:t>
-            </w:r>
-            <w:r>
-              <w:t xml:space="preserve"> equalization</w:t>
+              <w:t>Histogram equalization</w:t>
             </w:r>
           </w:p>
           <w:p>
@@ -774,46 +654,34 @@
               <w:cnfStyle w:val="000000100000" w:firstRow="0" w:lastRow="0" w:firstColumn="0" w:lastColumn="0" w:oddVBand="0" w:evenVBand="0" w:oddHBand="1" w:evenHBand="0" w:firstRowFirstColumn="0" w:firstRowLastColumn="0" w:lastRowFirstColumn="0" w:lastRowLastColumn="0"/>
             </w:pPr>
             <w:r>
-              <w:t>Threshold</w:t>
-            </w:r>
-            <w:r>
-              <w:t xml:space="preserve"> </w:t>
-            </w:r>
-            <w:r>
-              <w:t>selection</w:t>
-            </w:r>
-          </w:p>
-        </w:tc>
-      </w:tr>
-      <w:tr>
-        <w:tc>
-          <w:tcPr>
-            <w:cnfStyle w:val="001000000000" w:firstRow="0" w:lastRow="0" w:firstColumn="1" w:lastColumn="0" w:oddVBand="0" w:evenVBand="0" w:oddHBand="0" w:evenHBand="0" w:firstRowFirstColumn="0" w:firstRowLastColumn="0" w:lastRowFirstColumn="0" w:lastRowLastColumn="0"/>
-            <w:tcW w:w="4675" w:type="dxa"/>
-          </w:tcPr>
-          <w:p>
-            <w:pPr>
-              <w:pStyle w:val="NoSpacing"/>
-            </w:pPr>
-            <w:r>
-              <w:t>Image</w:t>
-            </w:r>
-            <w:r>
-              <w:t xml:space="preserve"> </w:t>
-            </w:r>
-            <w:r>
-              <w:t>operators</w:t>
-            </w:r>
-          </w:p>
-          <w:p>
-            <w:pPr>
-              <w:pStyle w:val="NoSpacing"/>
-            </w:pPr>
-          </w:p>
-        </w:tc>
-        <w:tc>
-          <w:tcPr>
-            <w:tcW w:w="4675" w:type="dxa"/>
+              <w:t>Threshold selection</w:t>
+            </w:r>
+          </w:p>
+        </w:tc>
+      </w:tr>
+      <w:tr>
+        <w:tc>
+          <w:tcPr>
+            <w:cnfStyle w:val="001000000000" w:firstRow="0" w:lastRow="0" w:firstColumn="1" w:lastColumn="0" w:oddVBand="0" w:evenVBand="0" w:oddHBand="0" w:evenHBand="0" w:firstRowFirstColumn="0" w:firstRowLastColumn="0" w:lastRowFirstColumn="0" w:lastRowLastColumn="0"/>
+            <w:tcW w:w="0" w:type="auto"/>
+          </w:tcPr>
+          <w:p>
+            <w:pPr>
+              <w:pStyle w:val="NoSpacing"/>
+            </w:pPr>
+            <w:r>
+              <w:t>Image operators</w:t>
+            </w:r>
+          </w:p>
+          <w:p>
+            <w:pPr>
+              <w:pStyle w:val="NoSpacing"/>
+            </w:pPr>
+          </w:p>
+        </w:tc>
+        <w:tc>
+          <w:tcPr>
+            <w:tcW w:w="0" w:type="auto"/>
           </w:tcPr>
           <w:p>
             <w:pPr>
@@ -821,13 +689,7 @@
               <w:cnfStyle w:val="000000000000" w:firstRow="0" w:lastRow="0" w:firstColumn="0" w:lastColumn="0" w:oddVBand="0" w:evenVBand="0" w:oddHBand="0" w:evenHBand="0" w:firstRowFirstColumn="0" w:firstRowLastColumn="0" w:lastRowFirstColumn="0" w:lastRowLastColumn="0"/>
             </w:pPr>
             <w:r>
-              <w:t>Image</w:t>
-            </w:r>
-            <w:r>
-              <w:t xml:space="preserve"> </w:t>
-            </w:r>
-            <w:r>
-              <w:t>transforms</w:t>
+              <w:t>Image transforms</w:t>
             </w:r>
           </w:p>
           <w:p>
@@ -836,13 +698,7 @@
               <w:cnfStyle w:val="000000000000" w:firstRow="0" w:lastRow="0" w:firstColumn="0" w:lastColumn="0" w:oddVBand="0" w:evenVBand="0" w:oddHBand="0" w:evenHBand="0" w:firstRowFirstColumn="0" w:firstRowLastColumn="0" w:lastRowFirstColumn="0" w:lastRowLastColumn="0"/>
             </w:pPr>
             <w:r>
-              <w:t>Image</w:t>
-            </w:r>
-            <w:r>
-              <w:t xml:space="preserve"> </w:t>
-            </w:r>
-            <w:r>
-              <w:t>coding</w:t>
+              <w:t>Image coding</w:t>
             </w:r>
           </w:p>
           <w:p>
@@ -851,13 +707,7 @@
               <w:cnfStyle w:val="000000000000" w:firstRow="0" w:lastRow="0" w:firstColumn="0" w:lastColumn="0" w:oddVBand="0" w:evenVBand="0" w:oddHBand="0" w:evenHBand="0" w:firstRowFirstColumn="0" w:firstRowLastColumn="0" w:lastRowFirstColumn="0" w:lastRowLastColumn="0"/>
             </w:pPr>
             <w:r>
-              <w:t>Image</w:t>
-            </w:r>
-            <w:r>
-              <w:t xml:space="preserve"> </w:t>
-            </w:r>
-            <w:r>
-              <w:t>compression</w:t>
+              <w:t>Image compression</w:t>
             </w:r>
           </w:p>
         </w:tc>
@@ -869,31 +719,25 @@
         <w:tc>
           <w:tcPr>
             <w:cnfStyle w:val="001000000000" w:firstRow="0" w:lastRow="0" w:firstColumn="1" w:lastColumn="0" w:oddVBand="0" w:evenVBand="0" w:oddHBand="0" w:evenHBand="0" w:firstRowFirstColumn="0" w:firstRowLastColumn="0" w:lastRowFirstColumn="0" w:lastRowLastColumn="0"/>
-            <w:tcW w:w="4675" w:type="dxa"/>
-          </w:tcPr>
-          <w:p>
-            <w:pPr>
-              <w:pStyle w:val="NoSpacing"/>
-            </w:pPr>
-            <w:r>
-              <w:t>Geometric</w:t>
-            </w:r>
-            <w:r>
-              <w:t xml:space="preserve"> </w:t>
-            </w:r>
-            <w:r>
-              <w:t>operators</w:t>
-            </w:r>
-          </w:p>
-          <w:p>
-            <w:pPr>
-              <w:pStyle w:val="NoSpacing"/>
-            </w:pPr>
-          </w:p>
-        </w:tc>
-        <w:tc>
-          <w:tcPr>
-            <w:tcW w:w="4675" w:type="dxa"/>
+            <w:tcW w:w="0" w:type="auto"/>
+          </w:tcPr>
+          <w:p>
+            <w:pPr>
+              <w:pStyle w:val="NoSpacing"/>
+            </w:pPr>
+            <w:r>
+              <w:t>Geometric operators</w:t>
+            </w:r>
+          </w:p>
+          <w:p>
+            <w:pPr>
+              <w:pStyle w:val="NoSpacing"/>
+            </w:pPr>
+          </w:p>
+        </w:tc>
+        <w:tc>
+          <w:tcPr>
+            <w:tcW w:w="0" w:type="auto"/>
           </w:tcPr>
           <w:p>
             <w:pPr>
@@ -958,7 +802,10 @@
         </w:numPr>
       </w:pPr>
       <w:r>
-        <w:t>One or more input images or data structures</w:t>
+        <w:t xml:space="preserve">One or more input images or </w:t>
+      </w:r>
+      <w:r>
+        <w:t>other types of data</w:t>
       </w:r>
     </w:p>
     <w:p>
@@ -1068,15 +915,7 @@
         <w:proofErr w:type="spellEnd"/>
       </w:hyperlink>
       <w:r>
-        <w:t xml:space="preserve"> performs image operations using command line operations. </w:t>
-      </w:r>
-      <w:proofErr w:type="spellStart"/>
-      <w:r>
-        <w:t>CVWorkbench</w:t>
-      </w:r>
-      <w:proofErr w:type="spellEnd"/>
-      <w:r>
-        <w:t xml:space="preserve"> runs image processing operations in a similar way, but uses JSON to make scripts easier to write and change.</w:t>
+        <w:t xml:space="preserve"> performs image operations using command line operations. CV Workbench runs image processing operations in a similar way, but uses JSON to make scripts easier to write and change.</w:t>
       </w:r>
     </w:p>
     <w:p>
@@ -1135,56 +974,150 @@
     </w:p>
     <w:p>
       <w:r>
-        <w:t>Each data type has its own additional parameters. The data types supported in the current release are:</w:t>
-      </w:r>
-    </w:p>
-    <w:p>
-      <w:pPr>
-        <w:pStyle w:val="ListParagraph"/>
-        <w:numPr>
-          <w:ilvl w:val="0"/>
-          <w:numId w:val="22"/>
-        </w:numPr>
-      </w:pPr>
-      <w:r>
-        <w:t>Image</w:t>
-      </w:r>
-    </w:p>
-    <w:p>
-      <w:pPr>
-        <w:pStyle w:val="ListParagraph"/>
-        <w:numPr>
-          <w:ilvl w:val="0"/>
-          <w:numId w:val="22"/>
-        </w:numPr>
-      </w:pPr>
-      <w:r>
-        <w:t>Histogram</w:t>
-      </w:r>
-    </w:p>
-    <w:p>
-      <w:pPr>
-        <w:pStyle w:val="ListParagraph"/>
-        <w:numPr>
-          <w:ilvl w:val="0"/>
-          <w:numId w:val="22"/>
-        </w:numPr>
-      </w:pPr>
-      <w:r>
-        <w:t>Hough accumulator data</w:t>
-      </w:r>
-    </w:p>
-    <w:p>
-      <w:pPr>
-        <w:pStyle w:val="ListParagraph"/>
-        <w:numPr>
-          <w:ilvl w:val="0"/>
-          <w:numId w:val="22"/>
-        </w:numPr>
-      </w:pPr>
-      <w:r>
-        <w:t>Hough peaks</w:t>
-      </w:r>
+        <w:t>Each data type is stored in its own format. The data types supported in the current release are:</w:t>
+      </w:r>
+    </w:p>
+    <w:tbl>
+      <w:tblPr>
+        <w:tblStyle w:val="TableGrid"/>
+        <w:tblW w:w="0" w:type="auto"/>
+        <w:tblInd w:w="360" w:type="dxa"/>
+        <w:tblLook w:val="04A0" w:firstRow="1" w:lastRow="0" w:firstColumn="1" w:lastColumn="0" w:noHBand="0" w:noVBand="1"/>
+      </w:tblPr>
+      <w:tblGrid>
+        <w:gridCol w:w="4823"/>
+        <w:gridCol w:w="4167"/>
+      </w:tblGrid>
+      <w:tr>
+        <w:tc>
+          <w:tcPr>
+            <w:tcW w:w="4823" w:type="dxa"/>
+          </w:tcPr>
+          <w:p>
+            <w:r>
+              <w:t>Data type</w:t>
+            </w:r>
+          </w:p>
+        </w:tc>
+        <w:tc>
+          <w:tcPr>
+            <w:tcW w:w="4167" w:type="dxa"/>
+          </w:tcPr>
+          <w:p>
+            <w:r>
+              <w:rPr>
+                <w:i/>
+                <w:iCs/>
+              </w:rPr>
+              <w:t xml:space="preserve">data-type </w:t>
+            </w:r>
+            <w:r>
+              <w:t>indicator</w:t>
+            </w:r>
+          </w:p>
+        </w:tc>
+      </w:tr>
+      <w:tr>
+        <w:tc>
+          <w:tcPr>
+            <w:tcW w:w="4823" w:type="dxa"/>
+          </w:tcPr>
+          <w:p>
+            <w:r>
+              <w:t>Image</w:t>
+            </w:r>
+          </w:p>
+        </w:tc>
+        <w:tc>
+          <w:tcPr>
+            <w:tcW w:w="4167" w:type="dxa"/>
+          </w:tcPr>
+          <w:p>
+            <w:r>
+              <w:t>“image”</w:t>
+            </w:r>
+          </w:p>
+        </w:tc>
+      </w:tr>
+      <w:tr>
+        <w:tc>
+          <w:tcPr>
+            <w:tcW w:w="4823" w:type="dxa"/>
+          </w:tcPr>
+          <w:p>
+            <w:r>
+              <w:t>Histogram</w:t>
+            </w:r>
+          </w:p>
+        </w:tc>
+        <w:tc>
+          <w:tcPr>
+            <w:tcW w:w="4167" w:type="dxa"/>
+          </w:tcPr>
+          <w:p>
+            <w:r>
+              <w:t>“histogram”</w:t>
+            </w:r>
+          </w:p>
+        </w:tc>
+      </w:tr>
+      <w:tr>
+        <w:tc>
+          <w:tcPr>
+            <w:tcW w:w="4823" w:type="dxa"/>
+          </w:tcPr>
+          <w:p>
+            <w:r>
+              <w:t>Hough accumulator data</w:t>
+            </w:r>
+          </w:p>
+        </w:tc>
+        <w:tc>
+          <w:tcPr>
+            <w:tcW w:w="4167" w:type="dxa"/>
+          </w:tcPr>
+          <w:p>
+            <w:r>
+              <w:t>“</w:t>
+            </w:r>
+            <w:proofErr w:type="spellStart"/>
+            <w:r>
+              <w:t>hough</w:t>
+            </w:r>
+            <w:proofErr w:type="spellEnd"/>
+            <w:r>
+              <w:t>”</w:t>
+            </w:r>
+          </w:p>
+        </w:tc>
+      </w:tr>
+      <w:tr>
+        <w:tc>
+          <w:tcPr>
+            <w:tcW w:w="4823" w:type="dxa"/>
+          </w:tcPr>
+          <w:p>
+            <w:r>
+              <w:t>Hough peaks</w:t>
+            </w:r>
+          </w:p>
+        </w:tc>
+        <w:tc>
+          <w:tcPr>
+            <w:tcW w:w="4167" w:type="dxa"/>
+          </w:tcPr>
+          <w:p>
+            <w:r>
+              <w:t>“polar-line”</w:t>
+            </w:r>
+          </w:p>
+        </w:tc>
+      </w:tr>
+    </w:tbl>
+    <w:p>
+      <w:pPr>
+        <w:ind w:left="360"/>
+      </w:pPr>
     </w:p>
     <w:p>
       <w:pPr>
@@ -1453,34 +1386,13 @@
       <w:pPr>
         <w:pStyle w:val="NoSpacing"/>
       </w:pPr>
-      <w:r>
-        <w:t xml:space="preserve">Images may in </w:t>
-      </w:r>
-      <w:r>
-        <w:t xml:space="preserve">JPEG </w:t>
-      </w:r>
-      <w:r>
-        <w:t xml:space="preserve">format, using </w:t>
-      </w:r>
       <w:proofErr w:type="spellStart"/>
       <w:r>
         <w:t>CV_8U</w:t>
       </w:r>
       <w:proofErr w:type="spellEnd"/>
       <w:r>
-        <w:t xml:space="preserve"> </w:t>
-      </w:r>
-      <w:r>
-        <w:t xml:space="preserve">pixel values </w:t>
-      </w:r>
-      <w:r>
-        <w:t xml:space="preserve">from </w:t>
-      </w:r>
-      <w:r>
-        <w:t>0 to 255</w:t>
-      </w:r>
-      <w:r>
-        <w:t xml:space="preserve">. Images generated by operators generally use </w:t>
+        <w:t xml:space="preserve"> images are in JPEG format. Images generated by operators generally use </w:t>
       </w:r>
       <w:proofErr w:type="spellStart"/>
       <w:r>
@@ -1536,13 +1448,23 @@
       </w:r>
       <w:proofErr w:type="spellEnd"/>
       <w:r>
-        <w:t xml:space="preserve"> images may be used interchangeably without having to specify the depth in operators. </w:t>
-      </w:r>
-      <w:r>
-        <w:t xml:space="preserve">The "transform-intensity-map" operator can </w:t>
-      </w:r>
-      <w:r>
-        <w:t xml:space="preserve">map </w:t>
+        <w:t xml:space="preserve"> images may be used interchangeably without having to specify the depth in operators, though </w:t>
+      </w:r>
+      <w:proofErr w:type="spellStart"/>
+      <w:r>
+        <w:t>CV_32F</w:t>
+      </w:r>
+      <w:proofErr w:type="spellEnd"/>
+      <w:r>
+        <w:t xml:space="preserve"> images are output if any input is </w:t>
+      </w:r>
+      <w:proofErr w:type="spellStart"/>
+      <w:r>
+        <w:t>CV_32F</w:t>
+      </w:r>
+      <w:proofErr w:type="spellEnd"/>
+      <w:r>
+        <w:t xml:space="preserve">. The "transform-intensity-map" operator can map </w:t>
       </w:r>
       <w:proofErr w:type="spellStart"/>
       <w:r>
@@ -1847,6 +1769,7 @@
                 <w:b w:val="0"/>
                 <w:bCs w:val="0"/>
               </w:rPr>
+              <w:lastRenderedPageBreak/>
               <w:t>depth</w:t>
             </w:r>
           </w:p>
@@ -1919,7 +1842,6 @@
                 <w:sz w:val="20"/>
                 <w:szCs w:val="20"/>
               </w:rPr>
-              <w:lastRenderedPageBreak/>
               <w:t>CV_32S</w:t>
             </w:r>
             <w:proofErr w:type="spellEnd"/>
@@ -1977,7 +1899,6 @@
                 <w:b w:val="0"/>
                 <w:bCs w:val="0"/>
               </w:rPr>
-              <w:lastRenderedPageBreak/>
               <w:t>image data</w:t>
             </w:r>
           </w:p>
@@ -2051,7 +1972,7 @@
     </w:p>
     <w:p>
       <w:r>
-        <w:t>The histogram data type indicates how binary histogram data is stored. Histograms can be created for any data type containing a range of values, such as images or Hough accumulators. The stored histogram data bins correspond to a values ranging from a minimum to a maximum value. The number of histogram bins, the minimum value, and the maximum value determine in which bin a value is counted. Values below the minimum value are counted in the first bin, and values  above the maximum value are counted in the last bin. The bin corresponding to a value is given by this:</w:t>
+        <w:t>The histogram data type indicates how binary histogram data is stored. Histograms can be created for any data type containing a range of values, such as images or Hough accumulators. The stored histogram data bins correspond to a values ranging from a minimum to a maximum value. The number of histogram bins, the minimum value, and the maximum value determine into which bin a value is counted. Values below the minimum value are counted in the first bin, and values above the maximum value are counted in the last bin. The bin corresponding to a value is given by this:</w:t>
       </w:r>
     </w:p>
     <w:p>
@@ -2070,10 +1991,9 @@
     <w:p>
       <w:pPr>
         <w:pStyle w:val="code"/>
-        <w:ind w:firstLine="720"/>
-      </w:pPr>
-      <w:r>
-        <w:t>bin no. = 0</w:t>
+      </w:pPr>
+      <w:r>
+        <w:t xml:space="preserve">  bin no. = 0</w:t>
       </w:r>
     </w:p>
     <w:p>
@@ -2094,8 +2014,7 @@
         <w:pStyle w:val="code"/>
       </w:pPr>
       <w:r>
-        <w:tab/>
-        <w:t>bin no. = no. bins – 1</w:t>
+        <w:t xml:space="preserve">  bin no. = no. bins – 1</w:t>
       </w:r>
     </w:p>
     <w:p>
@@ -2109,10 +2028,9 @@
     <w:p>
       <w:pPr>
         <w:pStyle w:val="code"/>
-        <w:ind w:firstLine="720"/>
-      </w:pPr>
-      <w:r>
-        <w:t xml:space="preserve">bin no. = round((no. bins – 1) * (value – </w:t>
+      </w:pPr>
+      <w:r>
+        <w:t xml:space="preserve">  bin no. = round((no. bins – 1) * (value – </w:t>
       </w:r>
       <w:proofErr w:type="spellStart"/>
       <w:r>
@@ -2157,7 +2075,7 @@
     </w:p>
     <w:p>
       <w:r>
-        <w:t>Statistics of the histogram, including the count, minimum and maximum counts for all bins, and the mean and standard deviation of the histogram values are stored. The binary histogram data files are defined by the workbench, and have the following format:</w:t>
+        <w:t>Statistics of the histogram, including the total count, minimum and maximum counts for all bins are stored. The binary histogram data files are defined by the workbench, and have the following format:</w:t>
       </w:r>
     </w:p>
     <w:p>
@@ -2518,14 +2436,15 @@
                 <w:bCs w:val="0"/>
               </w:rPr>
             </w:pPr>
-            <w:bookmarkStart w:id="0" w:name="_Hlk108876369"/>
+            <w:proofErr w:type="spellStart"/>
             <w:r>
               <w:rPr>
                 <w:b w:val="0"/>
                 <w:bCs w:val="0"/>
               </w:rPr>
-              <w:t>mean</w:t>
-            </w:r>
+              <w:t>total_count</w:t>
+            </w:r>
+            <w:proofErr w:type="spellEnd"/>
           </w:p>
         </w:tc>
         <w:tc>
@@ -2538,7 +2457,7 @@
               <w:cnfStyle w:val="000000000000" w:firstRow="0" w:lastRow="0" w:firstColumn="0" w:lastColumn="0" w:oddVBand="0" w:evenVBand="0" w:oddHBand="0" w:evenHBand="0" w:firstRowFirstColumn="0" w:firstRowLastColumn="0" w:lastRowFirstColumn="0" w:lastRowLastColumn="0"/>
             </w:pPr>
             <w:r>
-              <w:t>32-bit float</w:t>
+              <w:t>32-bit integer</w:t>
             </w:r>
           </w:p>
         </w:tc>
@@ -2552,7 +2471,7 @@
               <w:cnfStyle w:val="000000000000" w:firstRow="0" w:lastRow="0" w:firstColumn="0" w:lastColumn="0" w:oddVBand="0" w:evenVBand="0" w:oddHBand="0" w:evenHBand="0" w:firstRowFirstColumn="0" w:firstRowLastColumn="0" w:lastRowFirstColumn="0" w:lastRowLastColumn="0"/>
             </w:pPr>
             <w:r>
-              <w:t>The mean for the histogram distribution</w:t>
+              <w:t>The total counts for all the bins</w:t>
             </w:r>
           </w:p>
         </w:tc>
@@ -2574,12 +2493,13 @@
                 <w:bCs w:val="0"/>
               </w:rPr>
             </w:pPr>
+            <w:bookmarkStart w:id="0" w:name="_Hlk108876369"/>
             <w:r>
               <w:rPr>
                 <w:b w:val="0"/>
                 <w:bCs w:val="0"/>
               </w:rPr>
-              <w:t>variance</w:t>
+              <w:t>mean</w:t>
             </w:r>
           </w:p>
         </w:tc>
@@ -2607,7 +2527,7 @@
               <w:cnfStyle w:val="000000100000" w:firstRow="0" w:lastRow="0" w:firstColumn="0" w:lastColumn="0" w:oddVBand="0" w:evenVBand="0" w:oddHBand="1" w:evenHBand="0" w:firstRowFirstColumn="0" w:firstRowLastColumn="0" w:lastRowFirstColumn="0" w:lastRowLastColumn="0"/>
             </w:pPr>
             <w:r>
-              <w:t>The variance for the histogram distribution</w:t>
+              <w:t>The mean for the histogram distribution</w:t>
             </w:r>
           </w:p>
         </w:tc>
@@ -2631,7 +2551,7 @@
                 <w:b w:val="0"/>
                 <w:bCs w:val="0"/>
               </w:rPr>
-              <w:t>sample variance</w:t>
+              <w:t>variance</w:t>
             </w:r>
           </w:p>
         </w:tc>
@@ -2659,7 +2579,7 @@
               <w:cnfStyle w:val="000000000000" w:firstRow="0" w:lastRow="0" w:firstColumn="0" w:lastColumn="0" w:oddVBand="0" w:evenVBand="0" w:oddHBand="0" w:evenHBand="0" w:firstRowFirstColumn="0" w:firstRowLastColumn="0" w:lastRowFirstColumn="0" w:lastRowLastColumn="0"/>
             </w:pPr>
             <w:r>
-              <w:t>The sample variance for the histogram distribution</w:t>
+              <w:t>The variance for the histogram distribution</w:t>
             </w:r>
           </w:p>
         </w:tc>
@@ -2686,7 +2606,7 @@
                 <w:b w:val="0"/>
                 <w:bCs w:val="0"/>
               </w:rPr>
-              <w:t>standard deviation</w:t>
+              <w:t>sample variance</w:t>
             </w:r>
           </w:p>
         </w:tc>
@@ -2714,12 +2634,11 @@
               <w:cnfStyle w:val="000000100000" w:firstRow="0" w:lastRow="0" w:firstColumn="0" w:lastColumn="0" w:oddVBand="0" w:evenVBand="0" w:oddHBand="1" w:evenHBand="0" w:firstRowFirstColumn="0" w:firstRowLastColumn="0" w:lastRowFirstColumn="0" w:lastRowLastColumn="0"/>
             </w:pPr>
             <w:r>
-              <w:t>The standard deviation for the histogram distribution</w:t>
-            </w:r>
-          </w:p>
-        </w:tc>
-      </w:tr>
-      <w:bookmarkEnd w:id="0"/>
+              <w:t>The sample variance for the histogram distribution</w:t>
+            </w:r>
+          </w:p>
+        </w:tc>
+      </w:tr>
       <w:tr>
         <w:tc>
           <w:tcPr>
@@ -2739,6 +2658,62 @@
                 <w:b w:val="0"/>
                 <w:bCs w:val="0"/>
               </w:rPr>
+              <w:t>standard deviation</w:t>
+            </w:r>
+          </w:p>
+        </w:tc>
+        <w:tc>
+          <w:tcPr>
+            <w:tcW w:w="0" w:type="auto"/>
+          </w:tcPr>
+          <w:p>
+            <w:pPr>
+              <w:pStyle w:val="NoSpacing"/>
+              <w:cnfStyle w:val="000000000000" w:firstRow="0" w:lastRow="0" w:firstColumn="0" w:lastColumn="0" w:oddVBand="0" w:evenVBand="0" w:oddHBand="0" w:evenHBand="0" w:firstRowFirstColumn="0" w:firstRowLastColumn="0" w:lastRowFirstColumn="0" w:lastRowLastColumn="0"/>
+            </w:pPr>
+            <w:r>
+              <w:t>32-bit float</w:t>
+            </w:r>
+          </w:p>
+        </w:tc>
+        <w:tc>
+          <w:tcPr>
+            <w:tcW w:w="0" w:type="auto"/>
+          </w:tcPr>
+          <w:p>
+            <w:pPr>
+              <w:pStyle w:val="NoSpacing"/>
+              <w:cnfStyle w:val="000000000000" w:firstRow="0" w:lastRow="0" w:firstColumn="0" w:lastColumn="0" w:oddVBand="0" w:evenVBand="0" w:oddHBand="0" w:evenHBand="0" w:firstRowFirstColumn="0" w:firstRowLastColumn="0" w:lastRowFirstColumn="0" w:lastRowLastColumn="0"/>
+            </w:pPr>
+            <w:r>
+              <w:t>The standard deviation for the histogram distribution</w:t>
+            </w:r>
+          </w:p>
+        </w:tc>
+      </w:tr>
+      <w:bookmarkEnd w:id="0"/>
+      <w:tr>
+        <w:trPr>
+          <w:cnfStyle w:val="000000100000" w:firstRow="0" w:lastRow="0" w:firstColumn="0" w:lastColumn="0" w:oddVBand="0" w:evenVBand="0" w:oddHBand="1" w:evenHBand="0" w:firstRowFirstColumn="0" w:firstRowLastColumn="0" w:lastRowFirstColumn="0" w:lastRowLastColumn="0"/>
+        </w:trPr>
+        <w:tc>
+          <w:tcPr>
+            <w:cnfStyle w:val="001000000000" w:firstRow="0" w:lastRow="0" w:firstColumn="1" w:lastColumn="0" w:oddVBand="0" w:evenVBand="0" w:oddHBand="0" w:evenHBand="0" w:firstRowFirstColumn="0" w:firstRowLastColumn="0" w:lastRowFirstColumn="0" w:lastRowLastColumn="0"/>
+            <w:tcW w:w="0" w:type="auto"/>
+          </w:tcPr>
+          <w:p>
+            <w:pPr>
+              <w:pStyle w:val="NoSpacing"/>
+              <w:rPr>
+                <w:b w:val="0"/>
+                <w:bCs w:val="0"/>
+              </w:rPr>
+            </w:pPr>
+            <w:r>
+              <w:rPr>
+                <w:b w:val="0"/>
+                <w:bCs w:val="0"/>
+              </w:rPr>
               <w:t>histogram data</w:t>
             </w:r>
           </w:p>
@@ -2750,7 +2725,7 @@
           <w:p>
             <w:pPr>
               <w:pStyle w:val="NoSpacing"/>
-              <w:cnfStyle w:val="000000000000" w:firstRow="0" w:lastRow="0" w:firstColumn="0" w:lastColumn="0" w:oddVBand="0" w:evenVBand="0" w:oddHBand="0" w:evenHBand="0" w:firstRowFirstColumn="0" w:firstRowLastColumn="0" w:lastRowFirstColumn="0" w:lastRowLastColumn="0"/>
+              <w:cnfStyle w:val="000000100000" w:firstRow="0" w:lastRow="0" w:firstColumn="0" w:lastColumn="0" w:oddVBand="0" w:evenVBand="0" w:oddHBand="1" w:evenHBand="0" w:firstRowFirstColumn="0" w:firstRowLastColumn="0" w:lastRowFirstColumn="0" w:lastRowLastColumn="0"/>
             </w:pPr>
             <w:r>
               <w:t>no. bins 32-bit integers</w:t>
@@ -2764,7 +2739,7 @@
           <w:p>
             <w:pPr>
               <w:pStyle w:val="NoSpacing"/>
-              <w:cnfStyle w:val="000000000000" w:firstRow="0" w:lastRow="0" w:firstColumn="0" w:lastColumn="0" w:oddVBand="0" w:evenVBand="0" w:oddHBand="0" w:evenHBand="0" w:firstRowFirstColumn="0" w:firstRowLastColumn="0" w:lastRowFirstColumn="0" w:lastRowLastColumn="0"/>
+              <w:cnfStyle w:val="000000100000" w:firstRow="0" w:lastRow="0" w:firstColumn="0" w:lastColumn="0" w:oddVBand="0" w:evenVBand="0" w:oddHBand="1" w:evenHBand="0" w:firstRowFirstColumn="0" w:firstRowLastColumn="0" w:lastRowFirstColumn="0" w:lastRowLastColumn="0"/>
             </w:pPr>
             <w:r>
               <w:t>The histogram bin data</w:t>
@@ -2783,6 +2758,7 @@
         <w:pStyle w:val="Heading3"/>
       </w:pPr>
       <w:r>
+        <w:lastRenderedPageBreak/>
         <w:t>Text histogram file format</w:t>
       </w:r>
     </w:p>
@@ -2825,13 +2801,20 @@
           <w:i/>
           <w:iCs/>
         </w:rPr>
-        <w:lastRenderedPageBreak/>
         <w:t xml:space="preserve">  bin-value bin-count</w:t>
       </w:r>
     </w:p>
     <w:p>
       <w:r>
-        <w:t xml:space="preserve">where the bin value is </w:t>
+        <w:t>where the bin (0..</w:t>
+      </w:r>
+      <w:proofErr w:type="spellStart"/>
+      <w:r>
+        <w:t>nbins</w:t>
+      </w:r>
+      <w:proofErr w:type="spellEnd"/>
+      <w:r>
+        <w:t xml:space="preserve">-1) value is </w:t>
       </w:r>
     </w:p>
     <w:p>
@@ -2895,7 +2878,7 @@
           <w:sz w:val="20"/>
           <w:szCs w:val="20"/>
         </w:rPr>
-        <w:t xml:space="preserve">) / </w:t>
+        <w:t>) / (</w:t>
       </w:r>
       <w:proofErr w:type="spellStart"/>
       <w:r>
@@ -2906,14 +2889,21 @@
         <w:t>nbins</w:t>
       </w:r>
       <w:proofErr w:type="spellEnd"/>
-    </w:p>
-    <w:p>
-      <w:pPr>
-        <w:pStyle w:val="code"/>
+      <w:r>
         <w:rPr>
           <w:sz w:val="20"/>
           <w:szCs w:val="20"/>
         </w:rPr>
+        <w:t xml:space="preserve"> – 1)</w:t>
+      </w:r>
+    </w:p>
+    <w:p>
+      <w:pPr>
+        <w:pStyle w:val="code"/>
+        <w:rPr>
+          <w:sz w:val="20"/>
+          <w:szCs w:val="20"/>
+        </w:rPr>
       </w:pPr>
     </w:p>
     <w:p>
@@ -2977,7 +2967,6 @@
         </w:rPr>
         <w:t xml:space="preserve">  plot './</w:t>
       </w:r>
-      <w:proofErr w:type="spellStart"/>
       <w:r>
         <w:rPr>
           <w:i/>
@@ -2985,9 +2974,9 @@
           <w:sz w:val="18"/>
           <w:szCs w:val="18"/>
         </w:rPr>
-        <w:t>ouput</w:t>
-      </w:r>
-      <w:proofErr w:type="spellEnd"/>
+        <w:t>output-</w:t>
+      </w:r>
+      <w:proofErr w:type="spellStart"/>
       <w:r>
         <w:rPr>
           <w:i/>
@@ -2995,14 +2984,22 @@
           <w:sz w:val="18"/>
           <w:szCs w:val="18"/>
         </w:rPr>
-        <w:t>-filename</w:t>
+        <w:t>filename</w:t>
       </w:r>
       <w:r>
         <w:rPr>
           <w:sz w:val="18"/>
           <w:szCs w:val="18"/>
         </w:rPr>
-        <w:t xml:space="preserve"> ' using </w:t>
+        <w:t>.txt</w:t>
+      </w:r>
+      <w:proofErr w:type="spellEnd"/>
+      <w:r>
+        <w:rPr>
+          <w:sz w:val="18"/>
+          <w:szCs w:val="18"/>
+        </w:rPr>
+        <w:t xml:space="preserve">' using </w:t>
       </w:r>
       <w:proofErr w:type="spellStart"/>
       <w:r>
@@ -3128,7 +3125,7 @@
     </w:p>
     <w:p>
       <w:r>
-        <w:t>The Hough accumulator data type contains the accumulated (rho, theta) values for the set of polar lines calculated for each point by the Hough algorithm. The number of angles is computed from the theta increment between sampled angles. The number of theta values is:</w:t>
+        <w:t>The Hough accumulator data type contains counts from the accumulated (rho, theta) values for the set of polar lines calculated for each point by the Hough algorithm. The number of angles is computed from the theta increment between sampled angles. The number of theta values is:</w:t>
       </w:r>
     </w:p>
     <w:p>
@@ -3144,31 +3141,77 @@
           <w:sz w:val="20"/>
           <w:szCs w:val="20"/>
         </w:rPr>
-        <w:t xml:space="preserve">  no. thetas = 180 / theta increment in degrees</w:t>
-      </w:r>
-    </w:p>
-    <w:p>
-      <w:pPr>
-        <w:pStyle w:val="Normalafterlist"/>
-      </w:pPr>
-      <w:r>
-        <w:t>The number of rho values for images is:</w:t>
-      </w:r>
-    </w:p>
-    <w:p>
-      <w:pPr>
-        <w:pStyle w:val="code"/>
+        <w:t xml:space="preserve">  </w:t>
+      </w:r>
+      <w:proofErr w:type="spellStart"/>
+      <w:r>
         <w:rPr>
           <w:sz w:val="20"/>
           <w:szCs w:val="20"/>
         </w:rPr>
-      </w:pPr>
+        <w:t>nthetas</w:t>
+      </w:r>
+      <w:proofErr w:type="spellEnd"/>
       <w:r>
         <w:rPr>
           <w:sz w:val="20"/>
           <w:szCs w:val="20"/>
         </w:rPr>
-        <w:t xml:space="preserve">  no. rho values = sqrt(image </w:t>
+        <w:t xml:space="preserve"> = </w:t>
+      </w:r>
+      <w:r>
+        <w:rPr>
+          <w:sz w:val="20"/>
+          <w:szCs w:val="20"/>
+        </w:rPr>
+        <w:t>no. theta values = 180 / theta increment in degrees</w:t>
+      </w:r>
+    </w:p>
+    <w:p>
+      <w:pPr>
+        <w:pStyle w:val="Normalafterlist"/>
+      </w:pPr>
+      <w:r>
+        <w:t>The number of rho values for images is:</w:t>
+      </w:r>
+    </w:p>
+    <w:p>
+      <w:pPr>
+        <w:pStyle w:val="code"/>
+        <w:rPr>
+          <w:sz w:val="20"/>
+          <w:szCs w:val="20"/>
+        </w:rPr>
+      </w:pPr>
+      <w:r>
+        <w:rPr>
+          <w:sz w:val="20"/>
+          <w:szCs w:val="20"/>
+        </w:rPr>
+        <w:t xml:space="preserve">  </w:t>
+      </w:r>
+      <w:proofErr w:type="spellStart"/>
+      <w:r>
+        <w:rPr>
+          <w:sz w:val="20"/>
+          <w:szCs w:val="20"/>
+        </w:rPr>
+        <w:t>max_rho</w:t>
+      </w:r>
+      <w:proofErr w:type="spellEnd"/>
+      <w:r>
+        <w:rPr>
+          <w:sz w:val="20"/>
+          <w:szCs w:val="20"/>
+        </w:rPr>
+        <w:t xml:space="preserve"> = </w:t>
+      </w:r>
+      <w:r>
+        <w:rPr>
+          <w:sz w:val="20"/>
+          <w:szCs w:val="20"/>
+        </w:rPr>
+        <w:t xml:space="preserve">no. rho values = sqrt(image </w:t>
       </w:r>
       <w:proofErr w:type="spellStart"/>
       <w:r>
@@ -3224,7 +3267,15 @@
         <w:pStyle w:val="Normalafterlist"/>
       </w:pPr>
       <w:r>
-        <w:t>Each rho bin corresponds to a rho with the value:</w:t>
+        <w:t xml:space="preserve">Each rho bin, indexed by </w:t>
+      </w:r>
+      <w:proofErr w:type="spellStart"/>
+      <w:r>
+        <w:t>rho_index</w:t>
+      </w:r>
+      <w:proofErr w:type="spellEnd"/>
+      <w:r>
+        <w:t>,  corresponds to a rho with the value:</w:t>
       </w:r>
     </w:p>
     <w:p>
@@ -3241,7 +3292,39 @@
           <w:sz w:val="20"/>
           <w:szCs w:val="20"/>
         </w:rPr>
-        <w:t xml:space="preserve"> rho = rho bin no. – no. rho values / 2</w:t>
+        <w:t xml:space="preserve"> rho = </w:t>
+      </w:r>
+      <w:proofErr w:type="spellStart"/>
+      <w:r>
+        <w:rPr>
+          <w:sz w:val="20"/>
+          <w:szCs w:val="20"/>
+        </w:rPr>
+        <w:t>rho_index</w:t>
+      </w:r>
+      <w:proofErr w:type="spellEnd"/>
+      <w:r>
+        <w:rPr>
+          <w:sz w:val="20"/>
+          <w:szCs w:val="20"/>
+        </w:rPr>
+        <w:t xml:space="preserve"> – </w:t>
+      </w:r>
+      <w:proofErr w:type="spellStart"/>
+      <w:r>
+        <w:rPr>
+          <w:sz w:val="20"/>
+          <w:szCs w:val="20"/>
+        </w:rPr>
+        <w:t>max_rho</w:t>
+      </w:r>
+      <w:proofErr w:type="spellEnd"/>
+      <w:r>
+        <w:rPr>
+          <w:sz w:val="20"/>
+          <w:szCs w:val="20"/>
+        </w:rPr>
+        <w:t xml:space="preserve"> / 2</w:t>
       </w:r>
     </w:p>
     <w:p>
@@ -3262,7 +3345,7 @@
       </w:r>
       <w:proofErr w:type="spellEnd"/>
       <w:r>
-        <w:t xml:space="preserve"> accumulator, including the count, and the minimum and maximum counts for all bins, are stored. The binary Hough accumulator data files are defined by the workbench, and have the following format:</w:t>
+        <w:t xml:space="preserve"> accumulator are stored. The binary Hough accumulator data files are defined by the workbench, and include the following fields:</w:t>
       </w:r>
     </w:p>
     <w:p>
@@ -3277,9 +3360,9 @@
         <w:tblLook w:val="04A0" w:firstRow="1" w:lastRow="0" w:firstColumn="1" w:lastColumn="0" w:noHBand="0" w:noVBand="1"/>
       </w:tblPr>
       <w:tblGrid>
-        <w:gridCol w:w="2216"/>
-        <w:gridCol w:w="2715"/>
-        <w:gridCol w:w="4419"/>
+        <w:gridCol w:w="2214"/>
+        <w:gridCol w:w="2713"/>
+        <w:gridCol w:w="4423"/>
       </w:tblGrid>
       <w:tr>
         <w:trPr>
@@ -3436,7 +3519,7 @@
               <w:cnfStyle w:val="000000000000" w:firstRow="0" w:lastRow="0" w:firstColumn="0" w:lastColumn="0" w:oddVBand="0" w:evenVBand="0" w:oddHBand="0" w:evenHBand="0" w:firstRowFirstColumn="0" w:firstRowLastColumn="0" w:lastRowFirstColumn="0" w:lastRowLastColumn="0"/>
             </w:pPr>
             <w:r>
-              <w:t xml:space="preserve">The number of angle thetas sampled = 180 / </w:t>
+              <w:t xml:space="preserve">The number of angles sampled = 180 / </w:t>
             </w:r>
             <w:proofErr w:type="spellStart"/>
             <w:r>
@@ -3498,7 +3581,7 @@
               <w:cnfStyle w:val="000000100000" w:firstRow="0" w:lastRow="0" w:firstColumn="0" w:lastColumn="0" w:oddVBand="0" w:evenVBand="0" w:oddHBand="1" w:evenHBand="0" w:firstRowFirstColumn="0" w:firstRowLastColumn="0" w:lastRowFirstColumn="0" w:lastRowLastColumn="0"/>
             </w:pPr>
             <w:r>
-              <w:t>The number of rho value bins</w:t>
+              <w:t>The number of rho values sampled</w:t>
             </w:r>
           </w:p>
         </w:tc>
@@ -3669,7 +3752,10 @@
             </w:r>
             <w:proofErr w:type="spellEnd"/>
             <w:r>
-              <w:t xml:space="preserve"> accumulator values</w:t>
+              <w:t xml:space="preserve"> accumulator </w:t>
+            </w:r>
+            <w:r>
+              <w:t>counts</w:t>
             </w:r>
           </w:p>
         </w:tc>
@@ -3732,7 +3818,10 @@
             </w:r>
             <w:proofErr w:type="spellEnd"/>
             <w:r>
-              <w:t xml:space="preserve"> accumulator values</w:t>
+              <w:t xml:space="preserve"> accumulator </w:t>
+            </w:r>
+            <w:r>
+              <w:t>counts</w:t>
             </w:r>
           </w:p>
         </w:tc>
@@ -3792,7 +3881,10 @@
             </w:r>
             <w:proofErr w:type="spellEnd"/>
             <w:r>
-              <w:t xml:space="preserve"> accumulator values</w:t>
+              <w:t xml:space="preserve"> accumulator </w:t>
+            </w:r>
+            <w:r>
+              <w:t>counts</w:t>
             </w:r>
           </w:p>
         </w:tc>
@@ -3819,6 +3911,7 @@
                 <w:b w:val="0"/>
                 <w:bCs w:val="0"/>
               </w:rPr>
+              <w:lastRenderedPageBreak/>
               <w:t>standard deviation</w:t>
             </w:r>
           </w:p>
@@ -3855,7 +3948,10 @@
             </w:r>
             <w:proofErr w:type="spellEnd"/>
             <w:r>
-              <w:t xml:space="preserve"> accumulator values</w:t>
+              <w:t xml:space="preserve"> accumulator </w:t>
+            </w:r>
+            <w:r>
+              <w:t>counts</w:t>
             </w:r>
           </w:p>
         </w:tc>
@@ -3880,7 +3976,6 @@
                 <w:b w:val="0"/>
                 <w:bCs w:val="0"/>
               </w:rPr>
-              <w:lastRenderedPageBreak/>
               <w:t>hough</w:t>
             </w:r>
             <w:proofErr w:type="spellEnd"/>
@@ -3946,7 +4041,13 @@
     </w:p>
     <w:p>
       <w:r>
-        <w:t>Hough accumulator data text files are stored as tab-delimited text files with the following format. These files can be imported into Microsoft Excel for review.</w:t>
+        <w:t xml:space="preserve">Hough accumulator </w:t>
+      </w:r>
+      <w:r>
+        <w:t xml:space="preserve">text </w:t>
+      </w:r>
+      <w:r>
+        <w:t>data is stored as tab-delimited text files with the following format. These files can be imported into Microsoft Excel for review.</w:t>
       </w:r>
     </w:p>
     <w:p>
@@ -3985,7 +4086,7 @@
       </w:r>
       <w:r>
         <w:tab/>
-        <w:t>theta value followed by the accumulator count for that theta and rho bin</w:t>
+        <w:t>theta degrees followed by the accumulator count for that theta and rho bin</w:t>
       </w:r>
     </w:p>
     <w:p>
@@ -4016,24 +4117,12 @@
         <w:pStyle w:val="Heading3"/>
       </w:pPr>
       <w:r>
-        <w:t>Hough peak</w:t>
-      </w:r>
-      <w:r>
-        <w:t xml:space="preserve"> </w:t>
-      </w:r>
-      <w:r>
-        <w:t>data binary file format</w:t>
-      </w:r>
-    </w:p>
-    <w:p>
-      <w:r>
-        <w:t xml:space="preserve">Statistics of the </w:t>
-      </w:r>
-      <w:r>
-        <w:t>H</w:t>
-      </w:r>
-      <w:r>
-        <w:t>ough accumulator, including the count, and the minimum and maximum counts for all bins, are stored. The binary Hough accumulator data files are defined by the workbench, and have the following format:</w:t>
+        <w:t>Hough peak data binary file format</w:t>
+      </w:r>
+    </w:p>
+    <w:p>
+      <w:r>
+        <w:t>The binary Hough peak binary data is defined by the workbench, and has the following format:</w:t>
       </w:r>
     </w:p>
     <w:tbl>
@@ -4219,42 +4308,18 @@
         <w:pStyle w:val="Heading3"/>
       </w:pPr>
       <w:r>
-        <w:t>Hough peak</w:t>
-      </w:r>
-      <w:r>
-        <w:t xml:space="preserve"> </w:t>
-      </w:r>
-      <w:r>
-        <w:t>data text file format</w:t>
-      </w:r>
-    </w:p>
-    <w:p>
-      <w:r>
-        <w:t xml:space="preserve">Hough peak data </w:t>
-      </w:r>
-      <w:r>
-        <w:t xml:space="preserve">text files are </w:t>
-      </w:r>
-      <w:r>
-        <w:t xml:space="preserve">stored </w:t>
-      </w:r>
-      <w:r>
-        <w:t>as tab-delimited</w:t>
-      </w:r>
-      <w:r>
-        <w:t xml:space="preserve"> text files with </w:t>
-      </w:r>
-      <w:r>
-        <w:t xml:space="preserve">each peak as a record in </w:t>
-      </w:r>
-      <w:r>
-        <w:t>the following format</w:t>
-      </w:r>
-      <w:r>
-        <w:t>:</w:t>
-      </w:r>
-      <w:r>
-        <w:t xml:space="preserve"> </w:t>
+        <w:t>Hough peak data text file format</w:t>
+      </w:r>
+    </w:p>
+    <w:p>
+      <w:r>
+        <w:t xml:space="preserve">Hough peak </w:t>
+      </w:r>
+      <w:r>
+        <w:t xml:space="preserve">text </w:t>
+      </w:r>
+      <w:r>
+        <w:t xml:space="preserve">data is stored as tab-delimited text files with each peak as a record in the following format: </w:t>
       </w:r>
     </w:p>
     <w:p>
@@ -4269,99 +4334,163 @@
           <w:i/>
           <w:iCs/>
         </w:rPr>
-        <w:t>peak-</w:t>
-      </w:r>
-      <w:r>
+        <w:t>peak-rho peak-theta peak-count</w:t>
+      </w:r>
+    </w:p>
+    <w:p>
+      <w:pPr>
+        <w:pStyle w:val="Heading1"/>
+      </w:pPr>
+      <w:r>
+        <w:t>Scripts</w:t>
+      </w:r>
+    </w:p>
+    <w:p>
+      <w:r>
+        <w:t>Scripts are written in JSON format to define the operators in an experiment. Experiments have this JSON format:</w:t>
+      </w:r>
+    </w:p>
+    <w:p>
+      <w:pPr>
+        <w:pStyle w:val="code"/>
+      </w:pPr>
+      <w:r>
+        <w:t>{</w:t>
+      </w:r>
+    </w:p>
+    <w:p>
+      <w:pPr>
+        <w:pStyle w:val="code"/>
+      </w:pPr>
+      <w:r>
+        <w:t xml:space="preserve">  "experiment": {</w:t>
+      </w:r>
+    </w:p>
+    <w:p>
+      <w:pPr>
+        <w:pStyle w:val="code"/>
+      </w:pPr>
+      <w:r>
+        <w:t xml:space="preserve">    "steps": [</w:t>
+      </w:r>
+    </w:p>
+    <w:p>
+      <w:pPr>
+        <w:pStyle w:val="code"/>
+      </w:pPr>
+      <w:r>
+        <w:t xml:space="preserve">      {</w:t>
+      </w:r>
+    </w:p>
+    <w:p>
+      <w:pPr>
+        <w:pStyle w:val="code"/>
         <w:rPr>
           <w:i/>
           <w:iCs/>
         </w:rPr>
-        <w:t>rho</w:t>
+      </w:pPr>
+      <w:r>
+        <w:t xml:space="preserve">        </w:t>
       </w:r>
       <w:r>
         <w:rPr>
           <w:i/>
           <w:iCs/>
         </w:rPr>
-        <w:t xml:space="preserve"> </w:t>
-      </w:r>
-      <w:r>
+        <w:t>step-definition</w:t>
+      </w:r>
+    </w:p>
+    <w:p>
+      <w:pPr>
+        <w:pStyle w:val="code"/>
+      </w:pPr>
+      <w:r>
+        <w:t xml:space="preserve">      },</w:t>
+      </w:r>
+    </w:p>
+    <w:p>
+      <w:pPr>
+        <w:pStyle w:val="code"/>
+      </w:pPr>
+      <w:r>
+        <w:t xml:space="preserve">      {</w:t>
+      </w:r>
+    </w:p>
+    <w:p>
+      <w:pPr>
+        <w:pStyle w:val="code"/>
         <w:rPr>
           <w:i/>
           <w:iCs/>
         </w:rPr>
-        <w:t>peak-theta</w:t>
+      </w:pPr>
+      <w:r>
+        <w:t xml:space="preserve">        </w:t>
       </w:r>
       <w:r>
         <w:rPr>
           <w:i/>
           <w:iCs/>
         </w:rPr>
-        <w:t xml:space="preserve"> </w:t>
-      </w:r>
-      <w:r>
+        <w:t>step-definition</w:t>
+      </w:r>
+    </w:p>
+    <w:p>
+      <w:pPr>
+        <w:pStyle w:val="code"/>
+      </w:pPr>
+      <w:r>
+        <w:t xml:space="preserve">      },</w:t>
+      </w:r>
+    </w:p>
+    <w:p>
+      <w:pPr>
+        <w:pStyle w:val="code"/>
         <w:rPr>
           <w:i/>
           <w:iCs/>
         </w:rPr>
-        <w:t>peak-count</w:t>
-      </w:r>
-    </w:p>
-    <w:p>
-      <w:pPr>
-        <w:pStyle w:val="Heading1"/>
-      </w:pPr>
-      <w:r>
-        <w:t>Scripts</w:t>
-      </w:r>
-    </w:p>
-    <w:p>
-      <w:r>
-        <w:t>Scripts are written in JSON format to define the operators in an experiment. Experiments have this JSON format:</w:t>
-      </w:r>
-    </w:p>
-    <w:p>
-      <w:pPr>
-        <w:pStyle w:val="code"/>
-      </w:pPr>
-      <w:r>
-        <w:t>{</w:t>
-      </w:r>
-    </w:p>
-    <w:p>
-      <w:pPr>
-        <w:pStyle w:val="code"/>
-      </w:pPr>
-      <w:r>
-        <w:t xml:space="preserve">  "experiment": {</w:t>
-      </w:r>
-    </w:p>
-    <w:p>
-      <w:pPr>
-        <w:pStyle w:val="code"/>
-      </w:pPr>
-      <w:r>
-        <w:t xml:space="preserve">    "steps": [</w:t>
-      </w:r>
-    </w:p>
-    <w:p>
-      <w:pPr>
-        <w:pStyle w:val="code"/>
-      </w:pPr>
-      <w:r>
-        <w:t xml:space="preserve">      {</w:t>
-      </w:r>
-    </w:p>
-    <w:p>
-      <w:pPr>
-        <w:pStyle w:val="code"/>
+      </w:pPr>
+      <w:r>
+        <w:t xml:space="preserve">      a</w:t>
+      </w:r>
+      <w:r>
         <w:rPr>
           <w:i/>
           <w:iCs/>
         </w:rPr>
-      </w:pPr>
-      <w:r>
-        <w:t xml:space="preserve">        </w:t>
+        <w:t>dditional-steps</w:t>
+      </w:r>
+    </w:p>
+    <w:p>
+      <w:pPr>
+        <w:pStyle w:val="code"/>
+      </w:pPr>
+      <w:r>
+        <w:t xml:space="preserve">    ]</w:t>
+      </w:r>
+    </w:p>
+    <w:p>
+      <w:pPr>
+        <w:pStyle w:val="code"/>
+      </w:pPr>
+      <w:r>
+        <w:t xml:space="preserve">  }</w:t>
+      </w:r>
+    </w:p>
+    <w:p>
+      <w:pPr>
+        <w:pStyle w:val="code"/>
+      </w:pPr>
+      <w:r>
+        <w:t>}</w:t>
+      </w:r>
+    </w:p>
+    <w:p/>
+    <w:p>
+      <w:r>
+        <w:t xml:space="preserve">Each </w:t>
       </w:r>
       <w:r>
         <w:rPr>
@@ -4370,13 +4499,16 @@
         </w:rPr>
         <w:t>step-definition</w:t>
       </w:r>
+      <w:r>
+        <w:t xml:space="preserve"> has the format:</w:t>
+      </w:r>
     </w:p>
     <w:p>
       <w:pPr>
         <w:pStyle w:val="code"/>
       </w:pPr>
       <w:r>
-        <w:t xml:space="preserve">      },</w:t>
+        <w:t xml:space="preserve">      {</w:t>
       </w:r>
     </w:p>
     <w:p>
@@ -4384,16 +4516,22 @@
         <w:pStyle w:val="code"/>
       </w:pPr>
       <w:r>
-        <w:t xml:space="preserve">      {</w:t>
-      </w:r>
-    </w:p>
-    <w:p>
-      <w:pPr>
-        <w:pStyle w:val="code"/>
+        <w:t xml:space="preserve">        "id": </w:t>
+      </w:r>
+      <w:r>
         <w:rPr>
           <w:i/>
           <w:iCs/>
         </w:rPr>
+        <w:t>step-index</w:t>
+      </w:r>
+      <w:r>
+        <w:t>,</w:t>
+      </w:r>
+    </w:p>
+    <w:p>
+      <w:pPr>
+        <w:pStyle w:val="code"/>
       </w:pPr>
       <w:r>
         <w:t xml:space="preserve">        </w:t>
@@ -4403,7 +4541,10 @@
           <w:i/>
           <w:iCs/>
         </w:rPr>
-        <w:t>step-definition</w:t>
+        <w:t>operator-applied</w:t>
+      </w:r>
+      <w:r>
+        <w:t>,</w:t>
       </w:r>
     </w:p>
     <w:p>
@@ -4411,26 +4552,56 @@
         <w:pStyle w:val="code"/>
       </w:pPr>
       <w:r>
-        <w:t xml:space="preserve">      },</w:t>
+        <w:t xml:space="preserve">        “</w:t>
+      </w:r>
+      <w:proofErr w:type="spellStart"/>
+      <w:r>
+        <w:t>intput</w:t>
+      </w:r>
+      <w:proofErr w:type="spellEnd"/>
+      <w:r>
+        <w:t>-data”: [</w:t>
       </w:r>
     </w:p>
     <w:p>
       <w:pPr>
         <w:pStyle w:val="code"/>
+      </w:pPr>
+      <w:r>
         <w:rPr>
           <w:i/>
           <w:iCs/>
         </w:rPr>
-      </w:pPr>
-      <w:r>
-        <w:t xml:space="preserve">      a</w:t>
-      </w:r>
+        <w:t xml:space="preserve">          input-data-descriptors</w:t>
+      </w:r>
+    </w:p>
+    <w:p>
+      <w:pPr>
+        <w:pStyle w:val="code"/>
+      </w:pPr>
+      <w:r>
+        <w:t xml:space="preserve">         ],  </w:t>
+      </w:r>
+    </w:p>
+    <w:p>
+      <w:pPr>
+        <w:pStyle w:val="code"/>
+      </w:pPr>
+      <w:r>
+        <w:t xml:space="preserve">        “output-data”: [</w:t>
+      </w:r>
+    </w:p>
+    <w:p>
+      <w:pPr>
+        <w:pStyle w:val="code"/>
+      </w:pPr>
       <w:r>
         <w:rPr>
           <w:i/>
           <w:iCs/>
         </w:rPr>
-        <w:t>dditional-steps</w:t>
+        <w:lastRenderedPageBreak/>
+        <w:t xml:space="preserve">          output-data-descriptors</w:t>
       </w:r>
     </w:p>
     <w:p>
@@ -4438,7 +4609,7 @@
         <w:pStyle w:val="code"/>
       </w:pPr>
       <w:r>
-        <w:t xml:space="preserve">    ]</w:t>
+        <w:t xml:space="preserve">         ],  </w:t>
       </w:r>
     </w:p>
     <w:p>
@@ -4446,65 +4617,26 @@
         <w:pStyle w:val="code"/>
       </w:pPr>
       <w:r>
-        <w:t xml:space="preserve">  }</w:t>
+        <w:t xml:space="preserve">        “parameters”: [</w:t>
       </w:r>
     </w:p>
     <w:p>
       <w:pPr>
         <w:pStyle w:val="code"/>
-      </w:pPr>
-      <w:r>
-        <w:t>}</w:t>
-      </w:r>
-    </w:p>
-    <w:p/>
-    <w:p>
-      <w:r>
-        <w:t>Each step is defined as:</w:t>
-      </w:r>
-    </w:p>
-    <w:p>
-      <w:pPr>
-        <w:pStyle w:val="code"/>
-      </w:pPr>
-      <w:r>
-        <w:t xml:space="preserve">      {</w:t>
-      </w:r>
-    </w:p>
-    <w:p>
-      <w:pPr>
-        <w:pStyle w:val="code"/>
-      </w:pPr>
-      <w:r>
-        <w:t xml:space="preserve">        "id": </w:t>
-      </w:r>
-      <w:r>
         <w:rPr>
           <w:i/>
           <w:iCs/>
         </w:rPr>
-        <w:t>step-index</w:t>
-      </w:r>
-      <w:r>
-        <w:t>,</w:t>
-      </w:r>
-    </w:p>
-    <w:p>
-      <w:pPr>
-        <w:pStyle w:val="code"/>
-      </w:pPr>
-      <w:r>
-        <w:t xml:space="preserve">        </w:t>
+      </w:pPr>
+      <w:r>
+        <w:t xml:space="preserve">          </w:t>
       </w:r>
       <w:r>
         <w:rPr>
           <w:i/>
           <w:iCs/>
         </w:rPr>
-        <w:t>operator-applied</w:t>
-      </w:r>
-      <w:r>
-        <w:t>,</w:t>
+        <w:t>parameters-applied</w:t>
       </w:r>
     </w:p>
     <w:p>
@@ -4512,117 +4644,35 @@
         <w:pStyle w:val="code"/>
       </w:pPr>
       <w:r>
-        <w:t xml:space="preserve">        “</w:t>
-      </w:r>
-      <w:proofErr w:type="spellStart"/>
-      <w:r>
-        <w:t>intput</w:t>
-      </w:r>
-      <w:proofErr w:type="spellEnd"/>
-      <w:r>
-        <w:t>-data”: [</w:t>
+        <w:t xml:space="preserve">         ]</w:t>
       </w:r>
     </w:p>
     <w:p>
       <w:pPr>
         <w:pStyle w:val="code"/>
       </w:pPr>
+      <w:r>
+        <w:t xml:space="preserve">      }</w:t>
+      </w:r>
+    </w:p>
+    <w:p>
+      <w:pPr>
+        <w:pStyle w:val="code"/>
+      </w:pPr>
+    </w:p>
+    <w:p>
+      <w:r>
+        <w:t xml:space="preserve">Each </w:t>
+      </w:r>
       <w:r>
         <w:rPr>
           <w:i/>
           <w:iCs/>
         </w:rPr>
-        <w:t xml:space="preserve">          input-data-descriptors</w:t>
-      </w:r>
-    </w:p>
-    <w:p>
-      <w:pPr>
-        <w:pStyle w:val="code"/>
-      </w:pPr>
-      <w:r>
-        <w:t xml:space="preserve">         ],  </w:t>
-      </w:r>
-    </w:p>
-    <w:p>
-      <w:pPr>
-        <w:pStyle w:val="code"/>
-      </w:pPr>
-      <w:r>
-        <w:lastRenderedPageBreak/>
-        <w:t xml:space="preserve">        “output-data”: [</w:t>
-      </w:r>
-    </w:p>
-    <w:p>
-      <w:pPr>
-        <w:pStyle w:val="code"/>
-      </w:pPr>
-      <w:r>
-        <w:rPr>
-          <w:i/>
-          <w:iCs/>
-        </w:rPr>
-        <w:t xml:space="preserve">          output-data-descriptors</w:t>
-      </w:r>
-    </w:p>
-    <w:p>
-      <w:pPr>
-        <w:pStyle w:val="code"/>
-      </w:pPr>
-      <w:r>
-        <w:t xml:space="preserve">         ],  </w:t>
-      </w:r>
-    </w:p>
-    <w:p>
-      <w:pPr>
-        <w:pStyle w:val="code"/>
-      </w:pPr>
-      <w:r>
-        <w:t xml:space="preserve">        “parameters”: [</w:t>
-      </w:r>
-    </w:p>
-    <w:p>
-      <w:pPr>
-        <w:pStyle w:val="code"/>
-        <w:rPr>
-          <w:i/>
-          <w:iCs/>
-        </w:rPr>
-      </w:pPr>
-      <w:r>
-        <w:t xml:space="preserve">          </w:t>
-      </w:r>
-      <w:r>
-        <w:rPr>
-          <w:i/>
-          <w:iCs/>
-        </w:rPr>
-        <w:t>parameters-applied</w:t>
-      </w:r>
-    </w:p>
-    <w:p>
-      <w:pPr>
-        <w:pStyle w:val="code"/>
-      </w:pPr>
-      <w:r>
-        <w:t xml:space="preserve">         ]</w:t>
-      </w:r>
-    </w:p>
-    <w:p>
-      <w:pPr>
-        <w:pStyle w:val="code"/>
-      </w:pPr>
-      <w:r>
-        <w:t xml:space="preserve">      }</w:t>
-      </w:r>
-    </w:p>
-    <w:p>
-      <w:pPr>
-        <w:pStyle w:val="code"/>
-      </w:pPr>
-    </w:p>
-    <w:p>
-      <w:r>
-        <w:t>Each operator is specified with:</w:t>
+        <w:t>operator-applied</w:t>
+      </w:r>
+      <w:r>
+        <w:t xml:space="preserve"> has the format:</w:t>
       </w:r>
     </w:p>
     <w:p>
@@ -4664,87 +4714,114 @@
     <w:p/>
     <w:p>
       <w:r>
-        <w:t>Input and output descriptors are specified with:</w:t>
-      </w:r>
-    </w:p>
-    <w:p>
-      <w:pPr>
-        <w:pStyle w:val="code"/>
-      </w:pPr>
-      <w:r>
-        <w:t xml:space="preserve">          {</w:t>
-      </w:r>
-    </w:p>
-    <w:p>
-      <w:pPr>
-        <w:pStyle w:val="code"/>
-      </w:pPr>
-      <w:r>
-        <w:t xml:space="preserve">            "id": </w:t>
+        <w:t xml:space="preserve">The </w:t>
       </w:r>
       <w:r>
         <w:rPr>
           <w:i/>
           <w:iCs/>
         </w:rPr>
-        <w:t>descriptor-index</w:t>
-      </w:r>
-      <w:r>
-        <w:t>,</w:t>
-      </w:r>
-    </w:p>
-    <w:p>
-      <w:pPr>
-        <w:pStyle w:val="code"/>
-      </w:pPr>
-      <w:r>
-        <w:t xml:space="preserve">            "type": "</w:t>
+        <w:t>input-data-descriptors</w:t>
+      </w:r>
+      <w:r>
+        <w:t xml:space="preserve"> and </w:t>
       </w:r>
       <w:r>
         <w:rPr>
           <w:i/>
           <w:iCs/>
         </w:rPr>
-        <w:t>data-type</w:t>
-      </w:r>
-      <w:r>
-        <w:t>,</w:t>
-      </w:r>
-    </w:p>
-    <w:p>
-      <w:pPr>
-        <w:pStyle w:val="code"/>
-      </w:pPr>
-      <w:r>
-        <w:t xml:space="preserve">            "repository": "</w:t>
+        <w:t>out</w:t>
       </w:r>
       <w:r>
         <w:rPr>
           <w:i/>
           <w:iCs/>
         </w:rPr>
-        <w:t>data-storage-location</w:t>
-      </w:r>
-      <w:r>
-        <w:t>",</w:t>
+        <w:t>put-data-descriptors</w:t>
+      </w:r>
+      <w:r>
+        <w:t xml:space="preserve"> are specified with:</w:t>
       </w:r>
     </w:p>
     <w:p>
       <w:pPr>
         <w:pStyle w:val="code"/>
+      </w:pPr>
+      <w:r>
+        <w:t xml:space="preserve">          {</w:t>
+      </w:r>
+    </w:p>
+    <w:p>
+      <w:pPr>
+        <w:pStyle w:val="code"/>
+      </w:pPr>
+      <w:r>
+        <w:t xml:space="preserve">            "id": </w:t>
+      </w:r>
+      <w:r>
         <w:rPr>
           <w:i/>
           <w:iCs/>
         </w:rPr>
-      </w:pPr>
-      <w:r>
-        <w:t xml:space="preserve">            </w:t>
+        <w:t>descriptor-index</w:t>
+      </w:r>
+      <w:r>
+        <w:t>,</w:t>
+      </w:r>
+    </w:p>
+    <w:p>
+      <w:pPr>
+        <w:pStyle w:val="code"/>
+      </w:pPr>
+      <w:r>
+        <w:t xml:space="preserve">            "type": "</w:t>
       </w:r>
       <w:r>
         <w:rPr>
           <w:i/>
           <w:iCs/>
         </w:rPr>
+        <w:t>data-type</w:t>
+      </w:r>
+      <w:r>
+        <w:t>,</w:t>
+      </w:r>
+    </w:p>
+    <w:p>
+      <w:pPr>
+        <w:pStyle w:val="code"/>
+      </w:pPr>
+      <w:r>
+        <w:t xml:space="preserve">            "repository": "</w:t>
+      </w:r>
+      <w:r>
+        <w:rPr>
+          <w:i/>
+          <w:iCs/>
+        </w:rPr>
+        <w:t>data-storage-location</w:t>
+      </w:r>
+      <w:r>
+        <w:t>",</w:t>
+      </w:r>
+    </w:p>
+    <w:p>
+      <w:pPr>
+        <w:pStyle w:val="code"/>
+        <w:rPr>
+          <w:i/>
+          <w:iCs/>
+        </w:rPr>
+      </w:pPr>
+      <w:r>
+        <w:t xml:space="preserve">            </w:t>
+      </w:r>
+      <w:r>
+        <w:rPr>
+          <w:i/>
+          <w:iCs/>
+        </w:rPr>
         <w:t>additional-data-descriptor-parameters</w:t>
       </w:r>
     </w:p>
@@ -4763,7 +4840,14 @@
     </w:p>
     <w:p>
       <w:r>
-        <w:t>Parameters are specified with text values:</w:t>
+        <w:rPr>
+          <w:i/>
+          <w:iCs/>
+        </w:rPr>
+        <w:t>parameters-applied</w:t>
+      </w:r>
+      <w:r>
+        <w:t xml:space="preserve"> are specified with text values:</w:t>
       </w:r>
     </w:p>
     <w:p>
@@ -5372,13 +5456,7 @@
               <w:cnfStyle w:val="000000000000" w:firstRow="0" w:lastRow="0" w:firstColumn="0" w:lastColumn="0" w:oddVBand="0" w:evenVBand="0" w:oddHBand="0" w:evenHBand="0" w:firstRowFirstColumn="0" w:firstRowLastColumn="0" w:lastRowFirstColumn="0" w:lastRowLastColumn="0"/>
             </w:pPr>
             <w:r>
-              <w:t xml:space="preserve">binary” for binary Hough </w:t>
-            </w:r>
-            <w:r>
-              <w:t>peak</w:t>
-            </w:r>
-            <w:r>
-              <w:t xml:space="preserve"> data</w:t>
+              <w:t>binary” for binary Hough peak data</w:t>
             </w:r>
           </w:p>
           <w:p>
@@ -5436,6 +5514,65 @@
     </w:p>
     <w:p>
       <w:pPr>
+        <w:pStyle w:val="Normalafterlist"/>
+      </w:pPr>
+      <w:r>
+        <w:t xml:space="preserve">The script code is found in </w:t>
+      </w:r>
+      <w:proofErr w:type="spellStart"/>
+      <w:r>
+        <w:t>Github</w:t>
+      </w:r>
+      <w:proofErr w:type="spellEnd"/>
+      <w:r>
+        <w:t xml:space="preserve"> at:</w:t>
+      </w:r>
+    </w:p>
+    <w:p>
+      <w:pPr>
+        <w:pStyle w:val="Normalafterlist"/>
+      </w:pPr>
+      <w:hyperlink r:id="rId16" w:history="1">
+        <w:r>
+          <w:rPr>
+            <w:rStyle w:val="Hyperlink"/>
+          </w:rPr>
+          <w:t>https://</w:t>
+        </w:r>
+        <w:proofErr w:type="spellStart"/>
+        <w:r>
+          <w:rPr>
+            <w:rStyle w:val="Hyperlink"/>
+          </w:rPr>
+          <w:t>github.com</w:t>
+        </w:r>
+        <w:proofErr w:type="spellEnd"/>
+        <w:r>
+          <w:rPr>
+            <w:rStyle w:val="Hyperlink"/>
+          </w:rPr>
+          <w:t>/kushnertodd/cv-workbench</w:t>
+        </w:r>
+      </w:hyperlink>
+    </w:p>
+    <w:p>
+      <w:pPr>
+        <w:pStyle w:val="Normalafterlist"/>
+      </w:pPr>
+      <w:r>
+        <w:t xml:space="preserve">The </w:t>
+      </w:r>
+      <w:proofErr w:type="spellStart"/>
+      <w:r>
+        <w:t>README.md</w:t>
+      </w:r>
+      <w:proofErr w:type="spellEnd"/>
+      <w:r>
+        <w:t xml:space="preserve"> has instructions for building the program.</w:t>
+      </w:r>
+    </w:p>
+    <w:p>
+      <w:pPr>
         <w:pStyle w:val="Heading2"/>
       </w:pPr>
       <w:r>
@@ -5451,7 +5588,17 @@
           <w:i/>
           <w:iCs/>
         </w:rPr>
-        <w:t xml:space="preserve"> script-</w:t>
+        <w:t xml:space="preserve"> </w:t>
+      </w:r>
+      <w:r>
+        <w:t>“</w:t>
+      </w:r>
+      <w:r>
+        <w:rPr>
+          <w:i/>
+          <w:iCs/>
+        </w:rPr>
+        <w:t>script-</w:t>
       </w:r>
       <w:proofErr w:type="spellStart"/>
       <w:r>
@@ -5480,6 +5627,14 @@
         <w:t>.log</w:t>
       </w:r>
       <w:proofErr w:type="spellEnd"/>
+      <w:r>
+        <w:rPr>
+          <w:rStyle w:val="codeChar"/>
+          <w:sz w:val="20"/>
+          <w:szCs w:val="20"/>
+        </w:rPr>
+        <w:t>”</w:t>
+      </w:r>
       <w:r>
         <w:t xml:space="preserve"> in the directory where the scripts are run. Each script run will log:</w:t>
       </w:r>
@@ -5541,61 +5696,7 @@
         </w:numPr>
       </w:pPr>
       <w:r>
-        <w:t xml:space="preserve">input experiment script JSON including: </w:t>
-      </w:r>
-    </w:p>
-    <w:p>
-      <w:pPr>
-        <w:pStyle w:val="ListParagraph"/>
-        <w:numPr>
-          <w:ilvl w:val="1"/>
-          <w:numId w:val="24"/>
-        </w:numPr>
-      </w:pPr>
-      <w:r>
-        <w:t>O</w:t>
-      </w:r>
-      <w:r>
-        <w:t>perator name</w:t>
-      </w:r>
-    </w:p>
-    <w:p>
-      <w:pPr>
-        <w:pStyle w:val="ListParagraph"/>
-        <w:numPr>
-          <w:ilvl w:val="1"/>
-          <w:numId w:val="24"/>
-        </w:numPr>
-      </w:pPr>
-      <w:r>
-        <w:t>Operator input and output data descriptor data</w:t>
-      </w:r>
-    </w:p>
-    <w:p>
-      <w:pPr>
-        <w:pStyle w:val="ListParagraph"/>
-        <w:numPr>
-          <w:ilvl w:val="1"/>
-          <w:numId w:val="24"/>
-        </w:numPr>
-      </w:pPr>
-      <w:r>
-        <w:t>Parameter values used</w:t>
-      </w:r>
-    </w:p>
-    <w:p>
-      <w:pPr>
-        <w:pStyle w:val="ListParagraph"/>
-        <w:numPr>
-          <w:ilvl w:val="1"/>
-          <w:numId w:val="24"/>
-        </w:numPr>
-      </w:pPr>
-      <w:r>
-        <w:t>O</w:t>
-      </w:r>
-      <w:r>
-        <w:t>perator run results added</w:t>
+        <w:t>experiment script steps with run results added</w:t>
       </w:r>
     </w:p>
     <w:p>
@@ -5608,354 +5709,6 @@
         <w:t>Input and output descriptor data will include standard data for each data type.</w:t>
       </w:r>
     </w:p>
-    <w:tbl>
-      <w:tblPr>
-        <w:tblStyle w:val="PlainTable1"/>
-        <w:tblW w:w="0" w:type="auto"/>
-        <w:tblLook w:val="04A0" w:firstRow="1" w:lastRow="0" w:firstColumn="1" w:lastColumn="0" w:noHBand="0" w:noVBand="1"/>
-      </w:tblPr>
-      <w:tblGrid>
-        <w:gridCol w:w="2796"/>
-        <w:gridCol w:w="1887"/>
-      </w:tblGrid>
-      <w:tr>
-        <w:trPr>
-          <w:cnfStyle w:val="100000000000" w:firstRow="1" w:lastRow="0" w:firstColumn="0" w:lastColumn="0" w:oddVBand="0" w:evenVBand="0" w:oddHBand="0" w:evenHBand="0" w:firstRowFirstColumn="0" w:firstRowLastColumn="0" w:lastRowFirstColumn="0" w:lastRowLastColumn="0"/>
-        </w:trPr>
-        <w:tc>
-          <w:tcPr>
-            <w:cnfStyle w:val="001000000000" w:firstRow="0" w:lastRow="0" w:firstColumn="1" w:lastColumn="0" w:oddVBand="0" w:evenVBand="0" w:oddHBand="0" w:evenHBand="0" w:firstRowFirstColumn="0" w:firstRowLastColumn="0" w:lastRowFirstColumn="0" w:lastRowLastColumn="0"/>
-            <w:tcW w:w="0" w:type="auto"/>
-          </w:tcPr>
-          <w:p>
-            <w:r>
-              <w:t>Data type</w:t>
-            </w:r>
-          </w:p>
-        </w:tc>
-        <w:tc>
-          <w:tcPr>
-            <w:tcW w:w="0" w:type="auto"/>
-          </w:tcPr>
-          <w:p>
-            <w:pPr>
-              <w:cnfStyle w:val="100000000000" w:firstRow="1" w:lastRow="0" w:firstColumn="0" w:lastColumn="0" w:oddVBand="0" w:evenVBand="0" w:oddHBand="0" w:evenHBand="0" w:firstRowFirstColumn="0" w:firstRowLastColumn="0" w:lastRowFirstColumn="0" w:lastRowLastColumn="0"/>
-            </w:pPr>
-            <w:r>
-              <w:t>Data logged</w:t>
-            </w:r>
-          </w:p>
-        </w:tc>
-      </w:tr>
-      <w:tr>
-        <w:trPr>
-          <w:cnfStyle w:val="000000100000" w:firstRow="0" w:lastRow="0" w:firstColumn="0" w:lastColumn="0" w:oddVBand="0" w:evenVBand="0" w:oddHBand="1" w:evenHBand="0" w:firstRowFirstColumn="0" w:firstRowLastColumn="0" w:lastRowFirstColumn="0" w:lastRowLastColumn="0"/>
-        </w:trPr>
-        <w:tc>
-          <w:tcPr>
-            <w:cnfStyle w:val="001000000000" w:firstRow="0" w:lastRow="0" w:firstColumn="1" w:lastColumn="0" w:oddVBand="0" w:evenVBand="0" w:oddHBand="0" w:evenHBand="0" w:firstRowFirstColumn="0" w:firstRowLastColumn="0" w:lastRowFirstColumn="0" w:lastRowLastColumn="0"/>
-            <w:tcW w:w="0" w:type="auto"/>
-          </w:tcPr>
-          <w:p>
-            <w:r>
-              <w:t>Image</w:t>
-            </w:r>
-          </w:p>
-        </w:tc>
-        <w:tc>
-          <w:tcPr>
-            <w:tcW w:w="0" w:type="auto"/>
-          </w:tcPr>
-          <w:p>
-            <w:pPr>
-              <w:pStyle w:val="tablebullet"/>
-              <w:cnfStyle w:val="000000100000" w:firstRow="0" w:lastRow="0" w:firstColumn="0" w:lastColumn="0" w:oddVBand="0" w:evenVBand="0" w:oddHBand="1" w:evenHBand="0" w:firstRowFirstColumn="0" w:firstRowLastColumn="0" w:lastRowFirstColumn="0" w:lastRowLastColumn="0"/>
-            </w:pPr>
-            <w:r>
-              <w:t>rows</w:t>
-            </w:r>
-          </w:p>
-          <w:p>
-            <w:pPr>
-              <w:pStyle w:val="tablebullet"/>
-              <w:cnfStyle w:val="000000100000" w:firstRow="0" w:lastRow="0" w:firstColumn="0" w:lastColumn="0" w:oddVBand="0" w:evenVBand="0" w:oddHBand="1" w:evenHBand="0" w:firstRowFirstColumn="0" w:firstRowLastColumn="0" w:lastRowFirstColumn="0" w:lastRowLastColumn="0"/>
-            </w:pPr>
-            <w:r>
-              <w:t>columns</w:t>
-            </w:r>
-          </w:p>
-          <w:p>
-            <w:pPr>
-              <w:pStyle w:val="tablebullet"/>
-              <w:cnfStyle w:val="000000100000" w:firstRow="0" w:lastRow="0" w:firstColumn="0" w:lastColumn="0" w:oddVBand="0" w:evenVBand="0" w:oddHBand="1" w:evenHBand="0" w:firstRowFirstColumn="0" w:firstRowLastColumn="0" w:lastRowFirstColumn="0" w:lastRowLastColumn="0"/>
-            </w:pPr>
-            <w:r>
-              <w:t>components</w:t>
-            </w:r>
-          </w:p>
-          <w:p>
-            <w:pPr>
-              <w:pStyle w:val="tablebullet"/>
-              <w:cnfStyle w:val="000000100000" w:firstRow="0" w:lastRow="0" w:firstColumn="0" w:lastColumn="0" w:oddVBand="0" w:evenVBand="0" w:oddHBand="1" w:evenHBand="0" w:firstRowFirstColumn="0" w:firstRowLastColumn="0" w:lastRowFirstColumn="0" w:lastRowLastColumn="0"/>
-            </w:pPr>
-            <w:r>
-              <w:t>depth</w:t>
-            </w:r>
-          </w:p>
-        </w:tc>
-      </w:tr>
-      <w:tr>
-        <w:tc>
-          <w:tcPr>
-            <w:cnfStyle w:val="001000000000" w:firstRow="0" w:lastRow="0" w:firstColumn="1" w:lastColumn="0" w:oddVBand="0" w:evenVBand="0" w:oddHBand="0" w:evenHBand="0" w:firstRowFirstColumn="0" w:firstRowLastColumn="0" w:lastRowFirstColumn="0" w:lastRowLastColumn="0"/>
-            <w:tcW w:w="0" w:type="auto"/>
-          </w:tcPr>
-          <w:p>
-            <w:r>
-              <w:t>Histogram</w:t>
-            </w:r>
-          </w:p>
-        </w:tc>
-        <w:tc>
-          <w:tcPr>
-            <w:tcW w:w="0" w:type="auto"/>
-          </w:tcPr>
-          <w:p>
-            <w:pPr>
-              <w:pStyle w:val="tablebullet"/>
-              <w:cnfStyle w:val="000000000000" w:firstRow="0" w:lastRow="0" w:firstColumn="0" w:lastColumn="0" w:oddVBand="0" w:evenVBand="0" w:oddHBand="0" w:evenHBand="0" w:firstRowFirstColumn="0" w:firstRowLastColumn="0" w:lastRowFirstColumn="0" w:lastRowLastColumn="0"/>
-            </w:pPr>
-            <w:r>
-              <w:t>no. bins</w:t>
-            </w:r>
-          </w:p>
-          <w:p>
-            <w:pPr>
-              <w:pStyle w:val="tablebullet"/>
-              <w:cnfStyle w:val="000000000000" w:firstRow="0" w:lastRow="0" w:firstColumn="0" w:lastColumn="0" w:oddVBand="0" w:evenVBand="0" w:oddHBand="0" w:evenHBand="0" w:firstRowFirstColumn="0" w:firstRowLastColumn="0" w:lastRowFirstColumn="0" w:lastRowLastColumn="0"/>
-            </w:pPr>
-            <w:proofErr w:type="spellStart"/>
-            <w:r>
-              <w:t>min_value</w:t>
-            </w:r>
-            <w:proofErr w:type="spellEnd"/>
-          </w:p>
-          <w:p>
-            <w:pPr>
-              <w:pStyle w:val="tablebullet"/>
-              <w:cnfStyle w:val="000000000000" w:firstRow="0" w:lastRow="0" w:firstColumn="0" w:lastColumn="0" w:oddVBand="0" w:evenVBand="0" w:oddHBand="0" w:evenHBand="0" w:firstRowFirstColumn="0" w:firstRowLastColumn="0" w:lastRowFirstColumn="0" w:lastRowLastColumn="0"/>
-            </w:pPr>
-            <w:proofErr w:type="spellStart"/>
-            <w:r>
-              <w:t>max_value</w:t>
-            </w:r>
-            <w:proofErr w:type="spellEnd"/>
-          </w:p>
-          <w:p>
-            <w:pPr>
-              <w:pStyle w:val="tablebullet"/>
-              <w:cnfStyle w:val="000000000000" w:firstRow="0" w:lastRow="0" w:firstColumn="0" w:lastColumn="0" w:oddVBand="0" w:evenVBand="0" w:oddHBand="0" w:evenHBand="0" w:firstRowFirstColumn="0" w:firstRowLastColumn="0" w:lastRowFirstColumn="0" w:lastRowLastColumn="0"/>
-            </w:pPr>
-            <w:proofErr w:type="spellStart"/>
-            <w:r>
-              <w:t>min_count</w:t>
-            </w:r>
-            <w:proofErr w:type="spellEnd"/>
-          </w:p>
-          <w:p>
-            <w:pPr>
-              <w:pStyle w:val="tablebullet"/>
-              <w:cnfStyle w:val="000000000000" w:firstRow="0" w:lastRow="0" w:firstColumn="0" w:lastColumn="0" w:oddVBand="0" w:evenVBand="0" w:oddHBand="0" w:evenHBand="0" w:firstRowFirstColumn="0" w:firstRowLastColumn="0" w:lastRowFirstColumn="0" w:lastRowLastColumn="0"/>
-            </w:pPr>
-            <w:proofErr w:type="spellStart"/>
-            <w:r>
-              <w:t>max_count</w:t>
-            </w:r>
-            <w:proofErr w:type="spellEnd"/>
-          </w:p>
-          <w:p>
-            <w:pPr>
-              <w:pStyle w:val="tablebullet"/>
-              <w:cnfStyle w:val="000000000000" w:firstRow="0" w:lastRow="0" w:firstColumn="0" w:lastColumn="0" w:oddVBand="0" w:evenVBand="0" w:oddHBand="0" w:evenHBand="0" w:firstRowFirstColumn="0" w:firstRowLastColumn="0" w:lastRowFirstColumn="0" w:lastRowLastColumn="0"/>
-            </w:pPr>
-            <w:r>
-              <w:t>mean</w:t>
-            </w:r>
-          </w:p>
-          <w:p>
-            <w:pPr>
-              <w:pStyle w:val="tablebullet"/>
-              <w:cnfStyle w:val="000000000000" w:firstRow="0" w:lastRow="0" w:firstColumn="0" w:lastColumn="0" w:oddVBand="0" w:evenVBand="0" w:oddHBand="0" w:evenHBand="0" w:firstRowFirstColumn="0" w:firstRowLastColumn="0" w:lastRowFirstColumn="0" w:lastRowLastColumn="0"/>
-            </w:pPr>
-            <w:r>
-              <w:t>variance</w:t>
-            </w:r>
-          </w:p>
-          <w:p>
-            <w:pPr>
-              <w:pStyle w:val="tablebullet"/>
-              <w:cnfStyle w:val="000000000000" w:firstRow="0" w:lastRow="0" w:firstColumn="0" w:lastColumn="0" w:oddVBand="0" w:evenVBand="0" w:oddHBand="0" w:evenHBand="0" w:firstRowFirstColumn="0" w:firstRowLastColumn="0" w:lastRowFirstColumn="0" w:lastRowLastColumn="0"/>
-            </w:pPr>
-            <w:r>
-              <w:t>sample variance</w:t>
-            </w:r>
-          </w:p>
-          <w:p>
-            <w:pPr>
-              <w:pStyle w:val="tablebullet"/>
-              <w:cnfStyle w:val="000000000000" w:firstRow="0" w:lastRow="0" w:firstColumn="0" w:lastColumn="0" w:oddVBand="0" w:evenVBand="0" w:oddHBand="0" w:evenHBand="0" w:firstRowFirstColumn="0" w:firstRowLastColumn="0" w:lastRowFirstColumn="0" w:lastRowLastColumn="0"/>
-            </w:pPr>
-            <w:r>
-              <w:t>standard deviation</w:t>
-            </w:r>
-          </w:p>
-        </w:tc>
-      </w:tr>
-      <w:tr>
-        <w:trPr>
-          <w:cnfStyle w:val="000000100000" w:firstRow="0" w:lastRow="0" w:firstColumn="0" w:lastColumn="0" w:oddVBand="0" w:evenVBand="0" w:oddHBand="1" w:evenHBand="0" w:firstRowFirstColumn="0" w:firstRowLastColumn="0" w:lastRowFirstColumn="0" w:lastRowLastColumn="0"/>
-        </w:trPr>
-        <w:tc>
-          <w:tcPr>
-            <w:cnfStyle w:val="001000000000" w:firstRow="0" w:lastRow="0" w:firstColumn="1" w:lastColumn="0" w:oddVBand="0" w:evenVBand="0" w:oddHBand="0" w:evenHBand="0" w:firstRowFirstColumn="0" w:firstRowLastColumn="0" w:lastRowFirstColumn="0" w:lastRowLastColumn="0"/>
-            <w:tcW w:w="0" w:type="auto"/>
-          </w:tcPr>
-          <w:p>
-            <w:r>
-              <w:t>Hough accumulator data</w:t>
-            </w:r>
-          </w:p>
-        </w:tc>
-        <w:tc>
-          <w:tcPr>
-            <w:tcW w:w="0" w:type="auto"/>
-          </w:tcPr>
-          <w:p>
-            <w:pPr>
-              <w:pStyle w:val="tablebullet"/>
-              <w:cnfStyle w:val="000000100000" w:firstRow="0" w:lastRow="0" w:firstColumn="0" w:lastColumn="0" w:oddVBand="0" w:evenVBand="0" w:oddHBand="1" w:evenHBand="0" w:firstRowFirstColumn="0" w:firstRowLastColumn="0" w:lastRowFirstColumn="0" w:lastRowLastColumn="0"/>
-            </w:pPr>
-            <w:proofErr w:type="spellStart"/>
-            <w:r>
-              <w:t>theta_inc</w:t>
-            </w:r>
-            <w:proofErr w:type="spellEnd"/>
-          </w:p>
-          <w:p>
-            <w:pPr>
-              <w:pStyle w:val="tablebullet"/>
-              <w:cnfStyle w:val="000000100000" w:firstRow="0" w:lastRow="0" w:firstColumn="0" w:lastColumn="0" w:oddVBand="0" w:evenVBand="0" w:oddHBand="1" w:evenHBand="0" w:firstRowFirstColumn="0" w:firstRowLastColumn="0" w:lastRowFirstColumn="0" w:lastRowLastColumn="0"/>
-            </w:pPr>
-            <w:r>
-              <w:t>n</w:t>
-            </w:r>
-            <w:r>
-              <w:t xml:space="preserve">o. </w:t>
-            </w:r>
-            <w:r>
-              <w:t>thetas</w:t>
-            </w:r>
-          </w:p>
-          <w:p>
-            <w:pPr>
-              <w:pStyle w:val="tablebullet"/>
-              <w:cnfStyle w:val="000000100000" w:firstRow="0" w:lastRow="0" w:firstColumn="0" w:lastColumn="0" w:oddVBand="0" w:evenVBand="0" w:oddHBand="1" w:evenHBand="0" w:firstRowFirstColumn="0" w:firstRowLastColumn="0" w:lastRowFirstColumn="0" w:lastRowLastColumn="0"/>
-            </w:pPr>
-            <w:proofErr w:type="spellStart"/>
-            <w:r>
-              <w:t>max_rho</w:t>
-            </w:r>
-            <w:proofErr w:type="spellEnd"/>
-          </w:p>
-          <w:p>
-            <w:pPr>
-              <w:pStyle w:val="tablebullet"/>
-              <w:cnfStyle w:val="000000100000" w:firstRow="0" w:lastRow="0" w:firstColumn="0" w:lastColumn="0" w:oddVBand="0" w:evenVBand="0" w:oddHBand="1" w:evenHBand="0" w:firstRowFirstColumn="0" w:firstRowLastColumn="0" w:lastRowFirstColumn="0" w:lastRowLastColumn="0"/>
-            </w:pPr>
-            <w:proofErr w:type="spellStart"/>
-            <w:r>
-              <w:t>min_count</w:t>
-            </w:r>
-            <w:proofErr w:type="spellEnd"/>
-          </w:p>
-          <w:p>
-            <w:pPr>
-              <w:pStyle w:val="tablebullet"/>
-              <w:cnfStyle w:val="000000100000" w:firstRow="0" w:lastRow="0" w:firstColumn="0" w:lastColumn="0" w:oddVBand="0" w:evenVBand="0" w:oddHBand="1" w:evenHBand="0" w:firstRowFirstColumn="0" w:firstRowLastColumn="0" w:lastRowFirstColumn="0" w:lastRowLastColumn="0"/>
-            </w:pPr>
-            <w:proofErr w:type="spellStart"/>
-            <w:r>
-              <w:t>max_count</w:t>
-            </w:r>
-            <w:proofErr w:type="spellEnd"/>
-          </w:p>
-          <w:p>
-            <w:pPr>
-              <w:pStyle w:val="tablebullet"/>
-              <w:cnfStyle w:val="000000100000" w:firstRow="0" w:lastRow="0" w:firstColumn="0" w:lastColumn="0" w:oddVBand="0" w:evenVBand="0" w:oddHBand="1" w:evenHBand="0" w:firstRowFirstColumn="0" w:firstRowLastColumn="0" w:lastRowFirstColumn="0" w:lastRowLastColumn="0"/>
-            </w:pPr>
-            <w:r>
-              <w:t>mean</w:t>
-            </w:r>
-          </w:p>
-          <w:p>
-            <w:pPr>
-              <w:pStyle w:val="tablebullet"/>
-              <w:cnfStyle w:val="000000100000" w:firstRow="0" w:lastRow="0" w:firstColumn="0" w:lastColumn="0" w:oddVBand="0" w:evenVBand="0" w:oddHBand="1" w:evenHBand="0" w:firstRowFirstColumn="0" w:firstRowLastColumn="0" w:lastRowFirstColumn="0" w:lastRowLastColumn="0"/>
-            </w:pPr>
-            <w:r>
-              <w:t>variance</w:t>
-            </w:r>
-          </w:p>
-          <w:p>
-            <w:pPr>
-              <w:pStyle w:val="tablebullet"/>
-              <w:cnfStyle w:val="000000100000" w:firstRow="0" w:lastRow="0" w:firstColumn="0" w:lastColumn="0" w:oddVBand="0" w:evenVBand="0" w:oddHBand="1" w:evenHBand="0" w:firstRowFirstColumn="0" w:firstRowLastColumn="0" w:lastRowFirstColumn="0" w:lastRowLastColumn="0"/>
-            </w:pPr>
-            <w:r>
-              <w:t>sample variance</w:t>
-            </w:r>
-          </w:p>
-          <w:p>
-            <w:pPr>
-              <w:pStyle w:val="tablebullet"/>
-              <w:cnfStyle w:val="000000100000" w:firstRow="0" w:lastRow="0" w:firstColumn="0" w:lastColumn="0" w:oddVBand="0" w:evenVBand="0" w:oddHBand="1" w:evenHBand="0" w:firstRowFirstColumn="0" w:firstRowLastColumn="0" w:lastRowFirstColumn="0" w:lastRowLastColumn="0"/>
-            </w:pPr>
-            <w:r>
-              <w:t>standard deviation</w:t>
-            </w:r>
-          </w:p>
-        </w:tc>
-      </w:tr>
-      <w:tr>
-        <w:tc>
-          <w:tcPr>
-            <w:cnfStyle w:val="001000000000" w:firstRow="0" w:lastRow="0" w:firstColumn="1" w:lastColumn="0" w:oddVBand="0" w:evenVBand="0" w:oddHBand="0" w:evenHBand="0" w:firstRowFirstColumn="0" w:firstRowLastColumn="0" w:lastRowFirstColumn="0" w:lastRowLastColumn="0"/>
-            <w:tcW w:w="0" w:type="auto"/>
-          </w:tcPr>
-          <w:p>
-            <w:r>
-              <w:t>Hough peaks</w:t>
-            </w:r>
-          </w:p>
-        </w:tc>
-        <w:tc>
-          <w:tcPr>
-            <w:tcW w:w="0" w:type="auto"/>
-          </w:tcPr>
-          <w:p>
-            <w:pPr>
-              <w:pStyle w:val="tablebullet"/>
-              <w:cnfStyle w:val="000000000000" w:firstRow="0" w:lastRow="0" w:firstColumn="0" w:lastColumn="0" w:oddVBand="0" w:evenVBand="0" w:oddHBand="0" w:evenHBand="0" w:firstRowFirstColumn="0" w:firstRowLastColumn="0" w:lastRowFirstColumn="0" w:lastRowLastColumn="0"/>
-            </w:pPr>
-            <w:r>
-              <w:t>no. peaks</w:t>
-            </w:r>
-          </w:p>
-        </w:tc>
-      </w:tr>
-    </w:tbl>
-    <w:p/>
     <w:p>
       <w:pPr>
         <w:pStyle w:val="Heading2"/>
@@ -5998,7 +5751,6 @@
           <w:sz w:val="16"/>
           <w:szCs w:val="16"/>
         </w:rPr>
-        <w:lastRenderedPageBreak/>
         <w:t>{</w:t>
       </w:r>
     </w:p>
@@ -7234,7 +6986,6 @@
           <w:sz w:val="16"/>
           <w:szCs w:val="16"/>
         </w:rPr>
-        <w:lastRenderedPageBreak/>
         <w:t xml:space="preserve">  "id": 1,</w:t>
       </w:r>
     </w:p>
@@ -8001,6 +7752,7 @@
           <w:sz w:val="24"/>
           <w:szCs w:val="24"/>
         </w:rPr>
+        <w:lastRenderedPageBreak/>
         <w:t>The significant elements of the script are:</w:t>
       </w:r>
     </w:p>
@@ -8559,7 +8311,6 @@
         <w:pStyle w:val="Heading1"/>
       </w:pPr>
       <w:r>
-        <w:lastRenderedPageBreak/>
         <w:t>Operators</w:t>
       </w:r>
     </w:p>
@@ -8985,10 +8736,7 @@
               <w:cnfStyle w:val="000000100000" w:firstRow="0" w:lastRow="0" w:firstColumn="0" w:lastColumn="0" w:oddVBand="0" w:evenVBand="0" w:oddHBand="1" w:evenHBand="0" w:firstRowFirstColumn="0" w:firstRowLastColumn="0" w:lastRowFirstColumn="0" w:lastRowLastColumn="0"/>
             </w:pPr>
             <w:r>
-              <w:t>Histogram Hough accumulator</w:t>
-            </w:r>
-            <w:r>
-              <w:t xml:space="preserve"> counts </w:t>
+              <w:t xml:space="preserve">Histogram Hough accumulator counts </w:t>
             </w:r>
           </w:p>
         </w:tc>
@@ -9409,7 +9157,11 @@
             </w:r>
             <w:proofErr w:type="spellEnd"/>
             <w:r>
-              <w:t xml:space="preserve"> image intensities from an input intensity range to an output intensity range. Output images may be JPEG </w:t>
+              <w:t xml:space="preserve"> image intensities from an input intensity range to an output intensity range. </w:t>
+            </w:r>
+            <w:r>
+              <w:lastRenderedPageBreak/>
+              <w:t xml:space="preserve">Output images may be JPEG </w:t>
             </w:r>
             <w:proofErr w:type="spellStart"/>
             <w:r>
@@ -9447,14 +9199,6 @@
     <w:p>
       <w:pPr>
         <w:pStyle w:val="Heading2"/>
-      </w:pPr>
-      <w:r>
-        <w:t>Operator Descriptions</w:t>
-      </w:r>
-    </w:p>
-    <w:p>
-      <w:pPr>
-        <w:pStyle w:val="Heading3"/>
       </w:pPr>
       <w:r>
         <w:t>filter-edge-kirsch Operator</w:t>
@@ -10012,7 +9756,6 @@
           </w:tcPr>
           <w:p>
             <w:r>
-              <w:lastRenderedPageBreak/>
               <w:t>parameter</w:t>
             </w:r>
           </w:p>
@@ -10475,10 +10218,7 @@
               <w:cnfStyle w:val="000000100000" w:firstRow="0" w:lastRow="0" w:firstColumn="0" w:lastColumn="0" w:oddVBand="0" w:evenVBand="0" w:oddHBand="1" w:evenHBand="0" w:firstRowFirstColumn="0" w:firstRowLastColumn="0" w:lastRowFirstColumn="0" w:lastRowLastColumn="0"/>
             </w:pPr>
             <w:r>
-              <w:t>maximum</w:t>
-            </w:r>
-            <w:r>
-              <w:t xml:space="preserve"> pixel value</w:t>
+              <w:t>maximum pixel value</w:t>
             </w:r>
           </w:p>
         </w:tc>
@@ -10615,9 +10355,10 @@
     </w:tbl>
     <w:p>
       <w:pPr>
-        <w:pStyle w:val="Heading3"/>
-      </w:pPr>
-      <w:r>
+        <w:pStyle w:val="Heading2"/>
+      </w:pPr>
+      <w:r>
+        <w:lastRenderedPageBreak/>
         <w:t>filter-edge-</w:t>
       </w:r>
       <w:proofErr w:type="spellStart"/>
@@ -10880,10 +10621,7 @@
               <w:cnfStyle w:val="000000100000" w:firstRow="0" w:lastRow="0" w:firstColumn="0" w:lastColumn="0" w:oddVBand="0" w:evenVBand="0" w:oddHBand="1" w:evenHBand="0" w:firstRowFirstColumn="0" w:firstRowLastColumn="0" w:lastRowFirstColumn="0" w:lastRowLastColumn="0"/>
             </w:pPr>
             <w:r>
-              <w:t>“jpeg”</w:t>
-            </w:r>
-            <w:r>
-              <w:t xml:space="preserve"> or “binary” </w:t>
+              <w:t xml:space="preserve">“jpeg” or “binary” </w:t>
             </w:r>
           </w:p>
         </w:tc>
@@ -10920,10 +10658,7 @@
             </w:r>
             <w:proofErr w:type="spellEnd"/>
             <w:r>
-              <w:t xml:space="preserve"> </w:t>
-            </w:r>
-            <w:r>
-              <w:t>intensity image</w:t>
+              <w:t xml:space="preserve"> intensity image</w:t>
             </w:r>
           </w:p>
         </w:tc>
@@ -11143,6 +10878,8 @@
       <w:tr>
         <w:trPr>
           <w:cnfStyle w:val="100000000000" w:firstRow="1" w:lastRow="0" w:firstColumn="0" w:lastColumn="0" w:oddVBand="0" w:evenVBand="0" w:oddHBand="0" w:evenHBand="0" w:firstRowFirstColumn="0" w:firstRowLastColumn="0" w:lastRowFirstColumn="0" w:lastRowLastColumn="0"/>
+          <w:cantSplit/>
+          <w:tblHeader/>
         </w:trPr>
         <w:tc>
           <w:tcPr>
@@ -11274,7 +11011,6 @@
                 <w:b w:val="0"/>
                 <w:bCs w:val="0"/>
               </w:rPr>
-              <w:lastRenderedPageBreak/>
               <w:t>components</w:t>
             </w:r>
           </w:p>
@@ -11638,7 +11374,7 @@
     </w:tbl>
     <w:p>
       <w:pPr>
-        <w:pStyle w:val="Heading3"/>
+        <w:pStyle w:val="Heading2"/>
       </w:pPr>
       <w:r>
         <w:t>filter-edge-</w:t>
@@ -12162,6 +11898,8 @@
       <w:tr>
         <w:trPr>
           <w:cnfStyle w:val="100000000000" w:firstRow="1" w:lastRow="0" w:firstColumn="0" w:lastColumn="0" w:oddVBand="0" w:evenVBand="0" w:oddHBand="0" w:evenHBand="0" w:firstRowFirstColumn="0" w:firstRowLastColumn="0" w:lastRowFirstColumn="0" w:lastRowLastColumn="0"/>
+          <w:cantSplit/>
+          <w:tblHeader/>
         </w:trPr>
         <w:tc>
           <w:tcPr>
@@ -12504,7 +12242,6 @@
             </w:pPr>
             <w:proofErr w:type="spellStart"/>
             <w:r>
-              <w:lastRenderedPageBreak/>
               <w:t>max_value</w:t>
             </w:r>
             <w:proofErr w:type="spellEnd"/>
@@ -12657,7 +12394,7 @@
     </w:tbl>
     <w:p>
       <w:pPr>
-        <w:pStyle w:val="Heading3"/>
+        <w:pStyle w:val="Heading2"/>
       </w:pPr>
       <w:r>
         <w:t>filter-edge-</w:t>
@@ -12974,6 +12711,7 @@
           </w:tcPr>
           <w:p>
             <w:r>
+              <w:lastRenderedPageBreak/>
               <w:t>output</w:t>
             </w:r>
           </w:p>
@@ -13677,10 +13415,9 @@
     </w:tbl>
     <w:p>
       <w:pPr>
-        <w:pStyle w:val="Heading3"/>
-      </w:pPr>
-      <w:r>
-        <w:lastRenderedPageBreak/>
+        <w:pStyle w:val="Heading2"/>
+      </w:pPr>
+      <w:r>
         <w:t>histogram-image-create Operator</w:t>
       </w:r>
     </w:p>
@@ -13945,10 +13682,7 @@
               <w:cnfStyle w:val="000000000000" w:firstRow="0" w:lastRow="0" w:firstColumn="0" w:lastColumn="0" w:oddVBand="0" w:evenVBand="0" w:oddHBand="0" w:evenHBand="0" w:firstRowFirstColumn="0" w:firstRowLastColumn="0" w:lastRowFirstColumn="0" w:lastRowLastColumn="0"/>
             </w:pPr>
             <w:r>
-              <w:t>output image</w:t>
-            </w:r>
-            <w:r>
-              <w:t xml:space="preserve"> histogram</w:t>
+              <w:t>output image histogram</w:t>
             </w:r>
           </w:p>
         </w:tc>
@@ -13968,12 +13702,13 @@
       </w:tblPr>
       <w:tblGrid>
         <w:gridCol w:w="1427"/>
-        <w:gridCol w:w="1415"/>
         <w:gridCol w:w="5890"/>
       </w:tblGrid>
       <w:tr>
         <w:trPr>
           <w:cnfStyle w:val="100000000000" w:firstRow="1" w:lastRow="0" w:firstColumn="0" w:lastColumn="0" w:oddVBand="0" w:evenVBand="0" w:oddHBand="0" w:evenHBand="0" w:firstRowFirstColumn="0" w:firstRowLastColumn="0" w:lastRowFirstColumn="0" w:lastRowLastColumn="0"/>
+          <w:cantSplit/>
+          <w:tblHeader/>
         </w:trPr>
         <w:tc>
           <w:tcPr>
@@ -13983,19 +13718,6 @@
           <w:p>
             <w:r>
               <w:t>parameter</w:t>
-            </w:r>
-          </w:p>
-        </w:tc>
-        <w:tc>
-          <w:tcPr>
-            <w:tcW w:w="0" w:type="auto"/>
-          </w:tcPr>
-          <w:p>
-            <w:pPr>
-              <w:cnfStyle w:val="100000000000" w:firstRow="1" w:lastRow="0" w:firstColumn="0" w:lastColumn="0" w:oddVBand="0" w:evenVBand="0" w:oddHBand="0" w:evenHBand="0" w:firstRowFirstColumn="0" w:firstRowLastColumn="0" w:lastRowFirstColumn="0" w:lastRowLastColumn="0"/>
-            </w:pPr>
-            <w:r>
-              <w:t>value</w:t>
             </w:r>
           </w:p>
         </w:tc>
@@ -14046,29 +13768,6 @@
           </w:tcPr>
           <w:p>
             <w:pPr>
-              <w:cnfStyle w:val="000000100000" w:firstRow="0" w:lastRow="0" w:firstColumn="0" w:lastColumn="0" w:oddVBand="0" w:evenVBand="0" w:oddHBand="1" w:evenHBand="0" w:firstRowFirstColumn="0" w:firstRowLastColumn="0" w:lastRowFirstColumn="0" w:lastRowLastColumn="0"/>
-            </w:pPr>
-            <w:r>
-              <w:t>“</w:t>
-            </w:r>
-            <w:r>
-              <w:rPr>
-                <w:i/>
-                <w:iCs/>
-              </w:rPr>
-              <w:t>count</w:t>
-            </w:r>
-            <w:r>
-              <w:t>”</w:t>
-            </w:r>
-          </w:p>
-        </w:tc>
-        <w:tc>
-          <w:tcPr>
-            <w:tcW w:w="0" w:type="auto"/>
-          </w:tcPr>
-          <w:p>
-            <w:pPr>
               <w:pStyle w:val="NoSpacing"/>
               <w:cnfStyle w:val="000000100000" w:firstRow="0" w:lastRow="0" w:firstColumn="0" w:lastColumn="0" w:oddVBand="0" w:evenVBand="0" w:oddHBand="1" w:evenHBand="0" w:firstRowFirstColumn="0" w:firstRowLastColumn="0" w:lastRowFirstColumn="0" w:lastRowLastColumn="0"/>
             </w:pPr>
@@ -14114,30 +13813,6 @@
                 <w:bCs w:val="0"/>
               </w:rPr>
               <w:t>”</w:t>
-            </w:r>
-          </w:p>
-        </w:tc>
-        <w:tc>
-          <w:tcPr>
-            <w:tcW w:w="0" w:type="auto"/>
-          </w:tcPr>
-          <w:p>
-            <w:pPr>
-              <w:cnfStyle w:val="000000000000" w:firstRow="0" w:lastRow="0" w:firstColumn="0" w:lastColumn="0" w:oddVBand="0" w:evenVBand="0" w:oddHBand="0" w:evenHBand="0" w:firstRowFirstColumn="0" w:firstRowLastColumn="0" w:lastRowFirstColumn="0" w:lastRowLastColumn="0"/>
-              <w:rPr>
-                <w:i/>
-                <w:iCs/>
-              </w:rPr>
-            </w:pPr>
-            <w:r>
-              <w:t>“</w:t>
-            </w:r>
-            <w:r>
-              <w:rPr>
-                <w:i/>
-                <w:iCs/>
-              </w:rPr>
-              <w:t>pixel-value”</w:t>
             </w:r>
           </w:p>
         </w:tc>
@@ -14204,47 +13879,11 @@
           </w:tcPr>
           <w:p>
             <w:pPr>
+              <w:pStyle w:val="NoSpacing"/>
               <w:cnfStyle w:val="000000100000" w:firstRow="0" w:lastRow="0" w:firstColumn="0" w:lastColumn="0" w:oddVBand="0" w:evenVBand="0" w:oddHBand="1" w:evenHBand="0" w:firstRowFirstColumn="0" w:firstRowLastColumn="0" w:lastRowFirstColumn="0" w:lastRowLastColumn="0"/>
-              <w:rPr>
-                <w:i/>
-                <w:iCs/>
-              </w:rPr>
-            </w:pPr>
-            <w:r>
-              <w:t>“</w:t>
-            </w:r>
-            <w:r>
-              <w:rPr>
-                <w:i/>
-                <w:iCs/>
-              </w:rPr>
-              <w:t>pixel-value”</w:t>
-            </w:r>
-          </w:p>
-        </w:tc>
-        <w:tc>
-          <w:tcPr>
-            <w:tcW w:w="0" w:type="auto"/>
-          </w:tcPr>
-          <w:p>
-            <w:pPr>
-              <w:pStyle w:val="NoSpacing"/>
-              <w:cnfStyle w:val="000000100000" w:firstRow="0" w:lastRow="0" w:firstColumn="0" w:lastColumn="0" w:oddVBand="0" w:evenVBand="0" w:oddHBand="1" w:evenHBand="0" w:firstRowFirstColumn="0" w:firstRowLastColumn="0" w:lastRowFirstColumn="0" w:lastRowLastColumn="0"/>
-            </w:pPr>
-            <w:r>
-              <w:t xml:space="preserve">The </w:t>
-            </w:r>
-            <w:r>
-              <w:t>maximum</w:t>
-            </w:r>
-            <w:r>
-              <w:t xml:space="preserve"> value accumulated in the </w:t>
-            </w:r>
-            <w:r>
-              <w:t xml:space="preserve">last </w:t>
-            </w:r>
-            <w:r>
-              <w:t>histogram bin</w:t>
+            </w:pPr>
+            <w:r>
+              <w:t>The maximum value accumulated in the last histogram bin</w:t>
             </w:r>
           </w:p>
         </w:tc>
@@ -14256,13 +13895,8 @@
         <w:pStyle w:val="Normalafterlist"/>
       </w:pPr>
       <w:r>
-        <w:t xml:space="preserve">The experiment log output includes the </w:t>
-      </w:r>
-      <w:r>
-        <w:t>input</w:t>
-      </w:r>
-      <w:r>
-        <w:t xml:space="preserve"> image pixel statistics:</w:t>
+        <w:lastRenderedPageBreak/>
+        <w:t>The experiment log output includes the input image pixel statistics:</w:t>
       </w:r>
     </w:p>
     <w:tbl>
@@ -14773,7 +14407,7 @@
     <w:p/>
     <w:p>
       <w:pPr>
-        <w:pStyle w:val="Heading3"/>
+        <w:pStyle w:val="Heading2"/>
       </w:pPr>
       <w:proofErr w:type="spellStart"/>
       <w:r>
@@ -14838,7 +14472,6 @@
           </w:tcPr>
           <w:p>
             <w:r>
-              <w:lastRenderedPageBreak/>
               <w:t>Descriptor type</w:t>
             </w:r>
           </w:p>
@@ -15056,10 +14689,7 @@
               <w:cnfStyle w:val="000000000000" w:firstRow="0" w:lastRow="0" w:firstColumn="0" w:lastColumn="0" w:oddVBand="0" w:evenVBand="0" w:oddHBand="0" w:evenHBand="0" w:firstRowFirstColumn="0" w:firstRowLastColumn="0" w:lastRowFirstColumn="0" w:lastRowLastColumn="0"/>
             </w:pPr>
             <w:r>
-              <w:t>output Hough accumulator</w:t>
-            </w:r>
-            <w:r>
-              <w:t xml:space="preserve"> data</w:t>
+              <w:t>output Hough accumulator data</w:t>
             </w:r>
           </w:p>
         </w:tc>
@@ -15069,34 +14699,6 @@
       <w:pPr>
         <w:pStyle w:val="Normalafterlist"/>
       </w:pPr>
-      <w:r>
-        <w:t>The parameter to the create Hough accumulator operator is:</w:t>
-      </w:r>
-    </w:p>
-    <w:p>
-      <w:r>
-        <w:t>“</w:t>
-      </w:r>
-      <w:proofErr w:type="spellStart"/>
-      <w:r>
-        <w:t>theta_inc</w:t>
-      </w:r>
-      <w:proofErr w:type="spellEnd"/>
-      <w:r>
-        <w:t>”: “</w:t>
-      </w:r>
-      <w:r>
-        <w:rPr>
-          <w:i/>
-          <w:iCs/>
-        </w:rPr>
-        <w:t>degrees</w:t>
-      </w:r>
-      <w:r>
-        <w:t>”</w:t>
-      </w:r>
-    </w:p>
-    <w:p>
       <w:r>
         <w:t>The parameter to the create Hough accumulator operator is:</w:t>
       </w:r>
@@ -15228,13 +14830,7 @@
         <w:pStyle w:val="Normalafterlist"/>
       </w:pPr>
       <w:r>
-        <w:t xml:space="preserve">The experiment log output includes the input </w:t>
-      </w:r>
-      <w:r>
-        <w:t>Hough accumulator</w:t>
-      </w:r>
-      <w:r>
-        <w:t xml:space="preserve"> statistics:</w:t>
+        <w:t>The experiment log output includes the output Hough accumulator statistics:</w:t>
       </w:r>
     </w:p>
     <w:tbl>
@@ -15244,30 +14840,32 @@
         <w:tblLook w:val="04A0" w:firstRow="1" w:lastRow="0" w:firstColumn="1" w:lastColumn="0" w:noHBand="0" w:noVBand="1"/>
       </w:tblPr>
       <w:tblGrid>
-        <w:gridCol w:w="4963"/>
-        <w:gridCol w:w="4387"/>
+        <w:gridCol w:w="2014"/>
+        <w:gridCol w:w="5781"/>
       </w:tblGrid>
       <w:tr>
         <w:trPr>
           <w:cnfStyle w:val="100000000000" w:firstRow="1" w:lastRow="0" w:firstColumn="0" w:lastColumn="0" w:oddVBand="0" w:evenVBand="0" w:oddHBand="0" w:evenHBand="0" w:firstRowFirstColumn="0" w:firstRowLastColumn="0" w:lastRowFirstColumn="0" w:lastRowLastColumn="0"/>
+          <w:cantSplit/>
+          <w:tblHeader/>
         </w:trPr>
         <w:tc>
           <w:tcPr>
             <w:cnfStyle w:val="001000000000" w:firstRow="0" w:lastRow="0" w:firstColumn="1" w:lastColumn="0" w:oddVBand="0" w:evenVBand="0" w:oddHBand="0" w:evenHBand="0" w:firstRowFirstColumn="0" w:firstRowLastColumn="0" w:lastRowFirstColumn="0" w:lastRowLastColumn="0"/>
-            <w:tcW w:w="4963" w:type="dxa"/>
-          </w:tcPr>
-          <w:p>
-            <w:pPr>
-              <w:pStyle w:val="NoSpacing"/>
-            </w:pPr>
-            <w:r>
-              <w:t>field</w:t>
-            </w:r>
-          </w:p>
-        </w:tc>
-        <w:tc>
-          <w:tcPr>
-            <w:tcW w:w="4387" w:type="dxa"/>
+            <w:tcW w:w="0" w:type="auto"/>
+          </w:tcPr>
+          <w:p>
+            <w:pPr>
+              <w:pStyle w:val="NoSpacing"/>
+            </w:pPr>
+            <w:r>
+              <w:t>Field</w:t>
+            </w:r>
+          </w:p>
+        </w:tc>
+        <w:tc>
+          <w:tcPr>
+            <w:tcW w:w="0" w:type="auto"/>
           </w:tcPr>
           <w:p>
             <w:pPr>
@@ -15275,7 +14873,7 @@
               <w:cnfStyle w:val="100000000000" w:firstRow="1" w:lastRow="0" w:firstColumn="0" w:lastColumn="0" w:oddVBand="0" w:evenVBand="0" w:oddHBand="0" w:evenHBand="0" w:firstRowFirstColumn="0" w:firstRowLastColumn="0" w:lastRowFirstColumn="0" w:lastRowLastColumn="0"/>
             </w:pPr>
             <w:r>
-              <w:t>description</w:t>
+              <w:t>Description</w:t>
             </w:r>
           </w:p>
         </w:tc>
@@ -15287,20 +14885,30 @@
         <w:tc>
           <w:tcPr>
             <w:cnfStyle w:val="001000000000" w:firstRow="0" w:lastRow="0" w:firstColumn="1" w:lastColumn="0" w:oddVBand="0" w:evenVBand="0" w:oddHBand="0" w:evenHBand="0" w:firstRowFirstColumn="0" w:firstRowLastColumn="0" w:lastRowFirstColumn="0" w:lastRowLastColumn="0"/>
-            <w:tcW w:w="4963" w:type="dxa"/>
-          </w:tcPr>
-          <w:p>
-            <w:pPr>
-              <w:pStyle w:val="NoSpacing"/>
-            </w:pPr>
-            <w:r>
-              <w:t>pixel count</w:t>
-            </w:r>
-          </w:p>
-        </w:tc>
-        <w:tc>
-          <w:tcPr>
-            <w:tcW w:w="4387" w:type="dxa"/>
+            <w:tcW w:w="0" w:type="auto"/>
+          </w:tcPr>
+          <w:p>
+            <w:pPr>
+              <w:pStyle w:val="NoSpacing"/>
+              <w:rPr>
+                <w:b w:val="0"/>
+                <w:bCs w:val="0"/>
+              </w:rPr>
+            </w:pPr>
+            <w:proofErr w:type="spellStart"/>
+            <w:r>
+              <w:rPr>
+                <w:b w:val="0"/>
+                <w:bCs w:val="0"/>
+              </w:rPr>
+              <w:t>theta_inc</w:t>
+            </w:r>
+            <w:proofErr w:type="spellEnd"/>
+          </w:p>
+        </w:tc>
+        <w:tc>
+          <w:tcPr>
+            <w:tcW w:w="0" w:type="auto"/>
           </w:tcPr>
           <w:p>
             <w:pPr>
@@ -15308,31 +14916,39 @@
               <w:cnfStyle w:val="000000100000" w:firstRow="0" w:lastRow="0" w:firstColumn="0" w:lastColumn="0" w:oddVBand="0" w:evenVBand="0" w:oddHBand="1" w:evenHBand="0" w:firstRowFirstColumn="0" w:firstRowLastColumn="0" w:lastRowFirstColumn="0" w:lastRowLastColumn="0"/>
             </w:pPr>
             <w:r>
-              <w:t>image rows * cols * components</w:t>
-            </w:r>
-          </w:p>
-        </w:tc>
-      </w:tr>
-      <w:tr>
-        <w:tc>
-          <w:tcPr>
-            <w:cnfStyle w:val="001000000000" w:firstRow="0" w:lastRow="0" w:firstColumn="1" w:lastColumn="0" w:oddVBand="0" w:evenVBand="0" w:oddHBand="0" w:evenHBand="0" w:firstRowFirstColumn="0" w:firstRowLastColumn="0" w:lastRowFirstColumn="0" w:lastRowLastColumn="0"/>
-            <w:tcW w:w="4963" w:type="dxa"/>
-          </w:tcPr>
-          <w:p>
-            <w:pPr>
-              <w:pStyle w:val="NoSpacing"/>
+              <w:t>The increment between sampled angles in degrees</w:t>
+            </w:r>
+          </w:p>
+        </w:tc>
+      </w:tr>
+      <w:tr>
+        <w:tc>
+          <w:tcPr>
+            <w:cnfStyle w:val="001000000000" w:firstRow="0" w:lastRow="0" w:firstColumn="1" w:lastColumn="0" w:oddVBand="0" w:evenVBand="0" w:oddHBand="0" w:evenHBand="0" w:firstRowFirstColumn="0" w:firstRowLastColumn="0" w:lastRowFirstColumn="0" w:lastRowLastColumn="0"/>
+            <w:tcW w:w="0" w:type="auto"/>
+          </w:tcPr>
+          <w:p>
+            <w:pPr>
+              <w:pStyle w:val="NoSpacing"/>
+              <w:rPr>
+                <w:b w:val="0"/>
+                <w:bCs w:val="0"/>
+              </w:rPr>
             </w:pPr>
             <w:proofErr w:type="spellStart"/>
             <w:r>
-              <w:t>min_value</w:t>
+              <w:rPr>
+                <w:b w:val="0"/>
+                <w:bCs w:val="0"/>
+              </w:rPr>
+              <w:t>nthetas</w:t>
             </w:r>
             <w:proofErr w:type="spellEnd"/>
           </w:p>
         </w:tc>
         <w:tc>
           <w:tcPr>
-            <w:tcW w:w="4387" w:type="dxa"/>
+            <w:tcW w:w="0" w:type="auto"/>
           </w:tcPr>
           <w:p>
             <w:pPr>
@@ -15340,8 +14956,13 @@
               <w:cnfStyle w:val="000000000000" w:firstRow="0" w:lastRow="0" w:firstColumn="0" w:lastColumn="0" w:oddVBand="0" w:evenVBand="0" w:oddHBand="0" w:evenHBand="0" w:firstRowFirstColumn="0" w:firstRowLastColumn="0" w:lastRowFirstColumn="0" w:lastRowLastColumn="0"/>
             </w:pPr>
             <w:r>
-              <w:t>minimum pixel value</w:t>
-            </w:r>
+              <w:t xml:space="preserve">The number of angles sampled = 180 / </w:t>
+            </w:r>
+            <w:proofErr w:type="spellStart"/>
+            <w:r>
+              <w:t>theta_inc</w:t>
+            </w:r>
+            <w:proofErr w:type="spellEnd"/>
           </w:p>
         </w:tc>
       </w:tr>
@@ -15352,22 +14973,30 @@
         <w:tc>
           <w:tcPr>
             <w:cnfStyle w:val="001000000000" w:firstRow="0" w:lastRow="0" w:firstColumn="1" w:lastColumn="0" w:oddVBand="0" w:evenVBand="0" w:oddHBand="0" w:evenHBand="0" w:firstRowFirstColumn="0" w:firstRowLastColumn="0" w:lastRowFirstColumn="0" w:lastRowLastColumn="0"/>
-            <w:tcW w:w="4963" w:type="dxa"/>
-          </w:tcPr>
-          <w:p>
-            <w:pPr>
-              <w:pStyle w:val="NoSpacing"/>
+            <w:tcW w:w="0" w:type="auto"/>
+          </w:tcPr>
+          <w:p>
+            <w:pPr>
+              <w:pStyle w:val="NoSpacing"/>
+              <w:rPr>
+                <w:b w:val="0"/>
+                <w:bCs w:val="0"/>
+              </w:rPr>
             </w:pPr>
             <w:proofErr w:type="spellStart"/>
             <w:r>
-              <w:t>max_value</w:t>
+              <w:rPr>
+                <w:b w:val="0"/>
+                <w:bCs w:val="0"/>
+              </w:rPr>
+              <w:t>max_rho</w:t>
             </w:r>
             <w:proofErr w:type="spellEnd"/>
           </w:p>
         </w:tc>
         <w:tc>
           <w:tcPr>
-            <w:tcW w:w="4387" w:type="dxa"/>
+            <w:tcW w:w="0" w:type="auto"/>
           </w:tcPr>
           <w:p>
             <w:pPr>
@@ -15375,29 +15004,39 @@
               <w:cnfStyle w:val="000000100000" w:firstRow="0" w:lastRow="0" w:firstColumn="0" w:lastColumn="0" w:oddVBand="0" w:evenVBand="0" w:oddHBand="1" w:evenHBand="0" w:firstRowFirstColumn="0" w:firstRowLastColumn="0" w:lastRowFirstColumn="0" w:lastRowLastColumn="0"/>
             </w:pPr>
             <w:r>
-              <w:t>maximum pixel value</w:t>
-            </w:r>
-          </w:p>
-        </w:tc>
-      </w:tr>
-      <w:tr>
-        <w:tc>
-          <w:tcPr>
-            <w:cnfStyle w:val="001000000000" w:firstRow="0" w:lastRow="0" w:firstColumn="1" w:lastColumn="0" w:oddVBand="0" w:evenVBand="0" w:oddHBand="0" w:evenHBand="0" w:firstRowFirstColumn="0" w:firstRowLastColumn="0" w:lastRowFirstColumn="0" w:lastRowLastColumn="0"/>
-            <w:tcW w:w="4963" w:type="dxa"/>
-          </w:tcPr>
-          <w:p>
-            <w:pPr>
-              <w:pStyle w:val="NoSpacing"/>
-            </w:pPr>
-            <w:r>
-              <w:t>mean</w:t>
-            </w:r>
-          </w:p>
-        </w:tc>
-        <w:tc>
-          <w:tcPr>
-            <w:tcW w:w="4387" w:type="dxa"/>
+              <w:t>The number of rho values sampled</w:t>
+            </w:r>
+          </w:p>
+        </w:tc>
+      </w:tr>
+      <w:tr>
+        <w:tc>
+          <w:tcPr>
+            <w:cnfStyle w:val="001000000000" w:firstRow="0" w:lastRow="0" w:firstColumn="1" w:lastColumn="0" w:oddVBand="0" w:evenVBand="0" w:oddHBand="0" w:evenHBand="0" w:firstRowFirstColumn="0" w:firstRowLastColumn="0" w:lastRowFirstColumn="0" w:lastRowLastColumn="0"/>
+            <w:tcW w:w="0" w:type="auto"/>
+          </w:tcPr>
+          <w:p>
+            <w:pPr>
+              <w:pStyle w:val="NoSpacing"/>
+              <w:rPr>
+                <w:b w:val="0"/>
+                <w:bCs w:val="0"/>
+              </w:rPr>
+            </w:pPr>
+            <w:proofErr w:type="spellStart"/>
+            <w:r>
+              <w:rPr>
+                <w:b w:val="0"/>
+                <w:bCs w:val="0"/>
+              </w:rPr>
+              <w:t>min_count</w:t>
+            </w:r>
+            <w:proofErr w:type="spellEnd"/>
+          </w:p>
+        </w:tc>
+        <w:tc>
+          <w:tcPr>
+            <w:tcW w:w="0" w:type="auto"/>
           </w:tcPr>
           <w:p>
             <w:pPr>
@@ -15405,7 +15044,7 @@
               <w:cnfStyle w:val="000000000000" w:firstRow="0" w:lastRow="0" w:firstColumn="0" w:lastColumn="0" w:oddVBand="0" w:evenVBand="0" w:oddHBand="0" w:evenHBand="0" w:firstRowFirstColumn="0" w:firstRowLastColumn="0" w:lastRowFirstColumn="0" w:lastRowLastColumn="0"/>
             </w:pPr>
             <w:r>
-              <w:t>pixel value mean</w:t>
+              <w:t>The lowest count for any bin</w:t>
             </w:r>
           </w:p>
         </w:tc>
@@ -15417,20 +15056,30 @@
         <w:tc>
           <w:tcPr>
             <w:cnfStyle w:val="001000000000" w:firstRow="0" w:lastRow="0" w:firstColumn="1" w:lastColumn="0" w:oddVBand="0" w:evenVBand="0" w:oddHBand="0" w:evenHBand="0" w:firstRowFirstColumn="0" w:firstRowLastColumn="0" w:lastRowFirstColumn="0" w:lastRowLastColumn="0"/>
-            <w:tcW w:w="4963" w:type="dxa"/>
-          </w:tcPr>
-          <w:p>
-            <w:pPr>
-              <w:pStyle w:val="NoSpacing"/>
-            </w:pPr>
-            <w:r>
-              <w:t>variance</w:t>
-            </w:r>
-          </w:p>
-        </w:tc>
-        <w:tc>
-          <w:tcPr>
-            <w:tcW w:w="4387" w:type="dxa"/>
+            <w:tcW w:w="0" w:type="auto"/>
+          </w:tcPr>
+          <w:p>
+            <w:pPr>
+              <w:pStyle w:val="NoSpacing"/>
+              <w:rPr>
+                <w:b w:val="0"/>
+                <w:bCs w:val="0"/>
+              </w:rPr>
+            </w:pPr>
+            <w:proofErr w:type="spellStart"/>
+            <w:r>
+              <w:rPr>
+                <w:b w:val="0"/>
+                <w:bCs w:val="0"/>
+              </w:rPr>
+              <w:t>max_count</w:t>
+            </w:r>
+            <w:proofErr w:type="spellEnd"/>
+          </w:p>
+        </w:tc>
+        <w:tc>
+          <w:tcPr>
+            <w:tcW w:w="0" w:type="auto"/>
           </w:tcPr>
           <w:p>
             <w:pPr>
@@ -15438,29 +15087,37 @@
               <w:cnfStyle w:val="000000100000" w:firstRow="0" w:lastRow="0" w:firstColumn="0" w:lastColumn="0" w:oddVBand="0" w:evenVBand="0" w:oddHBand="1" w:evenHBand="0" w:firstRowFirstColumn="0" w:firstRowLastColumn="0" w:lastRowFirstColumn="0" w:lastRowLastColumn="0"/>
             </w:pPr>
             <w:r>
-              <w:t>pixel value variance</w:t>
-            </w:r>
-          </w:p>
-        </w:tc>
-      </w:tr>
-      <w:tr>
-        <w:tc>
-          <w:tcPr>
-            <w:cnfStyle w:val="001000000000" w:firstRow="0" w:lastRow="0" w:firstColumn="1" w:lastColumn="0" w:oddVBand="0" w:evenVBand="0" w:oddHBand="0" w:evenHBand="0" w:firstRowFirstColumn="0" w:firstRowLastColumn="0" w:lastRowFirstColumn="0" w:lastRowLastColumn="0"/>
-            <w:tcW w:w="4963" w:type="dxa"/>
-          </w:tcPr>
-          <w:p>
-            <w:pPr>
-              <w:pStyle w:val="NoSpacing"/>
-            </w:pPr>
-            <w:r>
-              <w:t>sample variance</w:t>
-            </w:r>
-          </w:p>
-        </w:tc>
-        <w:tc>
-          <w:tcPr>
-            <w:tcW w:w="4387" w:type="dxa"/>
+              <w:t>The largest count for any bin</w:t>
+            </w:r>
+          </w:p>
+        </w:tc>
+      </w:tr>
+      <w:tr>
+        <w:tc>
+          <w:tcPr>
+            <w:cnfStyle w:val="001000000000" w:firstRow="0" w:lastRow="0" w:firstColumn="1" w:lastColumn="0" w:oddVBand="0" w:evenVBand="0" w:oddHBand="0" w:evenHBand="0" w:firstRowFirstColumn="0" w:firstRowLastColumn="0" w:lastRowFirstColumn="0" w:lastRowLastColumn="0"/>
+            <w:tcW w:w="0" w:type="auto"/>
+          </w:tcPr>
+          <w:p>
+            <w:pPr>
+              <w:pStyle w:val="NoSpacing"/>
+              <w:rPr>
+                <w:b w:val="0"/>
+                <w:bCs w:val="0"/>
+              </w:rPr>
+            </w:pPr>
+            <w:r>
+              <w:rPr>
+                <w:b w:val="0"/>
+                <w:bCs w:val="0"/>
+              </w:rPr>
+              <w:t>mean</w:t>
+            </w:r>
+          </w:p>
+        </w:tc>
+        <w:tc>
+          <w:tcPr>
+            <w:tcW w:w="0" w:type="auto"/>
           </w:tcPr>
           <w:p>
             <w:pPr>
@@ -15468,7 +15125,15 @@
               <w:cnfStyle w:val="000000000000" w:firstRow="0" w:lastRow="0" w:firstColumn="0" w:lastColumn="0" w:oddVBand="0" w:evenVBand="0" w:oddHBand="0" w:evenHBand="0" w:firstRowFirstColumn="0" w:firstRowLastColumn="0" w:lastRowFirstColumn="0" w:lastRowLastColumn="0"/>
             </w:pPr>
             <w:r>
-              <w:t>pixel value sample variance</w:t>
+              <w:t xml:space="preserve">The mean for the </w:t>
+            </w:r>
+            <w:proofErr w:type="spellStart"/>
+            <w:r>
+              <w:t>hough</w:t>
+            </w:r>
+            <w:proofErr w:type="spellEnd"/>
+            <w:r>
+              <w:t xml:space="preserve"> accumulator counts</w:t>
             </w:r>
           </w:p>
         </w:tc>
@@ -15480,20 +15145,124 @@
         <w:tc>
           <w:tcPr>
             <w:cnfStyle w:val="001000000000" w:firstRow="0" w:lastRow="0" w:firstColumn="1" w:lastColumn="0" w:oddVBand="0" w:evenVBand="0" w:oddHBand="0" w:evenHBand="0" w:firstRowFirstColumn="0" w:firstRowLastColumn="0" w:lastRowFirstColumn="0" w:lastRowLastColumn="0"/>
-            <w:tcW w:w="4963" w:type="dxa"/>
-          </w:tcPr>
-          <w:p>
-            <w:pPr>
-              <w:pStyle w:val="NoSpacing"/>
-            </w:pPr>
-            <w:r>
+            <w:tcW w:w="0" w:type="auto"/>
+          </w:tcPr>
+          <w:p>
+            <w:pPr>
+              <w:pStyle w:val="NoSpacing"/>
+              <w:rPr>
+                <w:b w:val="0"/>
+                <w:bCs w:val="0"/>
+              </w:rPr>
+            </w:pPr>
+            <w:r>
+              <w:rPr>
+                <w:b w:val="0"/>
+                <w:bCs w:val="0"/>
+              </w:rPr>
+              <w:t>variance</w:t>
+            </w:r>
+          </w:p>
+        </w:tc>
+        <w:tc>
+          <w:tcPr>
+            <w:tcW w:w="0" w:type="auto"/>
+          </w:tcPr>
+          <w:p>
+            <w:pPr>
+              <w:pStyle w:val="NoSpacing"/>
+              <w:cnfStyle w:val="000000100000" w:firstRow="0" w:lastRow="0" w:firstColumn="0" w:lastColumn="0" w:oddVBand="0" w:evenVBand="0" w:oddHBand="1" w:evenHBand="0" w:firstRowFirstColumn="0" w:firstRowLastColumn="0" w:lastRowFirstColumn="0" w:lastRowLastColumn="0"/>
+            </w:pPr>
+            <w:r>
+              <w:t xml:space="preserve">The variance for the </w:t>
+            </w:r>
+            <w:proofErr w:type="spellStart"/>
+            <w:r>
+              <w:t>hough</w:t>
+            </w:r>
+            <w:proofErr w:type="spellEnd"/>
+            <w:r>
+              <w:t xml:space="preserve"> accumulator counts</w:t>
+            </w:r>
+          </w:p>
+        </w:tc>
+      </w:tr>
+      <w:tr>
+        <w:tc>
+          <w:tcPr>
+            <w:cnfStyle w:val="001000000000" w:firstRow="0" w:lastRow="0" w:firstColumn="1" w:lastColumn="0" w:oddVBand="0" w:evenVBand="0" w:oddHBand="0" w:evenHBand="0" w:firstRowFirstColumn="0" w:firstRowLastColumn="0" w:lastRowFirstColumn="0" w:lastRowLastColumn="0"/>
+            <w:tcW w:w="0" w:type="auto"/>
+          </w:tcPr>
+          <w:p>
+            <w:pPr>
+              <w:pStyle w:val="NoSpacing"/>
+              <w:rPr>
+                <w:b w:val="0"/>
+                <w:bCs w:val="0"/>
+              </w:rPr>
+            </w:pPr>
+            <w:r>
+              <w:rPr>
+                <w:b w:val="0"/>
+                <w:bCs w:val="0"/>
+              </w:rPr>
+              <w:t>sample variance</w:t>
+            </w:r>
+          </w:p>
+        </w:tc>
+        <w:tc>
+          <w:tcPr>
+            <w:tcW w:w="0" w:type="auto"/>
+          </w:tcPr>
+          <w:p>
+            <w:pPr>
+              <w:pStyle w:val="NoSpacing"/>
+              <w:cnfStyle w:val="000000000000" w:firstRow="0" w:lastRow="0" w:firstColumn="0" w:lastColumn="0" w:oddVBand="0" w:evenVBand="0" w:oddHBand="0" w:evenHBand="0" w:firstRowFirstColumn="0" w:firstRowLastColumn="0" w:lastRowFirstColumn="0" w:lastRowLastColumn="0"/>
+            </w:pPr>
+            <w:r>
+              <w:t xml:space="preserve">The sample variance for the </w:t>
+            </w:r>
+            <w:proofErr w:type="spellStart"/>
+            <w:r>
+              <w:t>hough</w:t>
+            </w:r>
+            <w:proofErr w:type="spellEnd"/>
+            <w:r>
+              <w:t xml:space="preserve"> accumulator counts</w:t>
+            </w:r>
+          </w:p>
+        </w:tc>
+      </w:tr>
+      <w:tr>
+        <w:trPr>
+          <w:cnfStyle w:val="000000100000" w:firstRow="0" w:lastRow="0" w:firstColumn="0" w:lastColumn="0" w:oddVBand="0" w:evenVBand="0" w:oddHBand="1" w:evenHBand="0" w:firstRowFirstColumn="0" w:firstRowLastColumn="0" w:lastRowFirstColumn="0" w:lastRowLastColumn="0"/>
+        </w:trPr>
+        <w:tc>
+          <w:tcPr>
+            <w:cnfStyle w:val="001000000000" w:firstRow="0" w:lastRow="0" w:firstColumn="1" w:lastColumn="0" w:oddVBand="0" w:evenVBand="0" w:oddHBand="0" w:evenHBand="0" w:firstRowFirstColumn="0" w:firstRowLastColumn="0" w:lastRowFirstColumn="0" w:lastRowLastColumn="0"/>
+            <w:tcW w:w="0" w:type="auto"/>
+          </w:tcPr>
+          <w:p>
+            <w:pPr>
+              <w:pStyle w:val="NoSpacing"/>
+              <w:rPr>
+                <w:b w:val="0"/>
+                <w:bCs w:val="0"/>
+              </w:rPr>
+            </w:pPr>
+            <w:r>
+              <w:rPr>
+                <w:b w:val="0"/>
+                <w:bCs w:val="0"/>
+              </w:rPr>
+              <w:lastRenderedPageBreak/>
               <w:t>standard deviation</w:t>
             </w:r>
           </w:p>
         </w:tc>
         <w:tc>
           <w:tcPr>
-            <w:tcW w:w="4387" w:type="dxa"/>
+            <w:tcW w:w="0" w:type="auto"/>
           </w:tcPr>
           <w:p>
             <w:pPr>
@@ -15501,7 +15270,15 @@
               <w:cnfStyle w:val="000000100000" w:firstRow="0" w:lastRow="0" w:firstColumn="0" w:lastColumn="0" w:oddVBand="0" w:evenVBand="0" w:oddHBand="1" w:evenHBand="0" w:firstRowFirstColumn="0" w:firstRowLastColumn="0" w:lastRowFirstColumn="0" w:lastRowLastColumn="0"/>
             </w:pPr>
             <w:r>
-              <w:t>pixel standard deviation</w:t>
+              <w:t xml:space="preserve">The standard deviation for the </w:t>
+            </w:r>
+            <w:proofErr w:type="spellStart"/>
+            <w:r>
+              <w:t>hough</w:t>
+            </w:r>
+            <w:proofErr w:type="spellEnd"/>
+            <w:r>
+              <w:t xml:space="preserve"> accumulator counts</w:t>
             </w:r>
           </w:p>
         </w:tc>
@@ -15510,7 +15287,7 @@
     <w:p/>
     <w:p>
       <w:pPr>
-        <w:pStyle w:val="Heading3"/>
+        <w:pStyle w:val="Heading2"/>
       </w:pPr>
       <w:proofErr w:type="spellStart"/>
       <w:r>
@@ -15531,16 +15308,7 @@
       </w:r>
       <w:proofErr w:type="spellEnd"/>
       <w:r>
-        <w:t xml:space="preserve"> if specified, else it d</w:t>
-      </w:r>
-      <w:r>
-        <w:t>efaults to 1 if omitted</w:t>
-      </w:r>
-      <w:r>
-        <w:t>, and is ignored for grayscale images</w:t>
-      </w:r>
-      <w:r>
-        <w:t>.</w:t>
+        <w:t xml:space="preserve"> if specified. It defaults to 1 if omitted, and is ignored for grayscale images.</w:t>
       </w:r>
     </w:p>
     <w:p>
@@ -15805,10 +15573,7 @@
             </w:r>
             <w:proofErr w:type="spellEnd"/>
             <w:r>
-              <w:t xml:space="preserve"> </w:t>
-            </w:r>
-            <w:r>
-              <w:t xml:space="preserve">image with drawn line. </w:t>
+              <w:t xml:space="preserve"> image with drawn line. </w:t>
             </w:r>
           </w:p>
         </w:tc>
@@ -16006,7 +15771,6 @@
                 <w:b w:val="0"/>
                 <w:bCs w:val="0"/>
               </w:rPr>
-              <w:lastRenderedPageBreak/>
               <w:t>pixel_value</w:t>
             </w:r>
             <w:proofErr w:type="spellEnd"/>
@@ -16074,44 +15838,1995 @@
     <w:p/>
     <w:p>
       <w:r>
-        <w:t xml:space="preserve">The experiment log output is the Hough accumulator </w:t>
+        <w:t>The experiment log output is the line segment (</w:t>
       </w:r>
       <w:proofErr w:type="spellStart"/>
       <w:r>
-        <w:t>nthetas</w:t>
+        <w:t>ulc</w:t>
       </w:r>
       <w:proofErr w:type="spellEnd"/>
       <w:r>
-        <w:t xml:space="preserve">, </w:t>
+        <w:t xml:space="preserve">-corner, </w:t>
       </w:r>
       <w:proofErr w:type="spellStart"/>
       <w:r>
-        <w:t>max_rho</w:t>
+        <w:t>lrt</w:t>
       </w:r>
       <w:proofErr w:type="spellEnd"/>
       <w:r>
-        <w:t xml:space="preserve">, </w:t>
-      </w:r>
+        <w:t>-corner) data</w:t>
+      </w:r>
+      <w:r>
+        <w:t>:</w:t>
+      </w:r>
+    </w:p>
+    <w:tbl>
+      <w:tblPr>
+        <w:tblStyle w:val="PlainTable1"/>
+        <w:tblW w:w="0" w:type="auto"/>
+        <w:tblLook w:val="04A0" w:firstRow="1" w:lastRow="0" w:firstColumn="1" w:lastColumn="0" w:noHBand="0" w:noVBand="1"/>
+      </w:tblPr>
+      <w:tblGrid>
+        <w:gridCol w:w="975"/>
+        <w:gridCol w:w="3322"/>
+      </w:tblGrid>
+      <w:tr>
+        <w:trPr>
+          <w:cnfStyle w:val="100000000000" w:firstRow="1" w:lastRow="0" w:firstColumn="0" w:lastColumn="0" w:oddVBand="0" w:evenVBand="0" w:oddHBand="0" w:evenHBand="0" w:firstRowFirstColumn="0" w:firstRowLastColumn="0" w:lastRowFirstColumn="0" w:lastRowLastColumn="0"/>
+          <w:cantSplit/>
+          <w:tblHeader/>
+        </w:trPr>
+        <w:tc>
+          <w:tcPr>
+            <w:cnfStyle w:val="001000000000" w:firstRow="0" w:lastRow="0" w:firstColumn="1" w:lastColumn="0" w:oddVBand="0" w:evenVBand="0" w:oddHBand="0" w:evenHBand="0" w:firstRowFirstColumn="0" w:firstRowLastColumn="0" w:lastRowFirstColumn="0" w:lastRowLastColumn="0"/>
+            <w:tcW w:w="0" w:type="auto"/>
+          </w:tcPr>
+          <w:p>
+            <w:pPr>
+              <w:pStyle w:val="NoSpacing"/>
+            </w:pPr>
+            <w:r>
+              <w:t>Field</w:t>
+            </w:r>
+          </w:p>
+        </w:tc>
+        <w:tc>
+          <w:tcPr>
+            <w:tcW w:w="0" w:type="auto"/>
+          </w:tcPr>
+          <w:p>
+            <w:pPr>
+              <w:pStyle w:val="NoSpacing"/>
+              <w:cnfStyle w:val="100000000000" w:firstRow="1" w:lastRow="0" w:firstColumn="0" w:lastColumn="0" w:oddVBand="0" w:evenVBand="0" w:oddHBand="0" w:evenHBand="0" w:firstRowFirstColumn="0" w:firstRowLastColumn="0" w:lastRowFirstColumn="0" w:lastRowLastColumn="0"/>
+            </w:pPr>
+            <w:r>
+              <w:t>Description</w:t>
+            </w:r>
+          </w:p>
+        </w:tc>
+      </w:tr>
+      <w:tr>
+        <w:trPr>
+          <w:cnfStyle w:val="000000100000" w:firstRow="0" w:lastRow="0" w:firstColumn="0" w:lastColumn="0" w:oddVBand="0" w:evenVBand="0" w:oddHBand="1" w:evenHBand="0" w:firstRowFirstColumn="0" w:firstRowLastColumn="0" w:lastRowFirstColumn="0" w:lastRowLastColumn="0"/>
+        </w:trPr>
+        <w:tc>
+          <w:tcPr>
+            <w:cnfStyle w:val="001000000000" w:firstRow="0" w:lastRow="0" w:firstColumn="1" w:lastColumn="0" w:oddVBand="0" w:evenVBand="0" w:oddHBand="0" w:evenHBand="0" w:firstRowFirstColumn="0" w:firstRowLastColumn="0" w:lastRowFirstColumn="0" w:lastRowLastColumn="0"/>
+            <w:tcW w:w="0" w:type="auto"/>
+          </w:tcPr>
+          <w:p>
+            <w:pPr>
+              <w:pStyle w:val="NoSpacing"/>
+              <w:rPr>
+                <w:b w:val="0"/>
+                <w:bCs w:val="0"/>
+              </w:rPr>
+            </w:pPr>
+            <w:proofErr w:type="spellStart"/>
+            <w:r>
+              <w:rPr>
+                <w:b w:val="0"/>
+                <w:bCs w:val="0"/>
+              </w:rPr>
+              <w:t>ulc_row</w:t>
+            </w:r>
+            <w:proofErr w:type="spellEnd"/>
+          </w:p>
+        </w:tc>
+        <w:tc>
+          <w:tcPr>
+            <w:tcW w:w="0" w:type="auto"/>
+          </w:tcPr>
+          <w:p>
+            <w:pPr>
+              <w:pStyle w:val="NoSpacing"/>
+              <w:cnfStyle w:val="000000100000" w:firstRow="0" w:lastRow="0" w:firstColumn="0" w:lastColumn="0" w:oddVBand="0" w:evenVBand="0" w:oddHBand="1" w:evenHBand="0" w:firstRowFirstColumn="0" w:firstRowLastColumn="0" w:lastRowFirstColumn="0" w:lastRowLastColumn="0"/>
+            </w:pPr>
+            <w:r>
+              <w:t>Upper-left-corner point row</w:t>
+            </w:r>
+          </w:p>
+        </w:tc>
+      </w:tr>
+      <w:tr>
+        <w:tc>
+          <w:tcPr>
+            <w:cnfStyle w:val="001000000000" w:firstRow="0" w:lastRow="0" w:firstColumn="1" w:lastColumn="0" w:oddVBand="0" w:evenVBand="0" w:oddHBand="0" w:evenHBand="0" w:firstRowFirstColumn="0" w:firstRowLastColumn="0" w:lastRowFirstColumn="0" w:lastRowLastColumn="0"/>
+            <w:tcW w:w="0" w:type="auto"/>
+          </w:tcPr>
+          <w:p>
+            <w:pPr>
+              <w:pStyle w:val="NoSpacing"/>
+              <w:rPr>
+                <w:b w:val="0"/>
+                <w:bCs w:val="0"/>
+              </w:rPr>
+            </w:pPr>
+            <w:proofErr w:type="spellStart"/>
+            <w:r>
+              <w:rPr>
+                <w:b w:val="0"/>
+                <w:bCs w:val="0"/>
+              </w:rPr>
+              <w:t>ulc_row</w:t>
+            </w:r>
+            <w:proofErr w:type="spellEnd"/>
+          </w:p>
+        </w:tc>
+        <w:tc>
+          <w:tcPr>
+            <w:tcW w:w="0" w:type="auto"/>
+          </w:tcPr>
+          <w:p>
+            <w:pPr>
+              <w:pStyle w:val="NoSpacing"/>
+              <w:cnfStyle w:val="000000000000" w:firstRow="0" w:lastRow="0" w:firstColumn="0" w:lastColumn="0" w:oddVBand="0" w:evenVBand="0" w:oddHBand="0" w:evenHBand="0" w:firstRowFirstColumn="0" w:firstRowLastColumn="0" w:lastRowFirstColumn="0" w:lastRowLastColumn="0"/>
+            </w:pPr>
+            <w:r>
+              <w:t xml:space="preserve">Upper-left-corner point </w:t>
+            </w:r>
+            <w:r>
+              <w:t>column</w:t>
+            </w:r>
+          </w:p>
+        </w:tc>
+      </w:tr>
+      <w:tr>
+        <w:trPr>
+          <w:cnfStyle w:val="000000100000" w:firstRow="0" w:lastRow="0" w:firstColumn="0" w:lastColumn="0" w:oddVBand="0" w:evenVBand="0" w:oddHBand="1" w:evenHBand="0" w:firstRowFirstColumn="0" w:firstRowLastColumn="0" w:lastRowFirstColumn="0" w:lastRowLastColumn="0"/>
+        </w:trPr>
+        <w:tc>
+          <w:tcPr>
+            <w:cnfStyle w:val="001000000000" w:firstRow="0" w:lastRow="0" w:firstColumn="1" w:lastColumn="0" w:oddVBand="0" w:evenVBand="0" w:oddHBand="0" w:evenHBand="0" w:firstRowFirstColumn="0" w:firstRowLastColumn="0" w:lastRowFirstColumn="0" w:lastRowLastColumn="0"/>
+            <w:tcW w:w="0" w:type="auto"/>
+          </w:tcPr>
+          <w:p>
+            <w:pPr>
+              <w:pStyle w:val="NoSpacing"/>
+              <w:rPr>
+                <w:b w:val="0"/>
+                <w:bCs w:val="0"/>
+              </w:rPr>
+            </w:pPr>
+            <w:proofErr w:type="spellStart"/>
+            <w:r>
+              <w:rPr>
+                <w:b w:val="0"/>
+                <w:bCs w:val="0"/>
+              </w:rPr>
+              <w:t>lr</w:t>
+            </w:r>
+            <w:r>
+              <w:rPr>
+                <w:b w:val="0"/>
+                <w:bCs w:val="0"/>
+              </w:rPr>
+              <w:t>c_</w:t>
+            </w:r>
+            <w:r>
+              <w:rPr>
+                <w:b w:val="0"/>
+                <w:bCs w:val="0"/>
+              </w:rPr>
+              <w:t>col</w:t>
+            </w:r>
+            <w:proofErr w:type="spellEnd"/>
+          </w:p>
+        </w:tc>
+        <w:tc>
+          <w:tcPr>
+            <w:tcW w:w="0" w:type="auto"/>
+          </w:tcPr>
+          <w:p>
+            <w:pPr>
+              <w:pStyle w:val="NoSpacing"/>
+              <w:cnfStyle w:val="000000100000" w:firstRow="0" w:lastRow="0" w:firstColumn="0" w:lastColumn="0" w:oddVBand="0" w:evenVBand="0" w:oddHBand="1" w:evenHBand="0" w:firstRowFirstColumn="0" w:firstRowLastColumn="0" w:lastRowFirstColumn="0" w:lastRowLastColumn="0"/>
+            </w:pPr>
+            <w:r>
+              <w:t>Low</w:t>
+            </w:r>
+            <w:r>
+              <w:t>er-</w:t>
+            </w:r>
+            <w:r>
+              <w:t>right</w:t>
+            </w:r>
+            <w:r>
+              <w:t>-corner point row</w:t>
+            </w:r>
+          </w:p>
+        </w:tc>
+      </w:tr>
+      <w:tr>
+        <w:tc>
+          <w:tcPr>
+            <w:cnfStyle w:val="001000000000" w:firstRow="0" w:lastRow="0" w:firstColumn="1" w:lastColumn="0" w:oddVBand="0" w:evenVBand="0" w:oddHBand="0" w:evenHBand="0" w:firstRowFirstColumn="0" w:firstRowLastColumn="0" w:lastRowFirstColumn="0" w:lastRowLastColumn="0"/>
+            <w:tcW w:w="0" w:type="auto"/>
+          </w:tcPr>
+          <w:p>
+            <w:pPr>
+              <w:pStyle w:val="NoSpacing"/>
+              <w:rPr>
+                <w:b w:val="0"/>
+                <w:bCs w:val="0"/>
+              </w:rPr>
+            </w:pPr>
+            <w:proofErr w:type="spellStart"/>
+            <w:r>
+              <w:rPr>
+                <w:b w:val="0"/>
+                <w:bCs w:val="0"/>
+              </w:rPr>
+              <w:t>lr</w:t>
+            </w:r>
+            <w:r>
+              <w:rPr>
+                <w:b w:val="0"/>
+                <w:bCs w:val="0"/>
+              </w:rPr>
+              <w:t>c_</w:t>
+            </w:r>
+            <w:r>
+              <w:rPr>
+                <w:b w:val="0"/>
+                <w:bCs w:val="0"/>
+              </w:rPr>
+              <w:t>col</w:t>
+            </w:r>
+            <w:proofErr w:type="spellEnd"/>
+          </w:p>
+        </w:tc>
+        <w:tc>
+          <w:tcPr>
+            <w:tcW w:w="0" w:type="auto"/>
+          </w:tcPr>
+          <w:p>
+            <w:pPr>
+              <w:pStyle w:val="NoSpacing"/>
+              <w:cnfStyle w:val="000000000000" w:firstRow="0" w:lastRow="0" w:firstColumn="0" w:lastColumn="0" w:oddVBand="0" w:evenVBand="0" w:oddHBand="0" w:evenHBand="0" w:firstRowFirstColumn="0" w:firstRowLastColumn="0" w:lastRowFirstColumn="0" w:lastRowLastColumn="0"/>
+            </w:pPr>
+            <w:r>
+              <w:t>Low</w:t>
+            </w:r>
+            <w:r>
+              <w:t>er-</w:t>
+            </w:r>
+            <w:r>
+              <w:t>right</w:t>
+            </w:r>
+            <w:r>
+              <w:t xml:space="preserve">-corner point </w:t>
+            </w:r>
+            <w:r>
+              <w:t>column</w:t>
+            </w:r>
+          </w:p>
+        </w:tc>
+      </w:tr>
+    </w:tbl>
+    <w:p/>
+    <w:p>
+      <w:pPr>
+        <w:pStyle w:val="Heading2"/>
+      </w:pPr>
       <w:proofErr w:type="spellStart"/>
       <w:r>
-        <w:t>min_count</w:t>
+        <w:t>hough</w:t>
       </w:r>
       <w:proofErr w:type="spellEnd"/>
       <w:r>
-        <w:t xml:space="preserve"> and </w:t>
+        <w:t>-</w:t>
+      </w:r>
+      <w:r>
+        <w:t>peak</w:t>
+      </w:r>
+      <w:r>
+        <w:t>-</w:t>
+      </w:r>
+      <w:r>
+        <w:t>detect</w:t>
+      </w:r>
+      <w:r>
+        <w:t xml:space="preserve"> Operator</w:t>
+      </w:r>
+    </w:p>
+    <w:p>
+      <w:r>
+        <w:t xml:space="preserve">The Hough </w:t>
+      </w:r>
+      <w:r>
+        <w:t xml:space="preserve">peak detect </w:t>
+      </w:r>
+      <w:r>
+        <w:t xml:space="preserve">operator </w:t>
+      </w:r>
+      <w:r>
+        <w:t xml:space="preserve">finds </w:t>
+      </w:r>
+      <w:r>
+        <w:t>polar line</w:t>
+      </w:r>
+      <w:r>
+        <w:t>s</w:t>
+      </w:r>
+      <w:r>
+        <w:t xml:space="preserve"> (rho, theta) </w:t>
+      </w:r>
+      <w:r>
+        <w:t>in the Hough accumulator data where the counts exceed a threshold.</w:t>
+      </w:r>
+      <w:r>
+        <w:t>.</w:t>
+      </w:r>
+    </w:p>
+    <w:p>
+      <w:r>
+        <w:t>The operator takes the following data descriptors:</w:t>
+      </w:r>
+    </w:p>
+    <w:tbl>
+      <w:tblPr>
+        <w:tblStyle w:val="PlainTable1"/>
+        <w:tblW w:w="9363" w:type="dxa"/>
+        <w:tblLook w:val="04A0" w:firstRow="1" w:lastRow="0" w:firstColumn="1" w:lastColumn="0" w:noHBand="0" w:noVBand="1"/>
+      </w:tblPr>
+      <w:tblGrid>
+        <w:gridCol w:w="1819"/>
+        <w:gridCol w:w="412"/>
+        <w:gridCol w:w="975"/>
+        <w:gridCol w:w="1763"/>
+        <w:gridCol w:w="4394"/>
+      </w:tblGrid>
+      <w:tr>
+        <w:trPr>
+          <w:cnfStyle w:val="100000000000" w:firstRow="1" w:lastRow="0" w:firstColumn="0" w:lastColumn="0" w:oddVBand="0" w:evenVBand="0" w:oddHBand="0" w:evenHBand="0" w:firstRowFirstColumn="0" w:firstRowLastColumn="0" w:lastRowFirstColumn="0" w:lastRowLastColumn="0"/>
+          <w:cantSplit/>
+          <w:tblHeader/>
+        </w:trPr>
+        <w:tc>
+          <w:tcPr>
+            <w:cnfStyle w:val="001000000000" w:firstRow="0" w:lastRow="0" w:firstColumn="1" w:lastColumn="0" w:oddVBand="0" w:evenVBand="0" w:oddHBand="0" w:evenHBand="0" w:firstRowFirstColumn="0" w:firstRowLastColumn="0" w:lastRowFirstColumn="0" w:lastRowLastColumn="0"/>
+            <w:tcW w:w="0" w:type="auto"/>
+          </w:tcPr>
+          <w:p>
+            <w:r>
+              <w:t>Descriptor type</w:t>
+            </w:r>
+          </w:p>
+        </w:tc>
+        <w:tc>
+          <w:tcPr>
+            <w:tcW w:w="0" w:type="auto"/>
+          </w:tcPr>
+          <w:p>
+            <w:pPr>
+              <w:cnfStyle w:val="100000000000" w:firstRow="1" w:lastRow="0" w:firstColumn="0" w:lastColumn="0" w:oddVBand="0" w:evenVBand="0" w:oddHBand="0" w:evenHBand="0" w:firstRowFirstColumn="0" w:firstRowLastColumn="0" w:lastRowFirstColumn="0" w:lastRowLastColumn="0"/>
+            </w:pPr>
+            <w:r>
+              <w:t>Id</w:t>
+            </w:r>
+          </w:p>
+        </w:tc>
+        <w:tc>
+          <w:tcPr>
+            <w:tcW w:w="0" w:type="auto"/>
+          </w:tcPr>
+          <w:p>
+            <w:pPr>
+              <w:cnfStyle w:val="100000000000" w:firstRow="1" w:lastRow="0" w:firstColumn="0" w:lastColumn="0" w:oddVBand="0" w:evenVBand="0" w:oddHBand="0" w:evenHBand="0" w:firstRowFirstColumn="0" w:firstRowLastColumn="0" w:lastRowFirstColumn="0" w:lastRowLastColumn="0"/>
+            </w:pPr>
+            <w:r>
+              <w:t>type</w:t>
+            </w:r>
+          </w:p>
+        </w:tc>
+        <w:tc>
+          <w:tcPr>
+            <w:tcW w:w="0" w:type="auto"/>
+          </w:tcPr>
+          <w:p>
+            <w:pPr>
+              <w:cnfStyle w:val="100000000000" w:firstRow="1" w:lastRow="0" w:firstColumn="0" w:lastColumn="0" w:oddVBand="0" w:evenVBand="0" w:oddHBand="0" w:evenHBand="0" w:firstRowFirstColumn="0" w:firstRowLastColumn="0" w:lastRowFirstColumn="0" w:lastRowLastColumn="0"/>
+            </w:pPr>
+            <w:r>
+              <w:t>Format</w:t>
+            </w:r>
+          </w:p>
+        </w:tc>
+        <w:tc>
+          <w:tcPr>
+            <w:tcW w:w="0" w:type="auto"/>
+          </w:tcPr>
+          <w:p>
+            <w:pPr>
+              <w:cnfStyle w:val="100000000000" w:firstRow="1" w:lastRow="0" w:firstColumn="0" w:lastColumn="0" w:oddVBand="0" w:evenVBand="0" w:oddHBand="0" w:evenHBand="0" w:firstRowFirstColumn="0" w:firstRowLastColumn="0" w:lastRowFirstColumn="0" w:lastRowLastColumn="0"/>
+            </w:pPr>
+            <w:r>
+              <w:t>Description</w:t>
+            </w:r>
+          </w:p>
+        </w:tc>
+      </w:tr>
+      <w:tr>
+        <w:trPr>
+          <w:cnfStyle w:val="000000100000" w:firstRow="0" w:lastRow="0" w:firstColumn="0" w:lastColumn="0" w:oddVBand="0" w:evenVBand="0" w:oddHBand="1" w:evenHBand="0" w:firstRowFirstColumn="0" w:firstRowLastColumn="0" w:lastRowFirstColumn="0" w:lastRowLastColumn="0"/>
+        </w:trPr>
+        <w:tc>
+          <w:tcPr>
+            <w:cnfStyle w:val="001000000000" w:firstRow="0" w:lastRow="0" w:firstColumn="1" w:lastColumn="0" w:oddVBand="0" w:evenVBand="0" w:oddHBand="0" w:evenHBand="0" w:firstRowFirstColumn="0" w:firstRowLastColumn="0" w:lastRowFirstColumn="0" w:lastRowLastColumn="0"/>
+            <w:tcW w:w="0" w:type="auto"/>
+          </w:tcPr>
+          <w:p>
+            <w:r>
+              <w:t>input</w:t>
+            </w:r>
+          </w:p>
+        </w:tc>
+        <w:tc>
+          <w:tcPr>
+            <w:tcW w:w="0" w:type="auto"/>
+          </w:tcPr>
+          <w:p>
+            <w:pPr>
+              <w:cnfStyle w:val="000000100000" w:firstRow="0" w:lastRow="0" w:firstColumn="0" w:lastColumn="0" w:oddVBand="0" w:evenVBand="0" w:oddHBand="1" w:evenHBand="0" w:firstRowFirstColumn="0" w:firstRowLastColumn="0" w:lastRowFirstColumn="0" w:lastRowLastColumn="0"/>
+            </w:pPr>
+            <w:r>
+              <w:t>1</w:t>
+            </w:r>
+          </w:p>
+        </w:tc>
+        <w:tc>
+          <w:tcPr>
+            <w:tcW w:w="0" w:type="auto"/>
+          </w:tcPr>
+          <w:p>
+            <w:pPr>
+              <w:cnfStyle w:val="000000100000" w:firstRow="0" w:lastRow="0" w:firstColumn="0" w:lastColumn="0" w:oddVBand="0" w:evenVBand="0" w:oddHBand="1" w:evenHBand="0" w:firstRowFirstColumn="0" w:firstRowLastColumn="0" w:lastRowFirstColumn="0" w:lastRowLastColumn="0"/>
+            </w:pPr>
+            <w:r>
+              <w:t>“</w:t>
+            </w:r>
+            <w:proofErr w:type="spellStart"/>
+            <w:r>
+              <w:t>hough</w:t>
+            </w:r>
+            <w:proofErr w:type="spellEnd"/>
+            <w:r>
+              <w:t>”</w:t>
+            </w:r>
+          </w:p>
+        </w:tc>
+        <w:tc>
+          <w:tcPr>
+            <w:tcW w:w="0" w:type="auto"/>
+          </w:tcPr>
+          <w:p>
+            <w:pPr>
+              <w:cnfStyle w:val="000000100000" w:firstRow="0" w:lastRow="0" w:firstColumn="0" w:lastColumn="0" w:oddVBand="0" w:evenVBand="0" w:oddHBand="1" w:evenHBand="0" w:firstRowFirstColumn="0" w:firstRowLastColumn="0" w:lastRowFirstColumn="0" w:lastRowLastColumn="0"/>
+            </w:pPr>
+            <w:r>
+              <w:t xml:space="preserve"> “binary” </w:t>
+            </w:r>
+          </w:p>
+        </w:tc>
+        <w:tc>
+          <w:tcPr>
+            <w:tcW w:w="0" w:type="auto"/>
+          </w:tcPr>
+          <w:p>
+            <w:pPr>
+              <w:cnfStyle w:val="000000100000" w:firstRow="0" w:lastRow="0" w:firstColumn="0" w:lastColumn="0" w:oddVBand="0" w:evenVBand="0" w:oddHBand="1" w:evenHBand="0" w:firstRowFirstColumn="0" w:firstRowLastColumn="0" w:lastRowFirstColumn="0" w:lastRowLastColumn="0"/>
+            </w:pPr>
+            <w:r>
+              <w:t xml:space="preserve">input </w:t>
+            </w:r>
+            <w:r>
+              <w:t>Hough accumulator data</w:t>
+            </w:r>
+          </w:p>
+        </w:tc>
+      </w:tr>
+      <w:tr>
+        <w:tc>
+          <w:tcPr>
+            <w:cnfStyle w:val="001000000000" w:firstRow="0" w:lastRow="0" w:firstColumn="1" w:lastColumn="0" w:oddVBand="0" w:evenVBand="0" w:oddHBand="0" w:evenHBand="0" w:firstRowFirstColumn="0" w:firstRowLastColumn="0" w:lastRowFirstColumn="0" w:lastRowLastColumn="0"/>
+            <w:tcW w:w="0" w:type="auto"/>
+          </w:tcPr>
+          <w:p>
+            <w:r>
+              <w:t>output</w:t>
+            </w:r>
+          </w:p>
+        </w:tc>
+        <w:tc>
+          <w:tcPr>
+            <w:tcW w:w="0" w:type="auto"/>
+          </w:tcPr>
+          <w:p>
+            <w:pPr>
+              <w:cnfStyle w:val="000000000000" w:firstRow="0" w:lastRow="0" w:firstColumn="0" w:lastColumn="0" w:oddVBand="0" w:evenVBand="0" w:oddHBand="0" w:evenHBand="0" w:firstRowFirstColumn="0" w:firstRowLastColumn="0" w:lastRowFirstColumn="0" w:lastRowLastColumn="0"/>
+            </w:pPr>
+            <w:r>
+              <w:t>1</w:t>
+            </w:r>
+          </w:p>
+        </w:tc>
+        <w:tc>
+          <w:tcPr>
+            <w:tcW w:w="0" w:type="auto"/>
+          </w:tcPr>
+          <w:p>
+            <w:pPr>
+              <w:cnfStyle w:val="000000000000" w:firstRow="0" w:lastRow="0" w:firstColumn="0" w:lastColumn="0" w:oddVBand="0" w:evenVBand="0" w:oddHBand="0" w:evenHBand="0" w:firstRowFirstColumn="0" w:firstRowLastColumn="0" w:lastRowFirstColumn="0" w:lastRowLastColumn="0"/>
+            </w:pPr>
+            <w:r>
+              <w:t>“</w:t>
+            </w:r>
+            <w:r>
+              <w:t>peak</w:t>
+            </w:r>
+            <w:r>
+              <w:t>”</w:t>
+            </w:r>
+          </w:p>
+        </w:tc>
+        <w:tc>
+          <w:tcPr>
+            <w:tcW w:w="0" w:type="auto"/>
+          </w:tcPr>
+          <w:p>
+            <w:pPr>
+              <w:cnfStyle w:val="000000000000" w:firstRow="0" w:lastRow="0" w:firstColumn="0" w:lastColumn="0" w:oddVBand="0" w:evenVBand="0" w:oddHBand="0" w:evenHBand="0" w:firstRowFirstColumn="0" w:firstRowLastColumn="0" w:lastRowFirstColumn="0" w:lastRowLastColumn="0"/>
+            </w:pPr>
+            <w:r>
+              <w:t>“</w:t>
+            </w:r>
+            <w:r>
+              <w:t>binary</w:t>
+            </w:r>
+            <w:r>
+              <w:t>” or “</w:t>
+            </w:r>
+            <w:r>
+              <w:t>text</w:t>
+            </w:r>
+            <w:r>
+              <w:t xml:space="preserve">” </w:t>
+            </w:r>
+          </w:p>
+        </w:tc>
+        <w:tc>
+          <w:tcPr>
+            <w:tcW w:w="0" w:type="auto"/>
+          </w:tcPr>
+          <w:p>
+            <w:pPr>
+              <w:cnfStyle w:val="000000000000" w:firstRow="0" w:lastRow="0" w:firstColumn="0" w:lastColumn="0" w:oddVBand="0" w:evenVBand="0" w:oddHBand="0" w:evenHBand="0" w:firstRowFirstColumn="0" w:firstRowLastColumn="0" w:lastRowFirstColumn="0" w:lastRowLastColumn="0"/>
+            </w:pPr>
+            <w:r>
+              <w:t xml:space="preserve">output </w:t>
+            </w:r>
+            <w:r>
+              <w:t>Hough accumulator polar line peaks</w:t>
+            </w:r>
+            <w:r>
+              <w:t xml:space="preserve">. </w:t>
+            </w:r>
+          </w:p>
+        </w:tc>
+      </w:tr>
+    </w:tbl>
+    <w:p/>
+    <w:p>
+      <w:r>
+        <w:lastRenderedPageBreak/>
+        <w:t>The parameters to the draw Hough draw line operator are:</w:t>
+      </w:r>
+    </w:p>
+    <w:tbl>
+      <w:tblPr>
+        <w:tblStyle w:val="PlainTable1"/>
+        <w:tblW w:w="0" w:type="auto"/>
+        <w:tblLook w:val="04A0" w:firstRow="1" w:lastRow="0" w:firstColumn="1" w:lastColumn="0" w:noHBand="0" w:noVBand="1"/>
+      </w:tblPr>
+      <w:tblGrid>
+        <w:gridCol w:w="1733"/>
+        <w:gridCol w:w="7617"/>
+      </w:tblGrid>
+      <w:tr>
+        <w:trPr>
+          <w:cnfStyle w:val="100000000000" w:firstRow="1" w:lastRow="0" w:firstColumn="0" w:lastColumn="0" w:oddVBand="0" w:evenVBand="0" w:oddHBand="0" w:evenHBand="0" w:firstRowFirstColumn="0" w:firstRowLastColumn="0" w:lastRowFirstColumn="0" w:lastRowLastColumn="0"/>
+          <w:cantSplit/>
+          <w:tblHeader/>
+        </w:trPr>
+        <w:tc>
+          <w:tcPr>
+            <w:cnfStyle w:val="001000000000" w:firstRow="0" w:lastRow="0" w:firstColumn="1" w:lastColumn="0" w:oddVBand="0" w:evenVBand="0" w:oddHBand="0" w:evenHBand="0" w:firstRowFirstColumn="0" w:firstRowLastColumn="0" w:lastRowFirstColumn="0" w:lastRowLastColumn="0"/>
+            <w:tcW w:w="1733" w:type="dxa"/>
+          </w:tcPr>
+          <w:p>
+            <w:pPr>
+              <w:pStyle w:val="NoSpacing"/>
+            </w:pPr>
+            <w:r>
+              <w:t>parameter</w:t>
+            </w:r>
+          </w:p>
+        </w:tc>
+        <w:tc>
+          <w:tcPr>
+            <w:tcW w:w="7617" w:type="dxa"/>
+          </w:tcPr>
+          <w:p>
+            <w:pPr>
+              <w:pStyle w:val="NoSpacing"/>
+              <w:cnfStyle w:val="100000000000" w:firstRow="1" w:lastRow="0" w:firstColumn="0" w:lastColumn="0" w:oddVBand="0" w:evenVBand="0" w:oddHBand="0" w:evenHBand="0" w:firstRowFirstColumn="0" w:firstRowLastColumn="0" w:lastRowFirstColumn="0" w:lastRowLastColumn="0"/>
+            </w:pPr>
+            <w:r>
+              <w:t>description</w:t>
+            </w:r>
+          </w:p>
+        </w:tc>
+      </w:tr>
+      <w:tr>
+        <w:trPr>
+          <w:cnfStyle w:val="000000100000" w:firstRow="0" w:lastRow="0" w:firstColumn="0" w:lastColumn="0" w:oddVBand="0" w:evenVBand="0" w:oddHBand="1" w:evenHBand="0" w:firstRowFirstColumn="0" w:firstRowLastColumn="0" w:lastRowFirstColumn="0" w:lastRowLastColumn="0"/>
+        </w:trPr>
+        <w:tc>
+          <w:tcPr>
+            <w:cnfStyle w:val="001000000000" w:firstRow="0" w:lastRow="0" w:firstColumn="1" w:lastColumn="0" w:oddVBand="0" w:evenVBand="0" w:oddHBand="0" w:evenHBand="0" w:firstRowFirstColumn="0" w:firstRowLastColumn="0" w:lastRowFirstColumn="0" w:lastRowLastColumn="0"/>
+            <w:tcW w:w="1733" w:type="dxa"/>
+          </w:tcPr>
+          <w:p>
+            <w:pPr>
+              <w:pStyle w:val="NoSpacing"/>
+              <w:rPr>
+                <w:b w:val="0"/>
+                <w:bCs w:val="0"/>
+              </w:rPr>
+            </w:pPr>
+            <w:r>
+              <w:rPr>
+                <w:b w:val="0"/>
+                <w:bCs w:val="0"/>
+              </w:rPr>
+              <w:t>“threshold”</w:t>
+            </w:r>
+          </w:p>
+        </w:tc>
+        <w:tc>
+          <w:tcPr>
+            <w:tcW w:w="7617" w:type="dxa"/>
+          </w:tcPr>
+          <w:p>
+            <w:pPr>
+              <w:pStyle w:val="NoSpacing"/>
+              <w:cnfStyle w:val="000000100000" w:firstRow="0" w:lastRow="0" w:firstColumn="0" w:lastColumn="0" w:oddVBand="0" w:evenVBand="0" w:oddHBand="1" w:evenHBand="0" w:firstRowFirstColumn="0" w:firstRowLastColumn="0" w:lastRowFirstColumn="0" w:lastRowLastColumn="0"/>
+            </w:pPr>
+            <w:r>
+              <w:t>Hough accumulator count threshold for selecting peaks</w:t>
+            </w:r>
+          </w:p>
+        </w:tc>
+      </w:tr>
+    </w:tbl>
+    <w:p/>
+    <w:p>
+      <w:r>
+        <w:t xml:space="preserve">The experiment log output is the </w:t>
+      </w:r>
+      <w:r>
+        <w:t>peak polar line</w:t>
+      </w:r>
+      <w:r>
+        <w:t xml:space="preserve"> (</w:t>
+      </w:r>
+      <w:r>
+        <w:t>rho, theta</w:t>
+      </w:r>
+      <w:r>
+        <w:t>) data:</w:t>
+      </w:r>
+    </w:p>
+    <w:tbl>
+      <w:tblPr>
+        <w:tblStyle w:val="PlainTable1"/>
+        <w:tblW w:w="0" w:type="auto"/>
+        <w:tblLook w:val="04A0" w:firstRow="1" w:lastRow="0" w:firstColumn="1" w:lastColumn="0" w:noHBand="0" w:noVBand="1"/>
+      </w:tblPr>
+      <w:tblGrid>
+        <w:gridCol w:w="2075"/>
+        <w:gridCol w:w="2846"/>
+      </w:tblGrid>
+      <w:tr>
+        <w:trPr>
+          <w:cnfStyle w:val="100000000000" w:firstRow="1" w:lastRow="0" w:firstColumn="0" w:lastColumn="0" w:oddVBand="0" w:evenVBand="0" w:oddHBand="0" w:evenHBand="0" w:firstRowFirstColumn="0" w:firstRowLastColumn="0" w:lastRowFirstColumn="0" w:lastRowLastColumn="0"/>
+          <w:cantSplit/>
+          <w:tblHeader/>
+        </w:trPr>
+        <w:tc>
+          <w:tcPr>
+            <w:cnfStyle w:val="001000000000" w:firstRow="0" w:lastRow="0" w:firstColumn="1" w:lastColumn="0" w:oddVBand="0" w:evenVBand="0" w:oddHBand="0" w:evenHBand="0" w:firstRowFirstColumn="0" w:firstRowLastColumn="0" w:lastRowFirstColumn="0" w:lastRowLastColumn="0"/>
+            <w:tcW w:w="0" w:type="auto"/>
+          </w:tcPr>
+          <w:p>
+            <w:pPr>
+              <w:pStyle w:val="NoSpacing"/>
+            </w:pPr>
+            <w:r>
+              <w:t>Field</w:t>
+            </w:r>
+          </w:p>
+        </w:tc>
+        <w:tc>
+          <w:tcPr>
+            <w:tcW w:w="0" w:type="auto"/>
+          </w:tcPr>
+          <w:p>
+            <w:pPr>
+              <w:pStyle w:val="NoSpacing"/>
+              <w:cnfStyle w:val="100000000000" w:firstRow="1" w:lastRow="0" w:firstColumn="0" w:lastColumn="0" w:oddVBand="0" w:evenVBand="0" w:oddHBand="0" w:evenHBand="0" w:firstRowFirstColumn="0" w:firstRowLastColumn="0" w:lastRowFirstColumn="0" w:lastRowLastColumn="0"/>
+            </w:pPr>
+            <w:r>
+              <w:t>Description</w:t>
+            </w:r>
+          </w:p>
+        </w:tc>
+      </w:tr>
+      <w:tr>
+        <w:trPr>
+          <w:cnfStyle w:val="000000100000" w:firstRow="0" w:lastRow="0" w:firstColumn="0" w:lastColumn="0" w:oddVBand="0" w:evenVBand="0" w:oddHBand="1" w:evenHBand="0" w:firstRowFirstColumn="0" w:firstRowLastColumn="0" w:lastRowFirstColumn="0" w:lastRowLastColumn="0"/>
+        </w:trPr>
+        <w:tc>
+          <w:tcPr>
+            <w:cnfStyle w:val="001000000000" w:firstRow="0" w:lastRow="0" w:firstColumn="1" w:lastColumn="0" w:oddVBand="0" w:evenVBand="0" w:oddHBand="0" w:evenHBand="0" w:firstRowFirstColumn="0" w:firstRowLastColumn="0" w:lastRowFirstColumn="0" w:lastRowLastColumn="0"/>
+            <w:tcW w:w="0" w:type="auto"/>
+          </w:tcPr>
+          <w:p>
+            <w:pPr>
+              <w:pStyle w:val="NoSpacing"/>
+              <w:rPr>
+                <w:b w:val="0"/>
+                <w:bCs w:val="0"/>
+              </w:rPr>
+            </w:pPr>
+            <w:proofErr w:type="spellStart"/>
+            <w:r>
+              <w:rPr>
+                <w:b w:val="0"/>
+                <w:bCs w:val="0"/>
+              </w:rPr>
+              <w:t>nlines</w:t>
+            </w:r>
+            <w:proofErr w:type="spellEnd"/>
+          </w:p>
+        </w:tc>
+        <w:tc>
+          <w:tcPr>
+            <w:tcW w:w="0" w:type="auto"/>
+          </w:tcPr>
+          <w:p>
+            <w:pPr>
+              <w:pStyle w:val="NoSpacing"/>
+              <w:cnfStyle w:val="000000100000" w:firstRow="0" w:lastRow="0" w:firstColumn="0" w:lastColumn="0" w:oddVBand="0" w:evenVBand="0" w:oddHBand="1" w:evenHBand="0" w:firstRowFirstColumn="0" w:firstRowLastColumn="0" w:lastRowFirstColumn="0" w:lastRowLastColumn="0"/>
+            </w:pPr>
+            <w:r>
+              <w:t>Number of peak polar lines</w:t>
+            </w:r>
+          </w:p>
+        </w:tc>
+      </w:tr>
+      <w:tr>
+        <w:tc>
+          <w:tcPr>
+            <w:cnfStyle w:val="001000000000" w:firstRow="0" w:lastRow="0" w:firstColumn="1" w:lastColumn="0" w:oddVBand="0" w:evenVBand="0" w:oddHBand="0" w:evenHBand="0" w:firstRowFirstColumn="0" w:firstRowLastColumn="0" w:lastRowFirstColumn="0" w:lastRowLastColumn="0"/>
+            <w:tcW w:w="0" w:type="auto"/>
+          </w:tcPr>
+          <w:p>
+            <w:pPr>
+              <w:pStyle w:val="NoSpacing"/>
+              <w:rPr>
+                <w:b w:val="0"/>
+                <w:bCs w:val="0"/>
+              </w:rPr>
+            </w:pPr>
+            <w:proofErr w:type="spellStart"/>
+            <w:r>
+              <w:rPr>
+                <w:b w:val="0"/>
+                <w:bCs w:val="0"/>
+              </w:rPr>
+              <w:t>nlines</w:t>
+            </w:r>
+            <w:proofErr w:type="spellEnd"/>
+            <w:r>
+              <w:rPr>
+                <w:b w:val="0"/>
+                <w:bCs w:val="0"/>
+              </w:rPr>
+              <w:t xml:space="preserve"> * (rho, theta)</w:t>
+            </w:r>
+          </w:p>
+        </w:tc>
+        <w:tc>
+          <w:tcPr>
+            <w:tcW w:w="0" w:type="auto"/>
+          </w:tcPr>
+          <w:p>
+            <w:pPr>
+              <w:pStyle w:val="NoSpacing"/>
+              <w:cnfStyle w:val="000000000000" w:firstRow="0" w:lastRow="0" w:firstColumn="0" w:lastColumn="0" w:oddVBand="0" w:evenVBand="0" w:oddHBand="0" w:evenHBand="0" w:firstRowFirstColumn="0" w:firstRowLastColumn="0" w:lastRowFirstColumn="0" w:lastRowLastColumn="0"/>
+            </w:pPr>
+            <w:r>
+              <w:t>Peak polar line parameters</w:t>
+            </w:r>
+          </w:p>
+        </w:tc>
+      </w:tr>
+    </w:tbl>
+    <w:p/>
+    <w:p>
+      <w:pPr>
+        <w:pStyle w:val="Heading2"/>
+      </w:pPr>
+      <w:r>
+        <w:t>transform-image-copy Operator</w:t>
+      </w:r>
+    </w:p>
+    <w:p>
+      <w:r>
+        <w:t xml:space="preserve">The transform image copy operator copies image data and components from input to output images. If the input image data descriptor is omitted, an empty output image is created. The function of the operator depends on whether input and output images are grayscale or color. </w:t>
+      </w:r>
+    </w:p>
+    <w:tbl>
+      <w:tblPr>
+        <w:tblStyle w:val="PlainTable1"/>
+        <w:tblW w:w="0" w:type="auto"/>
+        <w:tblLook w:val="04A0" w:firstRow="1" w:lastRow="0" w:firstColumn="1" w:lastColumn="0" w:noHBand="0" w:noVBand="1"/>
+      </w:tblPr>
+      <w:tblGrid>
+        <w:gridCol w:w="1359"/>
+        <w:gridCol w:w="1474"/>
+        <w:gridCol w:w="6517"/>
+      </w:tblGrid>
+      <w:tr>
+        <w:trPr>
+          <w:cnfStyle w:val="100000000000" w:firstRow="1" w:lastRow="0" w:firstColumn="0" w:lastColumn="0" w:oddVBand="0" w:evenVBand="0" w:oddHBand="0" w:evenHBand="0" w:firstRowFirstColumn="0" w:firstRowLastColumn="0" w:lastRowFirstColumn="0" w:lastRowLastColumn="0"/>
+          <w:cantSplit/>
+          <w:tblHeader/>
+        </w:trPr>
+        <w:tc>
+          <w:tcPr>
+            <w:cnfStyle w:val="001000000000" w:firstRow="0" w:lastRow="0" w:firstColumn="1" w:lastColumn="0" w:oddVBand="0" w:evenVBand="0" w:oddHBand="0" w:evenHBand="0" w:firstRowFirstColumn="0" w:firstRowLastColumn="0" w:lastRowFirstColumn="0" w:lastRowLastColumn="0"/>
+            <w:tcW w:w="0" w:type="auto"/>
+          </w:tcPr>
+          <w:p>
+            <w:r>
+              <w:t>Input Image</w:t>
+            </w:r>
+          </w:p>
+        </w:tc>
+        <w:tc>
+          <w:tcPr>
+            <w:tcW w:w="0" w:type="auto"/>
+          </w:tcPr>
+          <w:p>
+            <w:pPr>
+              <w:cnfStyle w:val="100000000000" w:firstRow="1" w:lastRow="0" w:firstColumn="0" w:lastColumn="0" w:oddVBand="0" w:evenVBand="0" w:oddHBand="0" w:evenHBand="0" w:firstRowFirstColumn="0" w:firstRowLastColumn="0" w:lastRowFirstColumn="0" w:lastRowLastColumn="0"/>
+            </w:pPr>
+            <w:r>
+              <w:t>Output Image</w:t>
+            </w:r>
+          </w:p>
+        </w:tc>
+        <w:tc>
+          <w:tcPr>
+            <w:tcW w:w="0" w:type="auto"/>
+          </w:tcPr>
+          <w:p>
+            <w:pPr>
+              <w:cnfStyle w:val="100000000000" w:firstRow="1" w:lastRow="0" w:firstColumn="0" w:lastColumn="0" w:oddVBand="0" w:evenVBand="0" w:oddHBand="0" w:evenHBand="0" w:firstRowFirstColumn="0" w:firstRowLastColumn="0" w:lastRowFirstColumn="0" w:lastRowLastColumn="0"/>
+            </w:pPr>
+            <w:r>
+              <w:t>Description</w:t>
+            </w:r>
+          </w:p>
+        </w:tc>
+      </w:tr>
+      <w:tr>
+        <w:trPr>
+          <w:cnfStyle w:val="000000100000" w:firstRow="0" w:lastRow="0" w:firstColumn="0" w:lastColumn="0" w:oddVBand="0" w:evenVBand="0" w:oddHBand="1" w:evenHBand="0" w:firstRowFirstColumn="0" w:firstRowLastColumn="0" w:lastRowFirstColumn="0" w:lastRowLastColumn="0"/>
+        </w:trPr>
+        <w:tc>
+          <w:tcPr>
+            <w:cnfStyle w:val="001000000000" w:firstRow="0" w:lastRow="0" w:firstColumn="1" w:lastColumn="0" w:oddVBand="0" w:evenVBand="0" w:oddHBand="0" w:evenHBand="0" w:firstRowFirstColumn="0" w:firstRowLastColumn="0" w:lastRowFirstColumn="0" w:lastRowLastColumn="0"/>
+            <w:tcW w:w="0" w:type="auto"/>
+          </w:tcPr>
+          <w:p>
+            <w:pPr>
+              <w:rPr>
+                <w:b w:val="0"/>
+                <w:bCs w:val="0"/>
+              </w:rPr>
+            </w:pPr>
+            <w:r>
+              <w:rPr>
+                <w:b w:val="0"/>
+                <w:bCs w:val="0"/>
+              </w:rPr>
+              <w:t>Grayscale</w:t>
+            </w:r>
+          </w:p>
+        </w:tc>
+        <w:tc>
+          <w:tcPr>
+            <w:tcW w:w="0" w:type="auto"/>
+          </w:tcPr>
+          <w:p>
+            <w:pPr>
+              <w:cnfStyle w:val="000000100000" w:firstRow="0" w:lastRow="0" w:firstColumn="0" w:lastColumn="0" w:oddVBand="0" w:evenVBand="0" w:oddHBand="1" w:evenHBand="0" w:firstRowFirstColumn="0" w:firstRowLastColumn="0" w:lastRowFirstColumn="0" w:lastRowLastColumn="0"/>
+            </w:pPr>
+            <w:r>
+              <w:t>Grayscale</w:t>
+            </w:r>
+          </w:p>
+        </w:tc>
+        <w:tc>
+          <w:tcPr>
+            <w:tcW w:w="0" w:type="auto"/>
+          </w:tcPr>
+          <w:p>
+            <w:pPr>
+              <w:cnfStyle w:val="000000100000" w:firstRow="0" w:lastRow="0" w:firstColumn="0" w:lastColumn="0" w:oddVBand="0" w:evenVBand="0" w:oddHBand="1" w:evenHBand="0" w:firstRowFirstColumn="0" w:firstRowLastColumn="0" w:lastRowFirstColumn="0" w:lastRowLastColumn="0"/>
+            </w:pPr>
+            <w:r>
+              <w:t>Copy the input image to the output image.</w:t>
+            </w:r>
+          </w:p>
+        </w:tc>
+      </w:tr>
+      <w:tr>
+        <w:tc>
+          <w:tcPr>
+            <w:cnfStyle w:val="001000000000" w:firstRow="0" w:lastRow="0" w:firstColumn="1" w:lastColumn="0" w:oddVBand="0" w:evenVBand="0" w:oddHBand="0" w:evenHBand="0" w:firstRowFirstColumn="0" w:firstRowLastColumn="0" w:lastRowFirstColumn="0" w:lastRowLastColumn="0"/>
+            <w:tcW w:w="0" w:type="auto"/>
+          </w:tcPr>
+          <w:p>
+            <w:pPr>
+              <w:rPr>
+                <w:b w:val="0"/>
+                <w:bCs w:val="0"/>
+              </w:rPr>
+            </w:pPr>
+            <w:r>
+              <w:rPr>
+                <w:b w:val="0"/>
+                <w:bCs w:val="0"/>
+              </w:rPr>
+              <w:t>Grayscale</w:t>
+            </w:r>
+          </w:p>
+        </w:tc>
+        <w:tc>
+          <w:tcPr>
+            <w:tcW w:w="0" w:type="auto"/>
+          </w:tcPr>
+          <w:p>
+            <w:pPr>
+              <w:cnfStyle w:val="000000000000" w:firstRow="0" w:lastRow="0" w:firstColumn="0" w:lastColumn="0" w:oddVBand="0" w:evenVBand="0" w:oddHBand="0" w:evenHBand="0" w:firstRowFirstColumn="0" w:firstRowLastColumn="0" w:lastRowFirstColumn="0" w:lastRowLastColumn="0"/>
+            </w:pPr>
+            <w:r>
+              <w:t>Color</w:t>
+            </w:r>
+          </w:p>
+        </w:tc>
+        <w:tc>
+          <w:tcPr>
+            <w:tcW w:w="0" w:type="auto"/>
+          </w:tcPr>
+          <w:p>
+            <w:pPr>
+              <w:pStyle w:val="tablebullet"/>
+              <w:cnfStyle w:val="000000000000" w:firstRow="0" w:lastRow="0" w:firstColumn="0" w:lastColumn="0" w:oddVBand="0" w:evenVBand="0" w:oddHBand="0" w:evenHBand="0" w:firstRowFirstColumn="0" w:firstRowLastColumn="0" w:lastRowFirstColumn="0" w:lastRowLastColumn="0"/>
+              <w:rPr>
+                <w:sz w:val="20"/>
+                <w:szCs w:val="20"/>
+              </w:rPr>
+            </w:pPr>
+            <w:r>
+              <w:rPr>
+                <w:sz w:val="20"/>
+                <w:szCs w:val="20"/>
+              </w:rPr>
+              <w:t xml:space="preserve">Copy the input image to the output image </w:t>
+            </w:r>
+            <w:proofErr w:type="spellStart"/>
+            <w:r>
+              <w:rPr>
+                <w:sz w:val="20"/>
+                <w:szCs w:val="20"/>
+              </w:rPr>
+              <w:t>out_component</w:t>
+            </w:r>
+            <w:proofErr w:type="spellEnd"/>
+            <w:r>
+              <w:rPr>
+                <w:sz w:val="20"/>
+                <w:szCs w:val="20"/>
+              </w:rPr>
+              <w:t xml:space="preserve"> component. </w:t>
+            </w:r>
+          </w:p>
+          <w:p>
+            <w:pPr>
+              <w:pStyle w:val="tablebullet"/>
+              <w:cnfStyle w:val="000000000000" w:firstRow="0" w:lastRow="0" w:firstColumn="0" w:lastColumn="0" w:oddVBand="0" w:evenVBand="0" w:oddHBand="0" w:evenHBand="0" w:firstRowFirstColumn="0" w:firstRowLastColumn="0" w:lastRowFirstColumn="0" w:lastRowLastColumn="0"/>
+              <w:rPr>
+                <w:sz w:val="20"/>
+                <w:szCs w:val="20"/>
+              </w:rPr>
+            </w:pPr>
+            <w:r>
+              <w:rPr>
+                <w:sz w:val="20"/>
+                <w:szCs w:val="20"/>
+              </w:rPr>
+              <w:t xml:space="preserve">Copy the input image to the first output image component if the </w:t>
+            </w:r>
+            <w:proofErr w:type="spellStart"/>
+            <w:r>
+              <w:rPr>
+                <w:sz w:val="20"/>
+                <w:szCs w:val="20"/>
+              </w:rPr>
+              <w:t>out_component</w:t>
+            </w:r>
+            <w:proofErr w:type="spellEnd"/>
+            <w:r>
+              <w:rPr>
+                <w:sz w:val="20"/>
+                <w:szCs w:val="20"/>
+              </w:rPr>
+              <w:t xml:space="preserve"> parameter is omitted.</w:t>
+            </w:r>
+          </w:p>
+        </w:tc>
+      </w:tr>
+      <w:tr>
+        <w:trPr>
+          <w:cnfStyle w:val="000000100000" w:firstRow="0" w:lastRow="0" w:firstColumn="0" w:lastColumn="0" w:oddVBand="0" w:evenVBand="0" w:oddHBand="1" w:evenHBand="0" w:firstRowFirstColumn="0" w:firstRowLastColumn="0" w:lastRowFirstColumn="0" w:lastRowLastColumn="0"/>
+        </w:trPr>
+        <w:tc>
+          <w:tcPr>
+            <w:cnfStyle w:val="001000000000" w:firstRow="0" w:lastRow="0" w:firstColumn="1" w:lastColumn="0" w:oddVBand="0" w:evenVBand="0" w:oddHBand="0" w:evenHBand="0" w:firstRowFirstColumn="0" w:firstRowLastColumn="0" w:lastRowFirstColumn="0" w:lastRowLastColumn="0"/>
+            <w:tcW w:w="0" w:type="auto"/>
+          </w:tcPr>
+          <w:p>
+            <w:pPr>
+              <w:rPr>
+                <w:b w:val="0"/>
+                <w:bCs w:val="0"/>
+              </w:rPr>
+            </w:pPr>
+            <w:r>
+              <w:rPr>
+                <w:b w:val="0"/>
+                <w:bCs w:val="0"/>
+              </w:rPr>
+              <w:t>Color</w:t>
+            </w:r>
+          </w:p>
+        </w:tc>
+        <w:tc>
+          <w:tcPr>
+            <w:tcW w:w="0" w:type="auto"/>
+          </w:tcPr>
+          <w:p>
+            <w:pPr>
+              <w:cnfStyle w:val="000000100000" w:firstRow="0" w:lastRow="0" w:firstColumn="0" w:lastColumn="0" w:oddVBand="0" w:evenVBand="0" w:oddHBand="1" w:evenHBand="0" w:firstRowFirstColumn="0" w:firstRowLastColumn="0" w:lastRowFirstColumn="0" w:lastRowLastColumn="0"/>
+            </w:pPr>
+            <w:r>
+              <w:t>Grayscale</w:t>
+            </w:r>
+          </w:p>
+        </w:tc>
+        <w:tc>
+          <w:tcPr>
+            <w:tcW w:w="0" w:type="auto"/>
+          </w:tcPr>
+          <w:p>
+            <w:pPr>
+              <w:pStyle w:val="tablebullet"/>
+              <w:cnfStyle w:val="000000100000" w:firstRow="0" w:lastRow="0" w:firstColumn="0" w:lastColumn="0" w:oddVBand="0" w:evenVBand="0" w:oddHBand="1" w:evenHBand="0" w:firstRowFirstColumn="0" w:firstRowLastColumn="0" w:lastRowFirstColumn="0" w:lastRowLastColumn="0"/>
+              <w:rPr>
+                <w:sz w:val="20"/>
+                <w:szCs w:val="20"/>
+              </w:rPr>
+            </w:pPr>
+            <w:r>
+              <w:rPr>
+                <w:sz w:val="20"/>
+                <w:szCs w:val="20"/>
+              </w:rPr>
+              <w:t xml:space="preserve">Copy the input image </w:t>
+            </w:r>
+            <w:proofErr w:type="spellStart"/>
+            <w:r>
+              <w:rPr>
+                <w:sz w:val="20"/>
+                <w:szCs w:val="20"/>
+              </w:rPr>
+              <w:t>in_component</w:t>
+            </w:r>
+            <w:proofErr w:type="spellEnd"/>
+            <w:r>
+              <w:rPr>
+                <w:sz w:val="20"/>
+                <w:szCs w:val="20"/>
+              </w:rPr>
+              <w:t xml:space="preserve"> component to the output image </w:t>
+            </w:r>
+            <w:proofErr w:type="spellStart"/>
+            <w:r>
+              <w:rPr>
+                <w:sz w:val="20"/>
+                <w:szCs w:val="20"/>
+              </w:rPr>
+              <w:t>in_component</w:t>
+            </w:r>
+            <w:proofErr w:type="spellEnd"/>
+            <w:r>
+              <w:rPr>
+                <w:sz w:val="20"/>
+                <w:szCs w:val="20"/>
+              </w:rPr>
+              <w:t xml:space="preserve"> component. </w:t>
+            </w:r>
+          </w:p>
+          <w:p>
+            <w:pPr>
+              <w:pStyle w:val="tablebullet"/>
+              <w:cnfStyle w:val="000000100000" w:firstRow="0" w:lastRow="0" w:firstColumn="0" w:lastColumn="0" w:oddVBand="0" w:evenVBand="0" w:oddHBand="1" w:evenHBand="0" w:firstRowFirstColumn="0" w:firstRowLastColumn="0" w:lastRowFirstColumn="0" w:lastRowLastColumn="0"/>
+              <w:rPr>
+                <w:sz w:val="20"/>
+                <w:szCs w:val="20"/>
+              </w:rPr>
+            </w:pPr>
+            <w:r>
+              <w:rPr>
+                <w:sz w:val="20"/>
+                <w:szCs w:val="20"/>
+              </w:rPr>
+              <w:t xml:space="preserve">Copy the first input image component to the output image if the </w:t>
+            </w:r>
+            <w:proofErr w:type="spellStart"/>
+            <w:r>
+              <w:rPr>
+                <w:sz w:val="20"/>
+                <w:szCs w:val="20"/>
+              </w:rPr>
+              <w:t>in_component</w:t>
+            </w:r>
+            <w:proofErr w:type="spellEnd"/>
+            <w:r>
+              <w:rPr>
+                <w:sz w:val="20"/>
+                <w:szCs w:val="20"/>
+              </w:rPr>
+              <w:t xml:space="preserve"> parameter is omitted.</w:t>
+            </w:r>
+          </w:p>
+        </w:tc>
+      </w:tr>
+      <w:tr>
+        <w:tc>
+          <w:tcPr>
+            <w:cnfStyle w:val="001000000000" w:firstRow="0" w:lastRow="0" w:firstColumn="1" w:lastColumn="0" w:oddVBand="0" w:evenVBand="0" w:oddHBand="0" w:evenHBand="0" w:firstRowFirstColumn="0" w:firstRowLastColumn="0" w:lastRowFirstColumn="0" w:lastRowLastColumn="0"/>
+            <w:tcW w:w="0" w:type="auto"/>
+          </w:tcPr>
+          <w:p>
+            <w:pPr>
+              <w:rPr>
+                <w:b w:val="0"/>
+                <w:bCs w:val="0"/>
+              </w:rPr>
+            </w:pPr>
+            <w:r>
+              <w:rPr>
+                <w:b w:val="0"/>
+                <w:bCs w:val="0"/>
+              </w:rPr>
+              <w:t>Color</w:t>
+            </w:r>
+          </w:p>
+        </w:tc>
+        <w:tc>
+          <w:tcPr>
+            <w:tcW w:w="0" w:type="auto"/>
+          </w:tcPr>
+          <w:p>
+            <w:pPr>
+              <w:cnfStyle w:val="000000000000" w:firstRow="0" w:lastRow="0" w:firstColumn="0" w:lastColumn="0" w:oddVBand="0" w:evenVBand="0" w:oddHBand="0" w:evenHBand="0" w:firstRowFirstColumn="0" w:firstRowLastColumn="0" w:lastRowFirstColumn="0" w:lastRowLastColumn="0"/>
+            </w:pPr>
+            <w:r>
+              <w:t>Color</w:t>
+            </w:r>
+          </w:p>
+        </w:tc>
+        <w:tc>
+          <w:tcPr>
+            <w:tcW w:w="0" w:type="auto"/>
+          </w:tcPr>
+          <w:p>
+            <w:pPr>
+              <w:cnfStyle w:val="000000000000" w:firstRow="0" w:lastRow="0" w:firstColumn="0" w:lastColumn="0" w:oddVBand="0" w:evenVBand="0" w:oddHBand="0" w:evenHBand="0" w:firstRowFirstColumn="0" w:firstRowLastColumn="0" w:lastRowFirstColumn="0" w:lastRowLastColumn="0"/>
+            </w:pPr>
+            <w:r>
+              <w:t>Copy from the input image to the output image as below.</w:t>
+            </w:r>
+          </w:p>
+        </w:tc>
+      </w:tr>
+    </w:tbl>
+    <w:p/>
+    <w:p>
+      <w:r>
+        <w:t xml:space="preserve">There are several variations depending whether the </w:t>
       </w:r>
       <w:proofErr w:type="spellStart"/>
       <w:r>
-        <w:t>max_count</w:t>
+        <w:t>in_component</w:t>
       </w:r>
       <w:proofErr w:type="spellEnd"/>
       <w:r>
-        <w:t>.</w:t>
-      </w:r>
-    </w:p>
-    <w:p>
-      <w:pPr>
-        <w:pStyle w:val="Heading3"/>
+        <w:t xml:space="preserve"> or </w:t>
+      </w:r>
+      <w:proofErr w:type="spellStart"/>
+      <w:r>
+        <w:t>out_component</w:t>
+      </w:r>
+      <w:proofErr w:type="spellEnd"/>
+      <w:r>
+        <w:t xml:space="preserve"> parameters are specified.</w:t>
+      </w:r>
+    </w:p>
+    <w:tbl>
+      <w:tblPr>
+        <w:tblStyle w:val="PlainTable1"/>
+        <w:tblW w:w="0" w:type="auto"/>
+        <w:tblLook w:val="04A0" w:firstRow="1" w:lastRow="0" w:firstColumn="1" w:lastColumn="0" w:noHBand="0" w:noVBand="1"/>
+      </w:tblPr>
+      <w:tblGrid>
+        <w:gridCol w:w="1720"/>
+        <w:gridCol w:w="1866"/>
+        <w:gridCol w:w="5764"/>
+      </w:tblGrid>
+      <w:tr>
+        <w:trPr>
+          <w:cnfStyle w:val="100000000000" w:firstRow="1" w:lastRow="0" w:firstColumn="0" w:lastColumn="0" w:oddVBand="0" w:evenVBand="0" w:oddHBand="0" w:evenHBand="0" w:firstRowFirstColumn="0" w:firstRowLastColumn="0" w:lastRowFirstColumn="0" w:lastRowLastColumn="0"/>
+        </w:trPr>
+        <w:tc>
+          <w:tcPr>
+            <w:cnfStyle w:val="001000000000" w:firstRow="0" w:lastRow="0" w:firstColumn="1" w:lastColumn="0" w:oddVBand="0" w:evenVBand="0" w:oddHBand="0" w:evenHBand="0" w:firstRowFirstColumn="0" w:firstRowLastColumn="0" w:lastRowFirstColumn="0" w:lastRowLastColumn="0"/>
+            <w:tcW w:w="0" w:type="auto"/>
+          </w:tcPr>
+          <w:p>
+            <w:proofErr w:type="spellStart"/>
+            <w:r>
+              <w:t>in_component</w:t>
+            </w:r>
+            <w:proofErr w:type="spellEnd"/>
+          </w:p>
+        </w:tc>
+        <w:tc>
+          <w:tcPr>
+            <w:tcW w:w="0" w:type="auto"/>
+          </w:tcPr>
+          <w:p>
+            <w:pPr>
+              <w:cnfStyle w:val="100000000000" w:firstRow="1" w:lastRow="0" w:firstColumn="0" w:lastColumn="0" w:oddVBand="0" w:evenVBand="0" w:oddHBand="0" w:evenHBand="0" w:firstRowFirstColumn="0" w:firstRowLastColumn="0" w:lastRowFirstColumn="0" w:lastRowLastColumn="0"/>
+            </w:pPr>
+            <w:proofErr w:type="spellStart"/>
+            <w:r>
+              <w:t>out_component</w:t>
+            </w:r>
+            <w:proofErr w:type="spellEnd"/>
+          </w:p>
+        </w:tc>
+        <w:tc>
+          <w:tcPr>
+            <w:tcW w:w="0" w:type="auto"/>
+          </w:tcPr>
+          <w:p>
+            <w:pPr>
+              <w:cnfStyle w:val="100000000000" w:firstRow="1" w:lastRow="0" w:firstColumn="0" w:lastColumn="0" w:oddVBand="0" w:evenVBand="0" w:oddHBand="0" w:evenHBand="0" w:firstRowFirstColumn="0" w:firstRowLastColumn="0" w:lastRowFirstColumn="0" w:lastRowLastColumn="0"/>
+            </w:pPr>
+            <w:r>
+              <w:t>description</w:t>
+            </w:r>
+          </w:p>
+        </w:tc>
+      </w:tr>
+      <w:tr>
+        <w:trPr>
+          <w:cnfStyle w:val="000000100000" w:firstRow="0" w:lastRow="0" w:firstColumn="0" w:lastColumn="0" w:oddVBand="0" w:evenVBand="0" w:oddHBand="1" w:evenHBand="0" w:firstRowFirstColumn="0" w:firstRowLastColumn="0" w:lastRowFirstColumn="0" w:lastRowLastColumn="0"/>
+        </w:trPr>
+        <w:tc>
+          <w:tcPr>
+            <w:cnfStyle w:val="001000000000" w:firstRow="0" w:lastRow="0" w:firstColumn="1" w:lastColumn="0" w:oddVBand="0" w:evenVBand="0" w:oddHBand="0" w:evenHBand="0" w:firstRowFirstColumn="0" w:firstRowLastColumn="0" w:lastRowFirstColumn="0" w:lastRowLastColumn="0"/>
+            <w:tcW w:w="0" w:type="auto"/>
+          </w:tcPr>
+          <w:p>
+            <w:pPr>
+              <w:rPr>
+                <w:b w:val="0"/>
+                <w:bCs w:val="0"/>
+              </w:rPr>
+            </w:pPr>
+            <w:r>
+              <w:rPr>
+                <w:b w:val="0"/>
+                <w:bCs w:val="0"/>
+              </w:rPr>
+              <w:t>specified</w:t>
+            </w:r>
+          </w:p>
+        </w:tc>
+        <w:tc>
+          <w:tcPr>
+            <w:tcW w:w="0" w:type="auto"/>
+          </w:tcPr>
+          <w:p>
+            <w:pPr>
+              <w:cnfStyle w:val="000000100000" w:firstRow="0" w:lastRow="0" w:firstColumn="0" w:lastColumn="0" w:oddVBand="0" w:evenVBand="0" w:oddHBand="1" w:evenHBand="0" w:firstRowFirstColumn="0" w:firstRowLastColumn="0" w:lastRowFirstColumn="0" w:lastRowLastColumn="0"/>
+            </w:pPr>
+            <w:r>
+              <w:t>specified</w:t>
+            </w:r>
+          </w:p>
+        </w:tc>
+        <w:tc>
+          <w:tcPr>
+            <w:tcW w:w="0" w:type="auto"/>
+          </w:tcPr>
+          <w:p>
+            <w:pPr>
+              <w:keepNext/>
+              <w:cnfStyle w:val="000000100000" w:firstRow="0" w:lastRow="0" w:firstColumn="0" w:lastColumn="0" w:oddVBand="0" w:evenVBand="0" w:oddHBand="1" w:evenHBand="0" w:firstRowFirstColumn="0" w:firstRowLastColumn="0" w:lastRowFirstColumn="0" w:lastRowLastColumn="0"/>
+            </w:pPr>
+            <w:r>
+              <w:t xml:space="preserve">Copy the input image </w:t>
+            </w:r>
+            <w:proofErr w:type="spellStart"/>
+            <w:r>
+              <w:t>in_component</w:t>
+            </w:r>
+            <w:proofErr w:type="spellEnd"/>
+            <w:r>
+              <w:t xml:space="preserve"> to the output image </w:t>
+            </w:r>
+            <w:proofErr w:type="spellStart"/>
+            <w:r>
+              <w:t>out_component</w:t>
+            </w:r>
+            <w:proofErr w:type="spellEnd"/>
+            <w:r>
+              <w:t xml:space="preserve"> component </w:t>
+            </w:r>
+          </w:p>
+        </w:tc>
+      </w:tr>
+      <w:tr>
+        <w:tc>
+          <w:tcPr>
+            <w:cnfStyle w:val="001000000000" w:firstRow="0" w:lastRow="0" w:firstColumn="1" w:lastColumn="0" w:oddVBand="0" w:evenVBand="0" w:oddHBand="0" w:evenHBand="0" w:firstRowFirstColumn="0" w:firstRowLastColumn="0" w:lastRowFirstColumn="0" w:lastRowLastColumn="0"/>
+            <w:tcW w:w="0" w:type="auto"/>
+          </w:tcPr>
+          <w:p>
+            <w:pPr>
+              <w:rPr>
+                <w:b w:val="0"/>
+                <w:bCs w:val="0"/>
+              </w:rPr>
+            </w:pPr>
+            <w:r>
+              <w:rPr>
+                <w:b w:val="0"/>
+                <w:bCs w:val="0"/>
+              </w:rPr>
+              <w:t xml:space="preserve">specified </w:t>
+            </w:r>
+          </w:p>
+        </w:tc>
+        <w:tc>
+          <w:tcPr>
+            <w:tcW w:w="0" w:type="auto"/>
+          </w:tcPr>
+          <w:p>
+            <w:pPr>
+              <w:cnfStyle w:val="000000000000" w:firstRow="0" w:lastRow="0" w:firstColumn="0" w:lastColumn="0" w:oddVBand="0" w:evenVBand="0" w:oddHBand="0" w:evenHBand="0" w:firstRowFirstColumn="0" w:firstRowLastColumn="0" w:lastRowFirstColumn="0" w:lastRowLastColumn="0"/>
+            </w:pPr>
+            <w:r>
+              <w:t>omitted</w:t>
+            </w:r>
+          </w:p>
+        </w:tc>
+        <w:tc>
+          <w:tcPr>
+            <w:tcW w:w="0" w:type="auto"/>
+          </w:tcPr>
+          <w:p>
+            <w:pPr>
+              <w:keepNext/>
+              <w:cnfStyle w:val="000000000000" w:firstRow="0" w:lastRow="0" w:firstColumn="0" w:lastColumn="0" w:oddVBand="0" w:evenVBand="0" w:oddHBand="0" w:evenHBand="0" w:firstRowFirstColumn="0" w:firstRowLastColumn="0" w:lastRowFirstColumn="0" w:lastRowLastColumn="0"/>
+            </w:pPr>
+            <w:r>
+              <w:t xml:space="preserve">Copy the input image </w:t>
+            </w:r>
+            <w:proofErr w:type="spellStart"/>
+            <w:r>
+              <w:t>in_component</w:t>
+            </w:r>
+            <w:proofErr w:type="spellEnd"/>
+            <w:r>
+              <w:t xml:space="preserve"> component to the </w:t>
+            </w:r>
+            <w:proofErr w:type="spellStart"/>
+            <w:r>
+              <w:t>in_component</w:t>
+            </w:r>
+            <w:proofErr w:type="spellEnd"/>
+            <w:r>
+              <w:t xml:space="preserve"> component of the output image</w:t>
+            </w:r>
+          </w:p>
+        </w:tc>
+      </w:tr>
+      <w:tr>
+        <w:trPr>
+          <w:cnfStyle w:val="000000100000" w:firstRow="0" w:lastRow="0" w:firstColumn="0" w:lastColumn="0" w:oddVBand="0" w:evenVBand="0" w:oddHBand="1" w:evenHBand="0" w:firstRowFirstColumn="0" w:firstRowLastColumn="0" w:lastRowFirstColumn="0" w:lastRowLastColumn="0"/>
+        </w:trPr>
+        <w:tc>
+          <w:tcPr>
+            <w:cnfStyle w:val="001000000000" w:firstRow="0" w:lastRow="0" w:firstColumn="1" w:lastColumn="0" w:oddVBand="0" w:evenVBand="0" w:oddHBand="0" w:evenHBand="0" w:firstRowFirstColumn="0" w:firstRowLastColumn="0" w:lastRowFirstColumn="0" w:lastRowLastColumn="0"/>
+            <w:tcW w:w="0" w:type="auto"/>
+          </w:tcPr>
+          <w:p>
+            <w:pPr>
+              <w:rPr>
+                <w:b w:val="0"/>
+                <w:bCs w:val="0"/>
+              </w:rPr>
+            </w:pPr>
+            <w:r>
+              <w:rPr>
+                <w:b w:val="0"/>
+                <w:bCs w:val="0"/>
+              </w:rPr>
+              <w:t>omitted</w:t>
+            </w:r>
+          </w:p>
+        </w:tc>
+        <w:tc>
+          <w:tcPr>
+            <w:tcW w:w="0" w:type="auto"/>
+          </w:tcPr>
+          <w:p>
+            <w:pPr>
+              <w:cnfStyle w:val="000000100000" w:firstRow="0" w:lastRow="0" w:firstColumn="0" w:lastColumn="0" w:oddVBand="0" w:evenVBand="0" w:oddHBand="1" w:evenHBand="0" w:firstRowFirstColumn="0" w:firstRowLastColumn="0" w:lastRowFirstColumn="0" w:lastRowLastColumn="0"/>
+            </w:pPr>
+            <w:r>
+              <w:t>specified</w:t>
+            </w:r>
+          </w:p>
+        </w:tc>
+        <w:tc>
+          <w:tcPr>
+            <w:tcW w:w="0" w:type="auto"/>
+          </w:tcPr>
+          <w:p>
+            <w:pPr>
+              <w:keepNext/>
+              <w:cnfStyle w:val="000000100000" w:firstRow="0" w:lastRow="0" w:firstColumn="0" w:lastColumn="0" w:oddVBand="0" w:evenVBand="0" w:oddHBand="1" w:evenHBand="0" w:firstRowFirstColumn="0" w:firstRowLastColumn="0" w:lastRowFirstColumn="0" w:lastRowLastColumn="0"/>
+            </w:pPr>
+            <w:r>
+              <w:t xml:space="preserve">Copy the input image </w:t>
+            </w:r>
+            <w:proofErr w:type="spellStart"/>
+            <w:r>
+              <w:t>out_component</w:t>
+            </w:r>
+            <w:proofErr w:type="spellEnd"/>
+            <w:r>
+              <w:t xml:space="preserve"> component to the output image </w:t>
+            </w:r>
+            <w:proofErr w:type="spellStart"/>
+            <w:r>
+              <w:t>out_component</w:t>
+            </w:r>
+            <w:proofErr w:type="spellEnd"/>
+            <w:r>
+              <w:t xml:space="preserve"> component </w:t>
+            </w:r>
+          </w:p>
+        </w:tc>
+      </w:tr>
+      <w:tr>
+        <w:tc>
+          <w:tcPr>
+            <w:cnfStyle w:val="001000000000" w:firstRow="0" w:lastRow="0" w:firstColumn="1" w:lastColumn="0" w:oddVBand="0" w:evenVBand="0" w:oddHBand="0" w:evenHBand="0" w:firstRowFirstColumn="0" w:firstRowLastColumn="0" w:lastRowFirstColumn="0" w:lastRowLastColumn="0"/>
+            <w:tcW w:w="0" w:type="auto"/>
+          </w:tcPr>
+          <w:p>
+            <w:pPr>
+              <w:rPr>
+                <w:b w:val="0"/>
+                <w:bCs w:val="0"/>
+              </w:rPr>
+            </w:pPr>
+            <w:r>
+              <w:rPr>
+                <w:b w:val="0"/>
+                <w:bCs w:val="0"/>
+              </w:rPr>
+              <w:t>omitted</w:t>
+            </w:r>
+          </w:p>
+        </w:tc>
+        <w:tc>
+          <w:tcPr>
+            <w:tcW w:w="0" w:type="auto"/>
+          </w:tcPr>
+          <w:p>
+            <w:pPr>
+              <w:cnfStyle w:val="000000000000" w:firstRow="0" w:lastRow="0" w:firstColumn="0" w:lastColumn="0" w:oddVBand="0" w:evenVBand="0" w:oddHBand="0" w:evenHBand="0" w:firstRowFirstColumn="0" w:firstRowLastColumn="0" w:lastRowFirstColumn="0" w:lastRowLastColumn="0"/>
+            </w:pPr>
+            <w:r>
+              <w:t>omitted</w:t>
+            </w:r>
+          </w:p>
+        </w:tc>
+        <w:tc>
+          <w:tcPr>
+            <w:tcW w:w="0" w:type="auto"/>
+          </w:tcPr>
+          <w:p>
+            <w:pPr>
+              <w:keepNext/>
+              <w:cnfStyle w:val="000000000000" w:firstRow="0" w:lastRow="0" w:firstColumn="0" w:lastColumn="0" w:oddVBand="0" w:evenVBand="0" w:oddHBand="0" w:evenHBand="0" w:firstRowFirstColumn="0" w:firstRowLastColumn="0" w:lastRowFirstColumn="0" w:lastRowLastColumn="0"/>
+            </w:pPr>
+            <w:r>
+              <w:t>Copy all input image components to the output image</w:t>
+            </w:r>
+          </w:p>
+        </w:tc>
+      </w:tr>
+    </w:tbl>
+    <w:p/>
+    <w:p>
+      <w:r>
+        <w:t>The parameters to the draw transform image copy operator are:</w:t>
+      </w:r>
+    </w:p>
+    <w:tbl>
+      <w:tblPr>
+        <w:tblStyle w:val="PlainTable1"/>
+        <w:tblW w:w="0" w:type="auto"/>
+        <w:tblLook w:val="04A0" w:firstRow="1" w:lastRow="0" w:firstColumn="1" w:lastColumn="0" w:noHBand="0" w:noVBand="1"/>
+      </w:tblPr>
+      <w:tblGrid>
+        <w:gridCol w:w="1866"/>
+        <w:gridCol w:w="6527"/>
+      </w:tblGrid>
+      <w:tr>
+        <w:trPr>
+          <w:cnfStyle w:val="100000000000" w:firstRow="1" w:lastRow="0" w:firstColumn="0" w:lastColumn="0" w:oddVBand="0" w:evenVBand="0" w:oddHBand="0" w:evenHBand="0" w:firstRowFirstColumn="0" w:firstRowLastColumn="0" w:lastRowFirstColumn="0" w:lastRowLastColumn="0"/>
+          <w:cantSplit/>
+          <w:tblHeader/>
+        </w:trPr>
+        <w:tc>
+          <w:tcPr>
+            <w:cnfStyle w:val="001000000000" w:firstRow="0" w:lastRow="0" w:firstColumn="1" w:lastColumn="0" w:oddVBand="0" w:evenVBand="0" w:oddHBand="0" w:evenHBand="0" w:firstRowFirstColumn="0" w:firstRowLastColumn="0" w:lastRowFirstColumn="0" w:lastRowLastColumn="0"/>
+            <w:tcW w:w="0" w:type="auto"/>
+          </w:tcPr>
+          <w:p>
+            <w:pPr>
+              <w:pStyle w:val="NoSpacing"/>
+            </w:pPr>
+            <w:r>
+              <w:t>parameter</w:t>
+            </w:r>
+          </w:p>
+        </w:tc>
+        <w:tc>
+          <w:tcPr>
+            <w:tcW w:w="0" w:type="auto"/>
+          </w:tcPr>
+          <w:p>
+            <w:pPr>
+              <w:pStyle w:val="NoSpacing"/>
+              <w:cnfStyle w:val="100000000000" w:firstRow="1" w:lastRow="0" w:firstColumn="0" w:lastColumn="0" w:oddVBand="0" w:evenVBand="0" w:oddHBand="0" w:evenHBand="0" w:firstRowFirstColumn="0" w:firstRowLastColumn="0" w:lastRowFirstColumn="0" w:lastRowLastColumn="0"/>
+            </w:pPr>
+            <w:r>
+              <w:t>description</w:t>
+            </w:r>
+          </w:p>
+        </w:tc>
+      </w:tr>
+      <w:tr>
+        <w:trPr>
+          <w:cnfStyle w:val="000000100000" w:firstRow="0" w:lastRow="0" w:firstColumn="0" w:lastColumn="0" w:oddVBand="0" w:evenVBand="0" w:oddHBand="1" w:evenHBand="0" w:firstRowFirstColumn="0" w:firstRowLastColumn="0" w:lastRowFirstColumn="0" w:lastRowLastColumn="0"/>
+        </w:trPr>
+        <w:tc>
+          <w:tcPr>
+            <w:cnfStyle w:val="001000000000" w:firstRow="0" w:lastRow="0" w:firstColumn="1" w:lastColumn="0" w:oddVBand="0" w:evenVBand="0" w:oddHBand="0" w:evenHBand="0" w:firstRowFirstColumn="0" w:firstRowLastColumn="0" w:lastRowFirstColumn="0" w:lastRowLastColumn="0"/>
+            <w:tcW w:w="0" w:type="auto"/>
+          </w:tcPr>
+          <w:p>
+            <w:proofErr w:type="spellStart"/>
+            <w:r>
+              <w:t>in_component</w:t>
+            </w:r>
+            <w:proofErr w:type="spellEnd"/>
+          </w:p>
+        </w:tc>
+        <w:tc>
+          <w:tcPr>
+            <w:tcW w:w="0" w:type="auto"/>
+          </w:tcPr>
+          <w:p>
+            <w:pPr>
+              <w:pStyle w:val="NoSpacing"/>
+              <w:cnfStyle w:val="000000100000" w:firstRow="0" w:lastRow="0" w:firstColumn="0" w:lastColumn="0" w:oddVBand="0" w:evenVBand="0" w:oddHBand="1" w:evenHBand="0" w:firstRowFirstColumn="0" w:firstRowLastColumn="0" w:lastRowFirstColumn="0" w:lastRowLastColumn="0"/>
+            </w:pPr>
+            <w:r>
+              <w:t>The component of the input image to copy</w:t>
+            </w:r>
+          </w:p>
+        </w:tc>
+      </w:tr>
+      <w:tr>
+        <w:tc>
+          <w:tcPr>
+            <w:cnfStyle w:val="001000000000" w:firstRow="0" w:lastRow="0" w:firstColumn="1" w:lastColumn="0" w:oddVBand="0" w:evenVBand="0" w:oddHBand="0" w:evenHBand="0" w:firstRowFirstColumn="0" w:firstRowLastColumn="0" w:lastRowFirstColumn="0" w:lastRowLastColumn="0"/>
+            <w:tcW w:w="0" w:type="auto"/>
+          </w:tcPr>
+          <w:p>
+            <w:proofErr w:type="spellStart"/>
+            <w:r>
+              <w:t>out_component</w:t>
+            </w:r>
+            <w:proofErr w:type="spellEnd"/>
+          </w:p>
+        </w:tc>
+        <w:tc>
+          <w:tcPr>
+            <w:tcW w:w="0" w:type="auto"/>
+          </w:tcPr>
+          <w:p>
+            <w:pPr>
+              <w:pStyle w:val="NoSpacing"/>
+              <w:cnfStyle w:val="000000000000" w:firstRow="0" w:lastRow="0" w:firstColumn="0" w:lastColumn="0" w:oddVBand="0" w:evenVBand="0" w:oddHBand="0" w:evenHBand="0" w:firstRowFirstColumn="0" w:firstRowLastColumn="0" w:lastRowFirstColumn="0" w:lastRowLastColumn="0"/>
+            </w:pPr>
+            <w:r>
+              <w:t>The component of the output image to copy from the input image</w:t>
+            </w:r>
+          </w:p>
+        </w:tc>
+      </w:tr>
+    </w:tbl>
+    <w:p/>
+    <w:p>
+      <w:pPr>
+        <w:pStyle w:val="Normalafterlist"/>
+      </w:pPr>
+      <w:r>
+        <w:t>The experiment log output includes the output image pixel parameters:</w:t>
+      </w:r>
+    </w:p>
+    <w:tbl>
+      <w:tblPr>
+        <w:tblStyle w:val="PlainTable1"/>
+        <w:tblW w:w="0" w:type="auto"/>
+        <w:tblLook w:val="04A0" w:firstRow="1" w:lastRow="0" w:firstColumn="1" w:lastColumn="0" w:noHBand="0" w:noVBand="1"/>
+      </w:tblPr>
+      <w:tblGrid>
+        <w:gridCol w:w="1415"/>
+        <w:gridCol w:w="7935"/>
+      </w:tblGrid>
+      <w:tr>
+        <w:trPr>
+          <w:cnfStyle w:val="100000000000" w:firstRow="1" w:lastRow="0" w:firstColumn="0" w:lastColumn="0" w:oddVBand="0" w:evenVBand="0" w:oddHBand="0" w:evenHBand="0" w:firstRowFirstColumn="0" w:firstRowLastColumn="0" w:lastRowFirstColumn="0" w:lastRowLastColumn="0"/>
+          <w:cantSplit/>
+          <w:tblHeader/>
+        </w:trPr>
+        <w:tc>
+          <w:tcPr>
+            <w:cnfStyle w:val="001000000000" w:firstRow="0" w:lastRow="0" w:firstColumn="1" w:lastColumn="0" w:oddVBand="0" w:evenVBand="0" w:oddHBand="0" w:evenHBand="0" w:firstRowFirstColumn="0" w:firstRowLastColumn="0" w:lastRowFirstColumn="0" w:lastRowLastColumn="0"/>
+            <w:tcW w:w="0" w:type="auto"/>
+          </w:tcPr>
+          <w:p>
+            <w:pPr>
+              <w:pStyle w:val="NoSpacing"/>
+            </w:pPr>
+            <w:r>
+              <w:lastRenderedPageBreak/>
+              <w:t>Field</w:t>
+            </w:r>
+          </w:p>
+        </w:tc>
+        <w:tc>
+          <w:tcPr>
+            <w:tcW w:w="0" w:type="auto"/>
+          </w:tcPr>
+          <w:p>
+            <w:pPr>
+              <w:pStyle w:val="NoSpacing"/>
+              <w:cnfStyle w:val="100000000000" w:firstRow="1" w:lastRow="0" w:firstColumn="0" w:lastColumn="0" w:oddVBand="0" w:evenVBand="0" w:oddHBand="0" w:evenHBand="0" w:firstRowFirstColumn="0" w:firstRowLastColumn="0" w:lastRowFirstColumn="0" w:lastRowLastColumn="0"/>
+            </w:pPr>
+            <w:r>
+              <w:t>Description</w:t>
+            </w:r>
+          </w:p>
+        </w:tc>
+      </w:tr>
+      <w:tr>
+        <w:trPr>
+          <w:cnfStyle w:val="000000100000" w:firstRow="0" w:lastRow="0" w:firstColumn="0" w:lastColumn="0" w:oddVBand="0" w:evenVBand="0" w:oddHBand="1" w:evenHBand="0" w:firstRowFirstColumn="0" w:firstRowLastColumn="0" w:lastRowFirstColumn="0" w:lastRowLastColumn="0"/>
+        </w:trPr>
+        <w:tc>
+          <w:tcPr>
+            <w:cnfStyle w:val="001000000000" w:firstRow="0" w:lastRow="0" w:firstColumn="1" w:lastColumn="0" w:oddVBand="0" w:evenVBand="0" w:oddHBand="0" w:evenHBand="0" w:firstRowFirstColumn="0" w:firstRowLastColumn="0" w:lastRowFirstColumn="0" w:lastRowLastColumn="0"/>
+            <w:tcW w:w="0" w:type="auto"/>
+          </w:tcPr>
+          <w:p>
+            <w:pPr>
+              <w:pStyle w:val="NoSpacing"/>
+              <w:rPr>
+                <w:b w:val="0"/>
+                <w:bCs w:val="0"/>
+              </w:rPr>
+            </w:pPr>
+            <w:r>
+              <w:rPr>
+                <w:b w:val="0"/>
+                <w:bCs w:val="0"/>
+              </w:rPr>
+              <w:t>rows</w:t>
+            </w:r>
+          </w:p>
+        </w:tc>
+        <w:tc>
+          <w:tcPr>
+            <w:tcW w:w="0" w:type="auto"/>
+          </w:tcPr>
+          <w:p>
+            <w:pPr>
+              <w:pStyle w:val="NoSpacing"/>
+              <w:cnfStyle w:val="000000100000" w:firstRow="0" w:lastRow="0" w:firstColumn="0" w:lastColumn="0" w:oddVBand="0" w:evenVBand="0" w:oddHBand="1" w:evenHBand="0" w:firstRowFirstColumn="0" w:firstRowLastColumn="0" w:lastRowFirstColumn="0" w:lastRowLastColumn="0"/>
+            </w:pPr>
+            <w:r>
+              <w:t>The number of image rows</w:t>
+            </w:r>
+          </w:p>
+        </w:tc>
+      </w:tr>
+      <w:tr>
+        <w:tc>
+          <w:tcPr>
+            <w:cnfStyle w:val="001000000000" w:firstRow="0" w:lastRow="0" w:firstColumn="1" w:lastColumn="0" w:oddVBand="0" w:evenVBand="0" w:oddHBand="0" w:evenHBand="0" w:firstRowFirstColumn="0" w:firstRowLastColumn="0" w:lastRowFirstColumn="0" w:lastRowLastColumn="0"/>
+            <w:tcW w:w="0" w:type="auto"/>
+          </w:tcPr>
+          <w:p>
+            <w:pPr>
+              <w:pStyle w:val="NoSpacing"/>
+              <w:rPr>
+                <w:b w:val="0"/>
+                <w:bCs w:val="0"/>
+              </w:rPr>
+            </w:pPr>
+            <w:r>
+              <w:rPr>
+                <w:b w:val="0"/>
+                <w:bCs w:val="0"/>
+              </w:rPr>
+              <w:t>cols</w:t>
+            </w:r>
+          </w:p>
+        </w:tc>
+        <w:tc>
+          <w:tcPr>
+            <w:tcW w:w="0" w:type="auto"/>
+          </w:tcPr>
+          <w:p>
+            <w:pPr>
+              <w:pStyle w:val="NoSpacing"/>
+              <w:cnfStyle w:val="000000000000" w:firstRow="0" w:lastRow="0" w:firstColumn="0" w:lastColumn="0" w:oddVBand="0" w:evenVBand="0" w:oddHBand="0" w:evenHBand="0" w:firstRowFirstColumn="0" w:firstRowLastColumn="0" w:lastRowFirstColumn="0" w:lastRowLastColumn="0"/>
+            </w:pPr>
+            <w:r>
+              <w:t>The number of image columns</w:t>
+            </w:r>
+          </w:p>
+        </w:tc>
+      </w:tr>
+      <w:tr>
+        <w:trPr>
+          <w:cnfStyle w:val="000000100000" w:firstRow="0" w:lastRow="0" w:firstColumn="0" w:lastColumn="0" w:oddVBand="0" w:evenVBand="0" w:oddHBand="1" w:evenHBand="0" w:firstRowFirstColumn="0" w:firstRowLastColumn="0" w:lastRowFirstColumn="0" w:lastRowLastColumn="0"/>
+        </w:trPr>
+        <w:tc>
+          <w:tcPr>
+            <w:cnfStyle w:val="001000000000" w:firstRow="0" w:lastRow="0" w:firstColumn="1" w:lastColumn="0" w:oddVBand="0" w:evenVBand="0" w:oddHBand="0" w:evenHBand="0" w:firstRowFirstColumn="0" w:firstRowLastColumn="0" w:lastRowFirstColumn="0" w:lastRowLastColumn="0"/>
+            <w:tcW w:w="0" w:type="auto"/>
+          </w:tcPr>
+          <w:p>
+            <w:pPr>
+              <w:pStyle w:val="NoSpacing"/>
+              <w:rPr>
+                <w:b w:val="0"/>
+                <w:bCs w:val="0"/>
+              </w:rPr>
+            </w:pPr>
+            <w:r>
+              <w:rPr>
+                <w:b w:val="0"/>
+                <w:bCs w:val="0"/>
+              </w:rPr>
+              <w:t>components</w:t>
+            </w:r>
+          </w:p>
+        </w:tc>
+        <w:tc>
+          <w:tcPr>
+            <w:tcW w:w="0" w:type="auto"/>
+          </w:tcPr>
+          <w:p>
+            <w:pPr>
+              <w:pStyle w:val="NoSpacing"/>
+              <w:cnfStyle w:val="000000100000" w:firstRow="0" w:lastRow="0" w:firstColumn="0" w:lastColumn="0" w:oddVBand="0" w:evenVBand="0" w:oddHBand="1" w:evenHBand="0" w:firstRowFirstColumn="0" w:firstRowLastColumn="0" w:lastRowFirstColumn="0" w:lastRowLastColumn="0"/>
+            </w:pPr>
+            <w:r>
+              <w:t>The number of image components. Grayscale images have 1 component, color images have 3 components.</w:t>
+            </w:r>
+          </w:p>
+        </w:tc>
+      </w:tr>
+      <w:tr>
+        <w:tc>
+          <w:tcPr>
+            <w:cnfStyle w:val="001000000000" w:firstRow="0" w:lastRow="0" w:firstColumn="1" w:lastColumn="0" w:oddVBand="0" w:evenVBand="0" w:oddHBand="0" w:evenHBand="0" w:firstRowFirstColumn="0" w:firstRowLastColumn="0" w:lastRowFirstColumn="0" w:lastRowLastColumn="0"/>
+            <w:tcW w:w="0" w:type="auto"/>
+          </w:tcPr>
+          <w:p>
+            <w:pPr>
+              <w:pStyle w:val="NoSpacing"/>
+              <w:rPr>
+                <w:b w:val="0"/>
+                <w:bCs w:val="0"/>
+              </w:rPr>
+            </w:pPr>
+            <w:r>
+              <w:rPr>
+                <w:b w:val="0"/>
+                <w:bCs w:val="0"/>
+              </w:rPr>
+              <w:t>depth</w:t>
+            </w:r>
+          </w:p>
+        </w:tc>
+        <w:tc>
+          <w:tcPr>
+            <w:tcW w:w="0" w:type="auto"/>
+          </w:tcPr>
+          <w:p>
+            <w:pPr>
+              <w:pStyle w:val="NoSpacing"/>
+              <w:cnfStyle w:val="000000000000" w:firstRow="0" w:lastRow="0" w:firstColumn="0" w:lastColumn="0" w:oddVBand="0" w:evenVBand="0" w:oddHBand="0" w:evenHBand="0" w:firstRowFirstColumn="0" w:firstRowLastColumn="0" w:lastRowFirstColumn="0" w:lastRowLastColumn="0"/>
+            </w:pPr>
+            <w:r>
+              <w:t>Pixel value data type.</w:t>
+            </w:r>
+          </w:p>
+          <w:p>
+            <w:pPr>
+              <w:pStyle w:val="tablebullet"/>
+              <w:cnfStyle w:val="000000000000" w:firstRow="0" w:lastRow="0" w:firstColumn="0" w:lastColumn="0" w:oddVBand="0" w:evenVBand="0" w:oddHBand="0" w:evenHBand="0" w:firstRowFirstColumn="0" w:firstRowLastColumn="0" w:lastRowFirstColumn="0" w:lastRowLastColumn="0"/>
+              <w:rPr>
+                <w:sz w:val="20"/>
+                <w:szCs w:val="20"/>
+              </w:rPr>
+            </w:pPr>
+            <w:proofErr w:type="spellStart"/>
+            <w:r>
+              <w:rPr>
+                <w:sz w:val="20"/>
+                <w:szCs w:val="20"/>
+              </w:rPr>
+              <w:t>CV_8U</w:t>
+            </w:r>
+            <w:proofErr w:type="spellEnd"/>
+            <w:r>
+              <w:rPr>
+                <w:sz w:val="20"/>
+                <w:szCs w:val="20"/>
+              </w:rPr>
+              <w:t xml:space="preserve"> has value 0</w:t>
+            </w:r>
+          </w:p>
+          <w:p>
+            <w:pPr>
+              <w:pStyle w:val="tablebullet"/>
+              <w:cnfStyle w:val="000000000000" w:firstRow="0" w:lastRow="0" w:firstColumn="0" w:lastColumn="0" w:oddVBand="0" w:evenVBand="0" w:oddHBand="0" w:evenHBand="0" w:firstRowFirstColumn="0" w:firstRowLastColumn="0" w:lastRowFirstColumn="0" w:lastRowLastColumn="0"/>
+              <w:rPr>
+                <w:sz w:val="20"/>
+                <w:szCs w:val="20"/>
+              </w:rPr>
+            </w:pPr>
+            <w:proofErr w:type="spellStart"/>
+            <w:r>
+              <w:rPr>
+                <w:sz w:val="20"/>
+                <w:szCs w:val="20"/>
+              </w:rPr>
+              <w:t>CV_32S</w:t>
+            </w:r>
+            <w:proofErr w:type="spellEnd"/>
+            <w:r>
+              <w:rPr>
+                <w:sz w:val="20"/>
+                <w:szCs w:val="20"/>
+              </w:rPr>
+              <w:t xml:space="preserve"> has value 1</w:t>
+            </w:r>
+          </w:p>
+          <w:p>
+            <w:pPr>
+              <w:pStyle w:val="tablebullet"/>
+              <w:cnfStyle w:val="000000000000" w:firstRow="0" w:lastRow="0" w:firstColumn="0" w:lastColumn="0" w:oddVBand="0" w:evenVBand="0" w:oddHBand="0" w:evenHBand="0" w:firstRowFirstColumn="0" w:firstRowLastColumn="0" w:lastRowFirstColumn="0" w:lastRowLastColumn="0"/>
+            </w:pPr>
+            <w:proofErr w:type="spellStart"/>
+            <w:r>
+              <w:rPr>
+                <w:sz w:val="20"/>
+                <w:szCs w:val="20"/>
+              </w:rPr>
+              <w:t>CV_32F</w:t>
+            </w:r>
+            <w:proofErr w:type="spellEnd"/>
+            <w:r>
+              <w:rPr>
+                <w:sz w:val="20"/>
+                <w:szCs w:val="20"/>
+              </w:rPr>
+              <w:t xml:space="preserve"> has value 2</w:t>
+            </w:r>
+          </w:p>
+        </w:tc>
+      </w:tr>
+    </w:tbl>
+    <w:p/>
+    <w:p>
+      <w:pPr>
+        <w:pStyle w:val="Heading2"/>
       </w:pPr>
       <w:r>
         <w:t>transform-intensity-map Operator</w:t>
@@ -16119,7 +17834,7 @@
     </w:p>
     <w:p>
       <w:r>
-        <w:t xml:space="preserve">The transform intensity map operator maps the pixel value range of the input image to the pixel value range of the output image. Input JPEG and binary images can map to </w:t>
+        <w:t xml:space="preserve">The transform intensity map operator maps the input image pixel value range to the specified output image pixel value range. Input JPEG and binary images can map to </w:t>
       </w:r>
       <w:proofErr w:type="spellStart"/>
       <w:r>
@@ -16301,7 +18016,7 @@
     <w:p/>
     <w:p>
       <w:r>
-        <w:t xml:space="preserve">This operator can threshold images by specifying </w:t>
+        <w:t xml:space="preserve">The operator can threshold images by specifying </w:t>
       </w:r>
       <w:proofErr w:type="spellStart"/>
       <w:r>
@@ -16598,19 +18313,7 @@
             </w:r>
             <w:proofErr w:type="spellEnd"/>
             <w:r>
-              <w:t xml:space="preserve"> </w:t>
-            </w:r>
-            <w:r>
-              <w:t xml:space="preserve">mapped </w:t>
-            </w:r>
-            <w:r>
-              <w:t xml:space="preserve">intensity </w:t>
-            </w:r>
-            <w:r>
-              <w:t xml:space="preserve"> </w:t>
-            </w:r>
-            <w:r>
-              <w:t xml:space="preserve">image. </w:t>
+              <w:t xml:space="preserve"> mapped intensity  image. </w:t>
             </w:r>
           </w:p>
         </w:tc>
@@ -16798,13 +18501,7 @@
         <w:pStyle w:val="Normalafterlist"/>
       </w:pPr>
       <w:r>
-        <w:t xml:space="preserve">The experiment log output includes the output image pixel </w:t>
-      </w:r>
-      <w:r>
-        <w:t>parameters</w:t>
-      </w:r>
-      <w:r>
-        <w:t>:</w:t>
+        <w:t>The experiment log output includes the output image pixel parameters:</w:t>
       </w:r>
     </w:p>
     <w:p>
@@ -16958,6 +18655,7 @@
                 <w:b w:val="0"/>
                 <w:bCs w:val="0"/>
               </w:rPr>
+              <w:lastRenderedPageBreak/>
               <w:t>components</w:t>
             </w:r>
           </w:p>
@@ -17028,7 +18726,6 @@
                 <w:sz w:val="20"/>
                 <w:szCs w:val="20"/>
               </w:rPr>
-              <w:lastRenderedPageBreak/>
               <w:t>CV_8U</w:t>
             </w:r>
             <w:proofErr w:type="spellEnd"/>
@@ -17104,7 +18801,6 @@
               <w:pStyle w:val="NoSpacing"/>
             </w:pPr>
             <w:r>
-              <w:lastRenderedPageBreak/>
               <w:t>pixel count</w:t>
             </w:r>
           </w:p>
@@ -17130,1301 +18826,9 @@
         <w:pStyle w:val="NoSpacing"/>
       </w:pPr>
     </w:p>
-    <w:p>
-      <w:pPr>
-        <w:pStyle w:val="Heading3"/>
-      </w:pPr>
-      <w:r>
-        <w:t>transform-image-copy Operator</w:t>
-      </w:r>
-    </w:p>
-    <w:p>
-      <w:r>
-        <w:t xml:space="preserve">The transform image copy operator copies image data and components from input to output images. </w:t>
-      </w:r>
-      <w:r>
-        <w:t xml:space="preserve">If the input image data descriptor is omitted, an empty output image is created. </w:t>
-      </w:r>
-      <w:r>
-        <w:t xml:space="preserve">The function of the operator depends on whether input and output images are grayscale or color. </w:t>
-      </w:r>
-    </w:p>
-    <w:tbl>
-      <w:tblPr>
-        <w:tblStyle w:val="PlainTable1"/>
-        <w:tblW w:w="0" w:type="auto"/>
-        <w:tblLook w:val="04A0" w:firstRow="1" w:lastRow="0" w:firstColumn="1" w:lastColumn="0" w:noHBand="0" w:noVBand="1"/>
-      </w:tblPr>
-      <w:tblGrid>
-        <w:gridCol w:w="1359"/>
-        <w:gridCol w:w="1474"/>
-        <w:gridCol w:w="6517"/>
-      </w:tblGrid>
-      <w:tr>
-        <w:trPr>
-          <w:cnfStyle w:val="100000000000" w:firstRow="1" w:lastRow="0" w:firstColumn="0" w:lastColumn="0" w:oddVBand="0" w:evenVBand="0" w:oddHBand="0" w:evenHBand="0" w:firstRowFirstColumn="0" w:firstRowLastColumn="0" w:lastRowFirstColumn="0" w:lastRowLastColumn="0"/>
-          <w:cantSplit/>
-          <w:tblHeader/>
-        </w:trPr>
-        <w:tc>
-          <w:tcPr>
-            <w:cnfStyle w:val="001000000000" w:firstRow="0" w:lastRow="0" w:firstColumn="1" w:lastColumn="0" w:oddVBand="0" w:evenVBand="0" w:oddHBand="0" w:evenHBand="0" w:firstRowFirstColumn="0" w:firstRowLastColumn="0" w:lastRowFirstColumn="0" w:lastRowLastColumn="0"/>
-            <w:tcW w:w="0" w:type="auto"/>
-          </w:tcPr>
-          <w:p>
-            <w:r>
-              <w:t>Input Image</w:t>
-            </w:r>
-          </w:p>
-        </w:tc>
-        <w:tc>
-          <w:tcPr>
-            <w:tcW w:w="0" w:type="auto"/>
-          </w:tcPr>
-          <w:p>
-            <w:pPr>
-              <w:cnfStyle w:val="100000000000" w:firstRow="1" w:lastRow="0" w:firstColumn="0" w:lastColumn="0" w:oddVBand="0" w:evenVBand="0" w:oddHBand="0" w:evenHBand="0" w:firstRowFirstColumn="0" w:firstRowLastColumn="0" w:lastRowFirstColumn="0" w:lastRowLastColumn="0"/>
-            </w:pPr>
-            <w:r>
-              <w:t>Output Image</w:t>
-            </w:r>
-          </w:p>
-        </w:tc>
-        <w:tc>
-          <w:tcPr>
-            <w:tcW w:w="0" w:type="auto"/>
-          </w:tcPr>
-          <w:p>
-            <w:pPr>
-              <w:cnfStyle w:val="100000000000" w:firstRow="1" w:lastRow="0" w:firstColumn="0" w:lastColumn="0" w:oddVBand="0" w:evenVBand="0" w:oddHBand="0" w:evenHBand="0" w:firstRowFirstColumn="0" w:firstRowLastColumn="0" w:lastRowFirstColumn="0" w:lastRowLastColumn="0"/>
-            </w:pPr>
-            <w:r>
-              <w:t>Description</w:t>
-            </w:r>
-          </w:p>
-        </w:tc>
-      </w:tr>
-      <w:tr>
-        <w:trPr>
-          <w:cnfStyle w:val="000000100000" w:firstRow="0" w:lastRow="0" w:firstColumn="0" w:lastColumn="0" w:oddVBand="0" w:evenVBand="0" w:oddHBand="1" w:evenHBand="0" w:firstRowFirstColumn="0" w:firstRowLastColumn="0" w:lastRowFirstColumn="0" w:lastRowLastColumn="0"/>
-        </w:trPr>
-        <w:tc>
-          <w:tcPr>
-            <w:cnfStyle w:val="001000000000" w:firstRow="0" w:lastRow="0" w:firstColumn="1" w:lastColumn="0" w:oddVBand="0" w:evenVBand="0" w:oddHBand="0" w:evenHBand="0" w:firstRowFirstColumn="0" w:firstRowLastColumn="0" w:lastRowFirstColumn="0" w:lastRowLastColumn="0"/>
-            <w:tcW w:w="0" w:type="auto"/>
-          </w:tcPr>
-          <w:p>
-            <w:pPr>
-              <w:rPr>
-                <w:b w:val="0"/>
-                <w:bCs w:val="0"/>
-              </w:rPr>
-            </w:pPr>
-            <w:r>
-              <w:rPr>
-                <w:b w:val="0"/>
-                <w:bCs w:val="0"/>
-              </w:rPr>
-              <w:t>Grayscale</w:t>
-            </w:r>
-          </w:p>
-        </w:tc>
-        <w:tc>
-          <w:tcPr>
-            <w:tcW w:w="0" w:type="auto"/>
-          </w:tcPr>
-          <w:p>
-            <w:pPr>
-              <w:cnfStyle w:val="000000100000" w:firstRow="0" w:lastRow="0" w:firstColumn="0" w:lastColumn="0" w:oddVBand="0" w:evenVBand="0" w:oddHBand="1" w:evenHBand="0" w:firstRowFirstColumn="0" w:firstRowLastColumn="0" w:lastRowFirstColumn="0" w:lastRowLastColumn="0"/>
-            </w:pPr>
-            <w:r>
-              <w:t>Grayscale</w:t>
-            </w:r>
-          </w:p>
-        </w:tc>
-        <w:tc>
-          <w:tcPr>
-            <w:tcW w:w="0" w:type="auto"/>
-          </w:tcPr>
-          <w:p>
-            <w:pPr>
-              <w:cnfStyle w:val="000000100000" w:firstRow="0" w:lastRow="0" w:firstColumn="0" w:lastColumn="0" w:oddVBand="0" w:evenVBand="0" w:oddHBand="1" w:evenHBand="0" w:firstRowFirstColumn="0" w:firstRowLastColumn="0" w:lastRowFirstColumn="0" w:lastRowLastColumn="0"/>
-            </w:pPr>
-            <w:r>
-              <w:t>Copy the input image to the output image</w:t>
-            </w:r>
-            <w:r>
-              <w:t>.</w:t>
-            </w:r>
-          </w:p>
-        </w:tc>
-      </w:tr>
-      <w:tr>
-        <w:tc>
-          <w:tcPr>
-            <w:cnfStyle w:val="001000000000" w:firstRow="0" w:lastRow="0" w:firstColumn="1" w:lastColumn="0" w:oddVBand="0" w:evenVBand="0" w:oddHBand="0" w:evenHBand="0" w:firstRowFirstColumn="0" w:firstRowLastColumn="0" w:lastRowFirstColumn="0" w:lastRowLastColumn="0"/>
-            <w:tcW w:w="0" w:type="auto"/>
-          </w:tcPr>
-          <w:p>
-            <w:pPr>
-              <w:rPr>
-                <w:b w:val="0"/>
-                <w:bCs w:val="0"/>
-              </w:rPr>
-            </w:pPr>
-            <w:r>
-              <w:rPr>
-                <w:b w:val="0"/>
-                <w:bCs w:val="0"/>
-              </w:rPr>
-              <w:t>Grayscale</w:t>
-            </w:r>
-          </w:p>
-        </w:tc>
-        <w:tc>
-          <w:tcPr>
-            <w:tcW w:w="0" w:type="auto"/>
-          </w:tcPr>
-          <w:p>
-            <w:pPr>
-              <w:cnfStyle w:val="000000000000" w:firstRow="0" w:lastRow="0" w:firstColumn="0" w:lastColumn="0" w:oddVBand="0" w:evenVBand="0" w:oddHBand="0" w:evenHBand="0" w:firstRowFirstColumn="0" w:firstRowLastColumn="0" w:lastRowFirstColumn="0" w:lastRowLastColumn="0"/>
-            </w:pPr>
-            <w:r>
-              <w:t>Color</w:t>
-            </w:r>
-          </w:p>
-        </w:tc>
-        <w:tc>
-          <w:tcPr>
-            <w:tcW w:w="0" w:type="auto"/>
-          </w:tcPr>
-          <w:p>
-            <w:pPr>
-              <w:pStyle w:val="tablebullet"/>
-              <w:cnfStyle w:val="000000000000" w:firstRow="0" w:lastRow="0" w:firstColumn="0" w:lastColumn="0" w:oddVBand="0" w:evenVBand="0" w:oddHBand="0" w:evenHBand="0" w:firstRowFirstColumn="0" w:firstRowLastColumn="0" w:lastRowFirstColumn="0" w:lastRowLastColumn="0"/>
-              <w:rPr>
-                <w:sz w:val="20"/>
-                <w:szCs w:val="20"/>
-              </w:rPr>
-            </w:pPr>
-            <w:r>
-              <w:rPr>
-                <w:sz w:val="20"/>
-                <w:szCs w:val="20"/>
-              </w:rPr>
-              <w:t xml:space="preserve">Copy the input image to the </w:t>
-            </w:r>
-            <w:r>
-              <w:rPr>
-                <w:sz w:val="20"/>
-                <w:szCs w:val="20"/>
-              </w:rPr>
-              <w:t xml:space="preserve">output image </w:t>
-            </w:r>
-            <w:proofErr w:type="spellStart"/>
-            <w:r>
-              <w:rPr>
-                <w:sz w:val="20"/>
-                <w:szCs w:val="20"/>
-              </w:rPr>
-              <w:t>out_</w:t>
-            </w:r>
-            <w:r>
-              <w:rPr>
-                <w:sz w:val="20"/>
-                <w:szCs w:val="20"/>
-              </w:rPr>
-              <w:t>component</w:t>
-            </w:r>
-            <w:proofErr w:type="spellEnd"/>
-            <w:r>
-              <w:rPr>
-                <w:sz w:val="20"/>
-                <w:szCs w:val="20"/>
-              </w:rPr>
-              <w:t xml:space="preserve"> component. </w:t>
-            </w:r>
-          </w:p>
-          <w:p>
-            <w:pPr>
-              <w:pStyle w:val="tablebullet"/>
-              <w:cnfStyle w:val="000000000000" w:firstRow="0" w:lastRow="0" w:firstColumn="0" w:lastColumn="0" w:oddVBand="0" w:evenVBand="0" w:oddHBand="0" w:evenHBand="0" w:firstRowFirstColumn="0" w:firstRowLastColumn="0" w:lastRowFirstColumn="0" w:lastRowLastColumn="0"/>
-              <w:rPr>
-                <w:sz w:val="20"/>
-                <w:szCs w:val="20"/>
-              </w:rPr>
-            </w:pPr>
-            <w:r>
-              <w:rPr>
-                <w:sz w:val="20"/>
-                <w:szCs w:val="20"/>
-              </w:rPr>
-              <w:t xml:space="preserve">Copy the </w:t>
-            </w:r>
-            <w:r>
-              <w:rPr>
-                <w:sz w:val="20"/>
-                <w:szCs w:val="20"/>
-              </w:rPr>
-              <w:t xml:space="preserve">input </w:t>
-            </w:r>
-            <w:r>
-              <w:rPr>
-                <w:sz w:val="20"/>
-                <w:szCs w:val="20"/>
-              </w:rPr>
-              <w:t xml:space="preserve">image to the first </w:t>
-            </w:r>
-            <w:r>
-              <w:rPr>
-                <w:sz w:val="20"/>
-                <w:szCs w:val="20"/>
-              </w:rPr>
-              <w:t xml:space="preserve">output image </w:t>
-            </w:r>
-            <w:r>
-              <w:rPr>
-                <w:sz w:val="20"/>
-                <w:szCs w:val="20"/>
-              </w:rPr>
-              <w:t xml:space="preserve">component if the </w:t>
-            </w:r>
-            <w:proofErr w:type="spellStart"/>
-            <w:r>
-              <w:rPr>
-                <w:sz w:val="20"/>
-                <w:szCs w:val="20"/>
-              </w:rPr>
-              <w:t>out_component</w:t>
-            </w:r>
-            <w:proofErr w:type="spellEnd"/>
-            <w:r>
-              <w:rPr>
-                <w:sz w:val="20"/>
-                <w:szCs w:val="20"/>
-              </w:rPr>
-              <w:t xml:space="preserve"> parameter is omitted.</w:t>
-            </w:r>
-          </w:p>
-        </w:tc>
-      </w:tr>
-      <w:tr>
-        <w:trPr>
-          <w:cnfStyle w:val="000000100000" w:firstRow="0" w:lastRow="0" w:firstColumn="0" w:lastColumn="0" w:oddVBand="0" w:evenVBand="0" w:oddHBand="1" w:evenHBand="0" w:firstRowFirstColumn="0" w:firstRowLastColumn="0" w:lastRowFirstColumn="0" w:lastRowLastColumn="0"/>
-        </w:trPr>
-        <w:tc>
-          <w:tcPr>
-            <w:cnfStyle w:val="001000000000" w:firstRow="0" w:lastRow="0" w:firstColumn="1" w:lastColumn="0" w:oddVBand="0" w:evenVBand="0" w:oddHBand="0" w:evenHBand="0" w:firstRowFirstColumn="0" w:firstRowLastColumn="0" w:lastRowFirstColumn="0" w:lastRowLastColumn="0"/>
-            <w:tcW w:w="0" w:type="auto"/>
-          </w:tcPr>
-          <w:p>
-            <w:pPr>
-              <w:rPr>
-                <w:b w:val="0"/>
-                <w:bCs w:val="0"/>
-              </w:rPr>
-            </w:pPr>
-            <w:r>
-              <w:rPr>
-                <w:b w:val="0"/>
-                <w:bCs w:val="0"/>
-              </w:rPr>
-              <w:t>Color</w:t>
-            </w:r>
-          </w:p>
-        </w:tc>
-        <w:tc>
-          <w:tcPr>
-            <w:tcW w:w="0" w:type="auto"/>
-          </w:tcPr>
-          <w:p>
-            <w:pPr>
-              <w:cnfStyle w:val="000000100000" w:firstRow="0" w:lastRow="0" w:firstColumn="0" w:lastColumn="0" w:oddVBand="0" w:evenVBand="0" w:oddHBand="1" w:evenHBand="0" w:firstRowFirstColumn="0" w:firstRowLastColumn="0" w:lastRowFirstColumn="0" w:lastRowLastColumn="0"/>
-            </w:pPr>
-            <w:r>
-              <w:t>Grayscale</w:t>
-            </w:r>
-          </w:p>
-        </w:tc>
-        <w:tc>
-          <w:tcPr>
-            <w:tcW w:w="0" w:type="auto"/>
-          </w:tcPr>
-          <w:p>
-            <w:pPr>
-              <w:pStyle w:val="tablebullet"/>
-              <w:cnfStyle w:val="000000100000" w:firstRow="0" w:lastRow="0" w:firstColumn="0" w:lastColumn="0" w:oddVBand="0" w:evenVBand="0" w:oddHBand="1" w:evenHBand="0" w:firstRowFirstColumn="0" w:firstRowLastColumn="0" w:lastRowFirstColumn="0" w:lastRowLastColumn="0"/>
-              <w:rPr>
-                <w:sz w:val="20"/>
-                <w:szCs w:val="20"/>
-              </w:rPr>
-            </w:pPr>
-            <w:r>
-              <w:rPr>
-                <w:sz w:val="20"/>
-                <w:szCs w:val="20"/>
-              </w:rPr>
-              <w:t xml:space="preserve">Copy the </w:t>
-            </w:r>
-            <w:r>
-              <w:rPr>
-                <w:sz w:val="20"/>
-                <w:szCs w:val="20"/>
-              </w:rPr>
-              <w:t xml:space="preserve">input image </w:t>
-            </w:r>
-            <w:proofErr w:type="spellStart"/>
-            <w:r>
-              <w:rPr>
-                <w:sz w:val="20"/>
-                <w:szCs w:val="20"/>
-              </w:rPr>
-              <w:t>in_</w:t>
-            </w:r>
-            <w:r>
-              <w:rPr>
-                <w:sz w:val="20"/>
-                <w:szCs w:val="20"/>
-              </w:rPr>
-              <w:t>component</w:t>
-            </w:r>
-            <w:proofErr w:type="spellEnd"/>
-            <w:r>
-              <w:rPr>
-                <w:sz w:val="20"/>
-                <w:szCs w:val="20"/>
-              </w:rPr>
-              <w:t xml:space="preserve"> </w:t>
-            </w:r>
-            <w:r>
-              <w:rPr>
-                <w:sz w:val="20"/>
-                <w:szCs w:val="20"/>
-              </w:rPr>
-              <w:t xml:space="preserve">component </w:t>
-            </w:r>
-            <w:r>
-              <w:rPr>
-                <w:sz w:val="20"/>
-                <w:szCs w:val="20"/>
-              </w:rPr>
-              <w:t xml:space="preserve">to the output image </w:t>
-            </w:r>
-            <w:proofErr w:type="spellStart"/>
-            <w:r>
-              <w:rPr>
-                <w:sz w:val="20"/>
-                <w:szCs w:val="20"/>
-              </w:rPr>
-              <w:t>in_component</w:t>
-            </w:r>
-            <w:proofErr w:type="spellEnd"/>
-            <w:r>
-              <w:rPr>
-                <w:sz w:val="20"/>
-                <w:szCs w:val="20"/>
-              </w:rPr>
-              <w:t xml:space="preserve"> component</w:t>
-            </w:r>
-            <w:r>
-              <w:rPr>
-                <w:sz w:val="20"/>
-                <w:szCs w:val="20"/>
-              </w:rPr>
-              <w:t xml:space="preserve">. </w:t>
-            </w:r>
-          </w:p>
-          <w:p>
-            <w:pPr>
-              <w:pStyle w:val="tablebullet"/>
-              <w:cnfStyle w:val="000000100000" w:firstRow="0" w:lastRow="0" w:firstColumn="0" w:lastColumn="0" w:oddVBand="0" w:evenVBand="0" w:oddHBand="1" w:evenHBand="0" w:firstRowFirstColumn="0" w:firstRowLastColumn="0" w:lastRowFirstColumn="0" w:lastRowLastColumn="0"/>
-              <w:rPr>
-                <w:sz w:val="20"/>
-                <w:szCs w:val="20"/>
-              </w:rPr>
-            </w:pPr>
-            <w:r>
-              <w:rPr>
-                <w:sz w:val="20"/>
-                <w:szCs w:val="20"/>
-              </w:rPr>
-              <w:t xml:space="preserve">Copy the first </w:t>
-            </w:r>
-            <w:r>
-              <w:rPr>
-                <w:sz w:val="20"/>
-                <w:szCs w:val="20"/>
-              </w:rPr>
-              <w:t xml:space="preserve">input image </w:t>
-            </w:r>
-            <w:r>
-              <w:rPr>
-                <w:sz w:val="20"/>
-                <w:szCs w:val="20"/>
-              </w:rPr>
-              <w:t xml:space="preserve">component </w:t>
-            </w:r>
-            <w:r>
-              <w:rPr>
-                <w:sz w:val="20"/>
-                <w:szCs w:val="20"/>
-              </w:rPr>
-              <w:t xml:space="preserve">to the output image </w:t>
-            </w:r>
-            <w:r>
-              <w:rPr>
-                <w:sz w:val="20"/>
-                <w:szCs w:val="20"/>
-              </w:rPr>
-              <w:t xml:space="preserve">if the </w:t>
-            </w:r>
-            <w:proofErr w:type="spellStart"/>
-            <w:r>
-              <w:rPr>
-                <w:sz w:val="20"/>
-                <w:szCs w:val="20"/>
-              </w:rPr>
-              <w:t>in_component</w:t>
-            </w:r>
-            <w:proofErr w:type="spellEnd"/>
-            <w:r>
-              <w:rPr>
-                <w:sz w:val="20"/>
-                <w:szCs w:val="20"/>
-              </w:rPr>
-              <w:t xml:space="preserve"> parameter is omitted.</w:t>
-            </w:r>
-          </w:p>
-        </w:tc>
-      </w:tr>
-      <w:tr>
-        <w:tc>
-          <w:tcPr>
-            <w:cnfStyle w:val="001000000000" w:firstRow="0" w:lastRow="0" w:firstColumn="1" w:lastColumn="0" w:oddVBand="0" w:evenVBand="0" w:oddHBand="0" w:evenHBand="0" w:firstRowFirstColumn="0" w:firstRowLastColumn="0" w:lastRowFirstColumn="0" w:lastRowLastColumn="0"/>
-            <w:tcW w:w="0" w:type="auto"/>
-          </w:tcPr>
-          <w:p>
-            <w:pPr>
-              <w:rPr>
-                <w:b w:val="0"/>
-                <w:bCs w:val="0"/>
-              </w:rPr>
-            </w:pPr>
-            <w:r>
-              <w:rPr>
-                <w:b w:val="0"/>
-                <w:bCs w:val="0"/>
-              </w:rPr>
-              <w:t>Color</w:t>
-            </w:r>
-          </w:p>
-        </w:tc>
-        <w:tc>
-          <w:tcPr>
-            <w:tcW w:w="0" w:type="auto"/>
-          </w:tcPr>
-          <w:p>
-            <w:pPr>
-              <w:cnfStyle w:val="000000000000" w:firstRow="0" w:lastRow="0" w:firstColumn="0" w:lastColumn="0" w:oddVBand="0" w:evenVBand="0" w:oddHBand="0" w:evenHBand="0" w:firstRowFirstColumn="0" w:firstRowLastColumn="0" w:lastRowFirstColumn="0" w:lastRowLastColumn="0"/>
-            </w:pPr>
-            <w:r>
-              <w:t>Color</w:t>
-            </w:r>
-          </w:p>
-        </w:tc>
-        <w:tc>
-          <w:tcPr>
-            <w:tcW w:w="0" w:type="auto"/>
-          </w:tcPr>
-          <w:p>
-            <w:pPr>
-              <w:cnfStyle w:val="000000000000" w:firstRow="0" w:lastRow="0" w:firstColumn="0" w:lastColumn="0" w:oddVBand="0" w:evenVBand="0" w:oddHBand="0" w:evenHBand="0" w:firstRowFirstColumn="0" w:firstRowLastColumn="0" w:lastRowFirstColumn="0" w:lastRowLastColumn="0"/>
-            </w:pPr>
-            <w:r>
-              <w:t>Copy from the input image to the output image</w:t>
-            </w:r>
-            <w:r>
-              <w:t xml:space="preserve"> as below.</w:t>
-            </w:r>
-          </w:p>
-        </w:tc>
-      </w:tr>
-    </w:tbl>
-    <w:p/>
-    <w:p>
-      <w:r>
-        <w:t xml:space="preserve">There are several variations depending whether the </w:t>
-      </w:r>
-      <w:proofErr w:type="spellStart"/>
-      <w:r>
-        <w:t>in_component</w:t>
-      </w:r>
-      <w:proofErr w:type="spellEnd"/>
-      <w:r>
-        <w:t xml:space="preserve"> or </w:t>
-      </w:r>
-      <w:proofErr w:type="spellStart"/>
-      <w:r>
-        <w:t>out_component</w:t>
-      </w:r>
-      <w:proofErr w:type="spellEnd"/>
-      <w:r>
-        <w:t xml:space="preserve"> parameters are specified.</w:t>
-      </w:r>
-    </w:p>
-    <w:tbl>
-      <w:tblPr>
-        <w:tblStyle w:val="PlainTable1"/>
-        <w:tblW w:w="0" w:type="auto"/>
-        <w:tblLook w:val="04A0" w:firstRow="1" w:lastRow="0" w:firstColumn="1" w:lastColumn="0" w:noHBand="0" w:noVBand="1"/>
-      </w:tblPr>
-      <w:tblGrid>
-        <w:gridCol w:w="1720"/>
-        <w:gridCol w:w="1866"/>
-        <w:gridCol w:w="5764"/>
-      </w:tblGrid>
-      <w:tr>
-        <w:trPr>
-          <w:cnfStyle w:val="100000000000" w:firstRow="1" w:lastRow="0" w:firstColumn="0" w:lastColumn="0" w:oddVBand="0" w:evenVBand="0" w:oddHBand="0" w:evenHBand="0" w:firstRowFirstColumn="0" w:firstRowLastColumn="0" w:lastRowFirstColumn="0" w:lastRowLastColumn="0"/>
-        </w:trPr>
-        <w:tc>
-          <w:tcPr>
-            <w:cnfStyle w:val="001000000000" w:firstRow="0" w:lastRow="0" w:firstColumn="1" w:lastColumn="0" w:oddVBand="0" w:evenVBand="0" w:oddHBand="0" w:evenHBand="0" w:firstRowFirstColumn="0" w:firstRowLastColumn="0" w:lastRowFirstColumn="0" w:lastRowLastColumn="0"/>
-            <w:tcW w:w="0" w:type="auto"/>
-          </w:tcPr>
-          <w:p>
-            <w:proofErr w:type="spellStart"/>
-            <w:r>
-              <w:t>in_component</w:t>
-            </w:r>
-            <w:proofErr w:type="spellEnd"/>
-          </w:p>
-        </w:tc>
-        <w:tc>
-          <w:tcPr>
-            <w:tcW w:w="0" w:type="auto"/>
-          </w:tcPr>
-          <w:p>
-            <w:pPr>
-              <w:cnfStyle w:val="100000000000" w:firstRow="1" w:lastRow="0" w:firstColumn="0" w:lastColumn="0" w:oddVBand="0" w:evenVBand="0" w:oddHBand="0" w:evenHBand="0" w:firstRowFirstColumn="0" w:firstRowLastColumn="0" w:lastRowFirstColumn="0" w:lastRowLastColumn="0"/>
-            </w:pPr>
-            <w:proofErr w:type="spellStart"/>
-            <w:r>
-              <w:t>out_component</w:t>
-            </w:r>
-            <w:proofErr w:type="spellEnd"/>
-          </w:p>
-        </w:tc>
-        <w:tc>
-          <w:tcPr>
-            <w:tcW w:w="0" w:type="auto"/>
-          </w:tcPr>
-          <w:p>
-            <w:pPr>
-              <w:cnfStyle w:val="100000000000" w:firstRow="1" w:lastRow="0" w:firstColumn="0" w:lastColumn="0" w:oddVBand="0" w:evenVBand="0" w:oddHBand="0" w:evenHBand="0" w:firstRowFirstColumn="0" w:firstRowLastColumn="0" w:lastRowFirstColumn="0" w:lastRowLastColumn="0"/>
-            </w:pPr>
-            <w:r>
-              <w:t>description</w:t>
-            </w:r>
-          </w:p>
-        </w:tc>
-      </w:tr>
-      <w:tr>
-        <w:trPr>
-          <w:cnfStyle w:val="000000100000" w:firstRow="0" w:lastRow="0" w:firstColumn="0" w:lastColumn="0" w:oddVBand="0" w:evenVBand="0" w:oddHBand="1" w:evenHBand="0" w:firstRowFirstColumn="0" w:firstRowLastColumn="0" w:lastRowFirstColumn="0" w:lastRowLastColumn="0"/>
-        </w:trPr>
-        <w:tc>
-          <w:tcPr>
-            <w:cnfStyle w:val="001000000000" w:firstRow="0" w:lastRow="0" w:firstColumn="1" w:lastColumn="0" w:oddVBand="0" w:evenVBand="0" w:oddHBand="0" w:evenHBand="0" w:firstRowFirstColumn="0" w:firstRowLastColumn="0" w:lastRowFirstColumn="0" w:lastRowLastColumn="0"/>
-            <w:tcW w:w="0" w:type="auto"/>
-          </w:tcPr>
-          <w:p>
-            <w:pPr>
-              <w:rPr>
-                <w:b w:val="0"/>
-                <w:bCs w:val="0"/>
-              </w:rPr>
-            </w:pPr>
-            <w:r>
-              <w:rPr>
-                <w:b w:val="0"/>
-                <w:bCs w:val="0"/>
-              </w:rPr>
-              <w:t>specified</w:t>
-            </w:r>
-          </w:p>
-        </w:tc>
-        <w:tc>
-          <w:tcPr>
-            <w:tcW w:w="0" w:type="auto"/>
-          </w:tcPr>
-          <w:p>
-            <w:pPr>
-              <w:cnfStyle w:val="000000100000" w:firstRow="0" w:lastRow="0" w:firstColumn="0" w:lastColumn="0" w:oddVBand="0" w:evenVBand="0" w:oddHBand="1" w:evenHBand="0" w:firstRowFirstColumn="0" w:firstRowLastColumn="0" w:lastRowFirstColumn="0" w:lastRowLastColumn="0"/>
-            </w:pPr>
-            <w:r>
-              <w:t>specified</w:t>
-            </w:r>
-          </w:p>
-        </w:tc>
-        <w:tc>
-          <w:tcPr>
-            <w:tcW w:w="0" w:type="auto"/>
-          </w:tcPr>
-          <w:p>
-            <w:pPr>
-              <w:keepNext/>
-              <w:cnfStyle w:val="000000100000" w:firstRow="0" w:lastRow="0" w:firstColumn="0" w:lastColumn="0" w:oddVBand="0" w:evenVBand="0" w:oddHBand="1" w:evenHBand="0" w:firstRowFirstColumn="0" w:firstRowLastColumn="0" w:lastRowFirstColumn="0" w:lastRowLastColumn="0"/>
-            </w:pPr>
-            <w:r>
-              <w:t xml:space="preserve">Copy the </w:t>
-            </w:r>
-            <w:r>
-              <w:t xml:space="preserve">input image </w:t>
-            </w:r>
-            <w:proofErr w:type="spellStart"/>
-            <w:r>
-              <w:t>in_component</w:t>
-            </w:r>
-            <w:proofErr w:type="spellEnd"/>
-            <w:r>
-              <w:t xml:space="preserve"> to the </w:t>
-            </w:r>
-            <w:r>
-              <w:t xml:space="preserve">output image </w:t>
-            </w:r>
-            <w:proofErr w:type="spellStart"/>
-            <w:r>
-              <w:t>out_component</w:t>
-            </w:r>
-            <w:proofErr w:type="spellEnd"/>
-            <w:r>
-              <w:t xml:space="preserve"> component </w:t>
-            </w:r>
-          </w:p>
-        </w:tc>
-      </w:tr>
-      <w:tr>
-        <w:tc>
-          <w:tcPr>
-            <w:cnfStyle w:val="001000000000" w:firstRow="0" w:lastRow="0" w:firstColumn="1" w:lastColumn="0" w:oddVBand="0" w:evenVBand="0" w:oddHBand="0" w:evenHBand="0" w:firstRowFirstColumn="0" w:firstRowLastColumn="0" w:lastRowFirstColumn="0" w:lastRowLastColumn="0"/>
-            <w:tcW w:w="0" w:type="auto"/>
-          </w:tcPr>
-          <w:p>
-            <w:pPr>
-              <w:rPr>
-                <w:b w:val="0"/>
-                <w:bCs w:val="0"/>
-              </w:rPr>
-            </w:pPr>
-            <w:r>
-              <w:rPr>
-                <w:b w:val="0"/>
-                <w:bCs w:val="0"/>
-              </w:rPr>
-              <w:t>specified</w:t>
-            </w:r>
-            <w:r>
-              <w:rPr>
-                <w:b w:val="0"/>
-                <w:bCs w:val="0"/>
-              </w:rPr>
-              <w:t xml:space="preserve"> </w:t>
-            </w:r>
-          </w:p>
-        </w:tc>
-        <w:tc>
-          <w:tcPr>
-            <w:tcW w:w="0" w:type="auto"/>
-          </w:tcPr>
-          <w:p>
-            <w:pPr>
-              <w:cnfStyle w:val="000000000000" w:firstRow="0" w:lastRow="0" w:firstColumn="0" w:lastColumn="0" w:oddVBand="0" w:evenVBand="0" w:oddHBand="0" w:evenHBand="0" w:firstRowFirstColumn="0" w:firstRowLastColumn="0" w:lastRowFirstColumn="0" w:lastRowLastColumn="0"/>
-            </w:pPr>
-            <w:r>
-              <w:t>omitted</w:t>
-            </w:r>
-          </w:p>
-        </w:tc>
-        <w:tc>
-          <w:tcPr>
-            <w:tcW w:w="0" w:type="auto"/>
-          </w:tcPr>
-          <w:p>
-            <w:pPr>
-              <w:keepNext/>
-              <w:cnfStyle w:val="000000000000" w:firstRow="0" w:lastRow="0" w:firstColumn="0" w:lastColumn="0" w:oddVBand="0" w:evenVBand="0" w:oddHBand="0" w:evenHBand="0" w:firstRowFirstColumn="0" w:firstRowLastColumn="0" w:lastRowFirstColumn="0" w:lastRowLastColumn="0"/>
-            </w:pPr>
-            <w:r>
-              <w:t xml:space="preserve">Copy the </w:t>
-            </w:r>
-            <w:r>
-              <w:t xml:space="preserve">input image </w:t>
-            </w:r>
-            <w:proofErr w:type="spellStart"/>
-            <w:r>
-              <w:t>in_component</w:t>
-            </w:r>
-            <w:proofErr w:type="spellEnd"/>
-            <w:r>
-              <w:t xml:space="preserve"> component to the </w:t>
-            </w:r>
-            <w:proofErr w:type="spellStart"/>
-            <w:r>
-              <w:t>in_component</w:t>
-            </w:r>
-            <w:proofErr w:type="spellEnd"/>
-            <w:r>
-              <w:t xml:space="preserve"> component of the output image</w:t>
-            </w:r>
-          </w:p>
-        </w:tc>
-      </w:tr>
-      <w:tr>
-        <w:trPr>
-          <w:cnfStyle w:val="000000100000" w:firstRow="0" w:lastRow="0" w:firstColumn="0" w:lastColumn="0" w:oddVBand="0" w:evenVBand="0" w:oddHBand="1" w:evenHBand="0" w:firstRowFirstColumn="0" w:firstRowLastColumn="0" w:lastRowFirstColumn="0" w:lastRowLastColumn="0"/>
-        </w:trPr>
-        <w:tc>
-          <w:tcPr>
-            <w:cnfStyle w:val="001000000000" w:firstRow="0" w:lastRow="0" w:firstColumn="1" w:lastColumn="0" w:oddVBand="0" w:evenVBand="0" w:oddHBand="0" w:evenHBand="0" w:firstRowFirstColumn="0" w:firstRowLastColumn="0" w:lastRowFirstColumn="0" w:lastRowLastColumn="0"/>
-            <w:tcW w:w="0" w:type="auto"/>
-          </w:tcPr>
-          <w:p>
-            <w:pPr>
-              <w:rPr>
-                <w:b w:val="0"/>
-                <w:bCs w:val="0"/>
-              </w:rPr>
-            </w:pPr>
-            <w:r>
-              <w:rPr>
-                <w:b w:val="0"/>
-                <w:bCs w:val="0"/>
-              </w:rPr>
-              <w:t>omitted</w:t>
-            </w:r>
-          </w:p>
-        </w:tc>
-        <w:tc>
-          <w:tcPr>
-            <w:tcW w:w="0" w:type="auto"/>
-          </w:tcPr>
-          <w:p>
-            <w:pPr>
-              <w:cnfStyle w:val="000000100000" w:firstRow="0" w:lastRow="0" w:firstColumn="0" w:lastColumn="0" w:oddVBand="0" w:evenVBand="0" w:oddHBand="1" w:evenHBand="0" w:firstRowFirstColumn="0" w:firstRowLastColumn="0" w:lastRowFirstColumn="0" w:lastRowLastColumn="0"/>
-            </w:pPr>
-            <w:r>
-              <w:t>specified</w:t>
-            </w:r>
-          </w:p>
-        </w:tc>
-        <w:tc>
-          <w:tcPr>
-            <w:tcW w:w="0" w:type="auto"/>
-          </w:tcPr>
-          <w:p>
-            <w:pPr>
-              <w:keepNext/>
-              <w:cnfStyle w:val="000000100000" w:firstRow="0" w:lastRow="0" w:firstColumn="0" w:lastColumn="0" w:oddVBand="0" w:evenVBand="0" w:oddHBand="1" w:evenHBand="0" w:firstRowFirstColumn="0" w:firstRowLastColumn="0" w:lastRowFirstColumn="0" w:lastRowLastColumn="0"/>
-            </w:pPr>
-            <w:r>
-              <w:t xml:space="preserve">Copy the </w:t>
-            </w:r>
-            <w:r>
-              <w:t xml:space="preserve">input image </w:t>
-            </w:r>
-            <w:proofErr w:type="spellStart"/>
-            <w:r>
-              <w:t>out_component</w:t>
-            </w:r>
-            <w:proofErr w:type="spellEnd"/>
-            <w:r>
-              <w:t xml:space="preserve"> component to the </w:t>
-            </w:r>
-            <w:r>
-              <w:t xml:space="preserve">output image </w:t>
-            </w:r>
-            <w:proofErr w:type="spellStart"/>
-            <w:r>
-              <w:t>out_component</w:t>
-            </w:r>
-            <w:proofErr w:type="spellEnd"/>
-            <w:r>
-              <w:t xml:space="preserve"> component </w:t>
-            </w:r>
-          </w:p>
-        </w:tc>
-      </w:tr>
-      <w:tr>
-        <w:tc>
-          <w:tcPr>
-            <w:cnfStyle w:val="001000000000" w:firstRow="0" w:lastRow="0" w:firstColumn="1" w:lastColumn="0" w:oddVBand="0" w:evenVBand="0" w:oddHBand="0" w:evenHBand="0" w:firstRowFirstColumn="0" w:firstRowLastColumn="0" w:lastRowFirstColumn="0" w:lastRowLastColumn="0"/>
-            <w:tcW w:w="0" w:type="auto"/>
-          </w:tcPr>
-          <w:p>
-            <w:pPr>
-              <w:rPr>
-                <w:b w:val="0"/>
-                <w:bCs w:val="0"/>
-              </w:rPr>
-            </w:pPr>
-            <w:r>
-              <w:rPr>
-                <w:b w:val="0"/>
-                <w:bCs w:val="0"/>
-              </w:rPr>
-              <w:t>omitted</w:t>
-            </w:r>
-          </w:p>
-        </w:tc>
-        <w:tc>
-          <w:tcPr>
-            <w:tcW w:w="0" w:type="auto"/>
-          </w:tcPr>
-          <w:p>
-            <w:pPr>
-              <w:cnfStyle w:val="000000000000" w:firstRow="0" w:lastRow="0" w:firstColumn="0" w:lastColumn="0" w:oddVBand="0" w:evenVBand="0" w:oddHBand="0" w:evenHBand="0" w:firstRowFirstColumn="0" w:firstRowLastColumn="0" w:lastRowFirstColumn="0" w:lastRowLastColumn="0"/>
-            </w:pPr>
-            <w:r>
-              <w:t>omitted</w:t>
-            </w:r>
-          </w:p>
-        </w:tc>
-        <w:tc>
-          <w:tcPr>
-            <w:tcW w:w="0" w:type="auto"/>
-          </w:tcPr>
-          <w:p>
-            <w:pPr>
-              <w:keepNext/>
-              <w:cnfStyle w:val="000000000000" w:firstRow="0" w:lastRow="0" w:firstColumn="0" w:lastColumn="0" w:oddVBand="0" w:evenVBand="0" w:oddHBand="0" w:evenHBand="0" w:firstRowFirstColumn="0" w:firstRowLastColumn="0" w:lastRowFirstColumn="0" w:lastRowLastColumn="0"/>
-            </w:pPr>
-            <w:r>
-              <w:t xml:space="preserve">Copy all </w:t>
-            </w:r>
-            <w:r>
-              <w:t xml:space="preserve">input image </w:t>
-            </w:r>
-            <w:r>
-              <w:t>components to the output image</w:t>
-            </w:r>
-          </w:p>
-        </w:tc>
-      </w:tr>
-    </w:tbl>
-    <w:p/>
-    <w:p>
-      <w:r>
-        <w:t>The parameters to the draw transform image copy operator are:</w:t>
-      </w:r>
-    </w:p>
-    <w:tbl>
-      <w:tblPr>
-        <w:tblStyle w:val="PlainTable1"/>
-        <w:tblW w:w="0" w:type="auto"/>
-        <w:tblLook w:val="04A0" w:firstRow="1" w:lastRow="0" w:firstColumn="1" w:lastColumn="0" w:noHBand="0" w:noVBand="1"/>
-      </w:tblPr>
-      <w:tblGrid>
-        <w:gridCol w:w="1866"/>
-        <w:gridCol w:w="6527"/>
-      </w:tblGrid>
-      <w:tr>
-        <w:trPr>
-          <w:cnfStyle w:val="100000000000" w:firstRow="1" w:lastRow="0" w:firstColumn="0" w:lastColumn="0" w:oddVBand="0" w:evenVBand="0" w:oddHBand="0" w:evenHBand="0" w:firstRowFirstColumn="0" w:firstRowLastColumn="0" w:lastRowFirstColumn="0" w:lastRowLastColumn="0"/>
-          <w:cantSplit/>
-          <w:tblHeader/>
-        </w:trPr>
-        <w:tc>
-          <w:tcPr>
-            <w:cnfStyle w:val="001000000000" w:firstRow="0" w:lastRow="0" w:firstColumn="1" w:lastColumn="0" w:oddVBand="0" w:evenVBand="0" w:oddHBand="0" w:evenHBand="0" w:firstRowFirstColumn="0" w:firstRowLastColumn="0" w:lastRowFirstColumn="0" w:lastRowLastColumn="0"/>
-            <w:tcW w:w="0" w:type="auto"/>
-          </w:tcPr>
-          <w:p>
-            <w:pPr>
-              <w:pStyle w:val="NoSpacing"/>
-            </w:pPr>
-            <w:r>
-              <w:t>parameter</w:t>
-            </w:r>
-          </w:p>
-        </w:tc>
-        <w:tc>
-          <w:tcPr>
-            <w:tcW w:w="0" w:type="auto"/>
-          </w:tcPr>
-          <w:p>
-            <w:pPr>
-              <w:pStyle w:val="NoSpacing"/>
-              <w:cnfStyle w:val="100000000000" w:firstRow="1" w:lastRow="0" w:firstColumn="0" w:lastColumn="0" w:oddVBand="0" w:evenVBand="0" w:oddHBand="0" w:evenHBand="0" w:firstRowFirstColumn="0" w:firstRowLastColumn="0" w:lastRowFirstColumn="0" w:lastRowLastColumn="0"/>
-            </w:pPr>
-            <w:r>
-              <w:t>description</w:t>
-            </w:r>
-          </w:p>
-        </w:tc>
-      </w:tr>
-      <w:tr>
-        <w:trPr>
-          <w:cnfStyle w:val="000000100000" w:firstRow="0" w:lastRow="0" w:firstColumn="0" w:lastColumn="0" w:oddVBand="0" w:evenVBand="0" w:oddHBand="1" w:evenHBand="0" w:firstRowFirstColumn="0" w:firstRowLastColumn="0" w:lastRowFirstColumn="0" w:lastRowLastColumn="0"/>
-        </w:trPr>
-        <w:tc>
-          <w:tcPr>
-            <w:cnfStyle w:val="001000000000" w:firstRow="0" w:lastRow="0" w:firstColumn="1" w:lastColumn="0" w:oddVBand="0" w:evenVBand="0" w:oddHBand="0" w:evenHBand="0" w:firstRowFirstColumn="0" w:firstRowLastColumn="0" w:lastRowFirstColumn="0" w:lastRowLastColumn="0"/>
-            <w:tcW w:w="0" w:type="auto"/>
-          </w:tcPr>
-          <w:p>
-            <w:proofErr w:type="spellStart"/>
-            <w:r>
-              <w:t>in_component</w:t>
-            </w:r>
-            <w:proofErr w:type="spellEnd"/>
-          </w:p>
-        </w:tc>
-        <w:tc>
-          <w:tcPr>
-            <w:tcW w:w="0" w:type="auto"/>
-          </w:tcPr>
-          <w:p>
-            <w:pPr>
-              <w:pStyle w:val="NoSpacing"/>
-              <w:cnfStyle w:val="000000100000" w:firstRow="0" w:lastRow="0" w:firstColumn="0" w:lastColumn="0" w:oddVBand="0" w:evenVBand="0" w:oddHBand="1" w:evenHBand="0" w:firstRowFirstColumn="0" w:firstRowLastColumn="0" w:lastRowFirstColumn="0" w:lastRowLastColumn="0"/>
-            </w:pPr>
-            <w:r>
-              <w:t>The component of the input image to copy</w:t>
-            </w:r>
-          </w:p>
-        </w:tc>
-      </w:tr>
-      <w:tr>
-        <w:tc>
-          <w:tcPr>
-            <w:cnfStyle w:val="001000000000" w:firstRow="0" w:lastRow="0" w:firstColumn="1" w:lastColumn="0" w:oddVBand="0" w:evenVBand="0" w:oddHBand="0" w:evenHBand="0" w:firstRowFirstColumn="0" w:firstRowLastColumn="0" w:lastRowFirstColumn="0" w:lastRowLastColumn="0"/>
-            <w:tcW w:w="0" w:type="auto"/>
-          </w:tcPr>
-          <w:p>
-            <w:proofErr w:type="spellStart"/>
-            <w:r>
-              <w:t>out_component</w:t>
-            </w:r>
-            <w:proofErr w:type="spellEnd"/>
-          </w:p>
-        </w:tc>
-        <w:tc>
-          <w:tcPr>
-            <w:tcW w:w="0" w:type="auto"/>
-          </w:tcPr>
-          <w:p>
-            <w:pPr>
-              <w:pStyle w:val="NoSpacing"/>
-              <w:cnfStyle w:val="000000000000" w:firstRow="0" w:lastRow="0" w:firstColumn="0" w:lastColumn="0" w:oddVBand="0" w:evenVBand="0" w:oddHBand="0" w:evenHBand="0" w:firstRowFirstColumn="0" w:firstRowLastColumn="0" w:lastRowFirstColumn="0" w:lastRowLastColumn="0"/>
-            </w:pPr>
-            <w:r>
-              <w:t>The component of the output image to copy from the input image</w:t>
-            </w:r>
-          </w:p>
-        </w:tc>
-      </w:tr>
-    </w:tbl>
-    <w:p/>
-    <w:p>
-      <w:pPr>
-        <w:pStyle w:val="Normalafterlist"/>
-      </w:pPr>
-      <w:r>
-        <w:t xml:space="preserve">The experiment log output includes the output image pixel </w:t>
-      </w:r>
-      <w:r>
-        <w:t>parameters</w:t>
-      </w:r>
-      <w:r>
-        <w:t>:</w:t>
-      </w:r>
-    </w:p>
-    <w:tbl>
-      <w:tblPr>
-        <w:tblStyle w:val="PlainTable1"/>
-        <w:tblW w:w="0" w:type="auto"/>
-        <w:tblLook w:val="04A0" w:firstRow="1" w:lastRow="0" w:firstColumn="1" w:lastColumn="0" w:noHBand="0" w:noVBand="1"/>
-      </w:tblPr>
-      <w:tblGrid>
-        <w:gridCol w:w="1415"/>
-        <w:gridCol w:w="7935"/>
-      </w:tblGrid>
-      <w:tr>
-        <w:trPr>
-          <w:cnfStyle w:val="100000000000" w:firstRow="1" w:lastRow="0" w:firstColumn="0" w:lastColumn="0" w:oddVBand="0" w:evenVBand="0" w:oddHBand="0" w:evenHBand="0" w:firstRowFirstColumn="0" w:firstRowLastColumn="0" w:lastRowFirstColumn="0" w:lastRowLastColumn="0"/>
-          <w:cantSplit/>
-          <w:tblHeader/>
-        </w:trPr>
-        <w:tc>
-          <w:tcPr>
-            <w:cnfStyle w:val="001000000000" w:firstRow="0" w:lastRow="0" w:firstColumn="1" w:lastColumn="0" w:oddVBand="0" w:evenVBand="0" w:oddHBand="0" w:evenHBand="0" w:firstRowFirstColumn="0" w:firstRowLastColumn="0" w:lastRowFirstColumn="0" w:lastRowLastColumn="0"/>
-            <w:tcW w:w="0" w:type="auto"/>
-          </w:tcPr>
-          <w:p>
-            <w:pPr>
-              <w:pStyle w:val="NoSpacing"/>
-            </w:pPr>
-            <w:r>
-              <w:t>Field</w:t>
-            </w:r>
-          </w:p>
-        </w:tc>
-        <w:tc>
-          <w:tcPr>
-            <w:tcW w:w="0" w:type="auto"/>
-          </w:tcPr>
-          <w:p>
-            <w:pPr>
-              <w:pStyle w:val="NoSpacing"/>
-              <w:cnfStyle w:val="100000000000" w:firstRow="1" w:lastRow="0" w:firstColumn="0" w:lastColumn="0" w:oddVBand="0" w:evenVBand="0" w:oddHBand="0" w:evenHBand="0" w:firstRowFirstColumn="0" w:firstRowLastColumn="0" w:lastRowFirstColumn="0" w:lastRowLastColumn="0"/>
-            </w:pPr>
-            <w:r>
-              <w:t>Description</w:t>
-            </w:r>
-          </w:p>
-        </w:tc>
-      </w:tr>
-      <w:tr>
-        <w:trPr>
-          <w:cnfStyle w:val="000000100000" w:firstRow="0" w:lastRow="0" w:firstColumn="0" w:lastColumn="0" w:oddVBand="0" w:evenVBand="0" w:oddHBand="1" w:evenHBand="0" w:firstRowFirstColumn="0" w:firstRowLastColumn="0" w:lastRowFirstColumn="0" w:lastRowLastColumn="0"/>
-        </w:trPr>
-        <w:tc>
-          <w:tcPr>
-            <w:cnfStyle w:val="001000000000" w:firstRow="0" w:lastRow="0" w:firstColumn="1" w:lastColumn="0" w:oddVBand="0" w:evenVBand="0" w:oddHBand="0" w:evenHBand="0" w:firstRowFirstColumn="0" w:firstRowLastColumn="0" w:lastRowFirstColumn="0" w:lastRowLastColumn="0"/>
-            <w:tcW w:w="0" w:type="auto"/>
-          </w:tcPr>
-          <w:p>
-            <w:pPr>
-              <w:pStyle w:val="NoSpacing"/>
-              <w:rPr>
-                <w:b w:val="0"/>
-                <w:bCs w:val="0"/>
-              </w:rPr>
-            </w:pPr>
-            <w:r>
-              <w:rPr>
-                <w:b w:val="0"/>
-                <w:bCs w:val="0"/>
-              </w:rPr>
-              <w:t>rows</w:t>
-            </w:r>
-          </w:p>
-        </w:tc>
-        <w:tc>
-          <w:tcPr>
-            <w:tcW w:w="0" w:type="auto"/>
-          </w:tcPr>
-          <w:p>
-            <w:pPr>
-              <w:pStyle w:val="NoSpacing"/>
-              <w:cnfStyle w:val="000000100000" w:firstRow="0" w:lastRow="0" w:firstColumn="0" w:lastColumn="0" w:oddVBand="0" w:evenVBand="0" w:oddHBand="1" w:evenHBand="0" w:firstRowFirstColumn="0" w:firstRowLastColumn="0" w:lastRowFirstColumn="0" w:lastRowLastColumn="0"/>
-            </w:pPr>
-            <w:r>
-              <w:t>The number of image rows</w:t>
-            </w:r>
-          </w:p>
-        </w:tc>
-      </w:tr>
-      <w:tr>
-        <w:tc>
-          <w:tcPr>
-            <w:cnfStyle w:val="001000000000" w:firstRow="0" w:lastRow="0" w:firstColumn="1" w:lastColumn="0" w:oddVBand="0" w:evenVBand="0" w:oddHBand="0" w:evenHBand="0" w:firstRowFirstColumn="0" w:firstRowLastColumn="0" w:lastRowFirstColumn="0" w:lastRowLastColumn="0"/>
-            <w:tcW w:w="0" w:type="auto"/>
-          </w:tcPr>
-          <w:p>
-            <w:pPr>
-              <w:pStyle w:val="NoSpacing"/>
-              <w:rPr>
-                <w:b w:val="0"/>
-                <w:bCs w:val="0"/>
-              </w:rPr>
-            </w:pPr>
-            <w:r>
-              <w:rPr>
-                <w:b w:val="0"/>
-                <w:bCs w:val="0"/>
-              </w:rPr>
-              <w:t>cols</w:t>
-            </w:r>
-          </w:p>
-        </w:tc>
-        <w:tc>
-          <w:tcPr>
-            <w:tcW w:w="0" w:type="auto"/>
-          </w:tcPr>
-          <w:p>
-            <w:pPr>
-              <w:pStyle w:val="NoSpacing"/>
-              <w:cnfStyle w:val="000000000000" w:firstRow="0" w:lastRow="0" w:firstColumn="0" w:lastColumn="0" w:oddVBand="0" w:evenVBand="0" w:oddHBand="0" w:evenHBand="0" w:firstRowFirstColumn="0" w:firstRowLastColumn="0" w:lastRowFirstColumn="0" w:lastRowLastColumn="0"/>
-            </w:pPr>
-            <w:r>
-              <w:t>The number of image columns</w:t>
-            </w:r>
-          </w:p>
-        </w:tc>
-      </w:tr>
-      <w:tr>
-        <w:trPr>
-          <w:cnfStyle w:val="000000100000" w:firstRow="0" w:lastRow="0" w:firstColumn="0" w:lastColumn="0" w:oddVBand="0" w:evenVBand="0" w:oddHBand="1" w:evenHBand="0" w:firstRowFirstColumn="0" w:firstRowLastColumn="0" w:lastRowFirstColumn="0" w:lastRowLastColumn="0"/>
-        </w:trPr>
-        <w:tc>
-          <w:tcPr>
-            <w:cnfStyle w:val="001000000000" w:firstRow="0" w:lastRow="0" w:firstColumn="1" w:lastColumn="0" w:oddVBand="0" w:evenVBand="0" w:oddHBand="0" w:evenHBand="0" w:firstRowFirstColumn="0" w:firstRowLastColumn="0" w:lastRowFirstColumn="0" w:lastRowLastColumn="0"/>
-            <w:tcW w:w="0" w:type="auto"/>
-          </w:tcPr>
-          <w:p>
-            <w:pPr>
-              <w:pStyle w:val="NoSpacing"/>
-              <w:rPr>
-                <w:b w:val="0"/>
-                <w:bCs w:val="0"/>
-              </w:rPr>
-            </w:pPr>
-            <w:r>
-              <w:rPr>
-                <w:b w:val="0"/>
-                <w:bCs w:val="0"/>
-              </w:rPr>
-              <w:t>components</w:t>
-            </w:r>
-          </w:p>
-        </w:tc>
-        <w:tc>
-          <w:tcPr>
-            <w:tcW w:w="0" w:type="auto"/>
-          </w:tcPr>
-          <w:p>
-            <w:pPr>
-              <w:pStyle w:val="NoSpacing"/>
-              <w:cnfStyle w:val="000000100000" w:firstRow="0" w:lastRow="0" w:firstColumn="0" w:lastColumn="0" w:oddVBand="0" w:evenVBand="0" w:oddHBand="1" w:evenHBand="0" w:firstRowFirstColumn="0" w:firstRowLastColumn="0" w:lastRowFirstColumn="0" w:lastRowLastColumn="0"/>
-            </w:pPr>
-            <w:r>
-              <w:t>The number of image components. Grayscale images have 1 component, color images have 3 components.</w:t>
-            </w:r>
-          </w:p>
-        </w:tc>
-      </w:tr>
-      <w:tr>
-        <w:tc>
-          <w:tcPr>
-            <w:cnfStyle w:val="001000000000" w:firstRow="0" w:lastRow="0" w:firstColumn="1" w:lastColumn="0" w:oddVBand="0" w:evenVBand="0" w:oddHBand="0" w:evenHBand="0" w:firstRowFirstColumn="0" w:firstRowLastColumn="0" w:lastRowFirstColumn="0" w:lastRowLastColumn="0"/>
-            <w:tcW w:w="0" w:type="auto"/>
-          </w:tcPr>
-          <w:p>
-            <w:pPr>
-              <w:pStyle w:val="NoSpacing"/>
-              <w:rPr>
-                <w:b w:val="0"/>
-                <w:bCs w:val="0"/>
-              </w:rPr>
-            </w:pPr>
-            <w:r>
-              <w:rPr>
-                <w:b w:val="0"/>
-                <w:bCs w:val="0"/>
-              </w:rPr>
-              <w:lastRenderedPageBreak/>
-              <w:t>depth</w:t>
-            </w:r>
-          </w:p>
-        </w:tc>
-        <w:tc>
-          <w:tcPr>
-            <w:tcW w:w="0" w:type="auto"/>
-          </w:tcPr>
-          <w:p>
-            <w:pPr>
-              <w:pStyle w:val="NoSpacing"/>
-              <w:cnfStyle w:val="000000000000" w:firstRow="0" w:lastRow="0" w:firstColumn="0" w:lastColumn="0" w:oddVBand="0" w:evenVBand="0" w:oddHBand="0" w:evenHBand="0" w:firstRowFirstColumn="0" w:firstRowLastColumn="0" w:lastRowFirstColumn="0" w:lastRowLastColumn="0"/>
-            </w:pPr>
-            <w:r>
-              <w:t>Pixel value data type.</w:t>
-            </w:r>
-          </w:p>
-          <w:p>
-            <w:pPr>
-              <w:pStyle w:val="tablebullet"/>
-              <w:cnfStyle w:val="000000000000" w:firstRow="0" w:lastRow="0" w:firstColumn="0" w:lastColumn="0" w:oddVBand="0" w:evenVBand="0" w:oddHBand="0" w:evenHBand="0" w:firstRowFirstColumn="0" w:firstRowLastColumn="0" w:lastRowFirstColumn="0" w:lastRowLastColumn="0"/>
-              <w:rPr>
-                <w:sz w:val="20"/>
-                <w:szCs w:val="20"/>
-              </w:rPr>
-            </w:pPr>
-            <w:proofErr w:type="spellStart"/>
-            <w:r>
-              <w:rPr>
-                <w:sz w:val="20"/>
-                <w:szCs w:val="20"/>
-              </w:rPr>
-              <w:t>CV_8U</w:t>
-            </w:r>
-            <w:proofErr w:type="spellEnd"/>
-            <w:r>
-              <w:rPr>
-                <w:sz w:val="20"/>
-                <w:szCs w:val="20"/>
-              </w:rPr>
-              <w:t xml:space="preserve"> has value 0</w:t>
-            </w:r>
-          </w:p>
-          <w:p>
-            <w:pPr>
-              <w:pStyle w:val="tablebullet"/>
-              <w:cnfStyle w:val="000000000000" w:firstRow="0" w:lastRow="0" w:firstColumn="0" w:lastColumn="0" w:oddVBand="0" w:evenVBand="0" w:oddHBand="0" w:evenHBand="0" w:firstRowFirstColumn="0" w:firstRowLastColumn="0" w:lastRowFirstColumn="0" w:lastRowLastColumn="0"/>
-              <w:rPr>
-                <w:sz w:val="20"/>
-                <w:szCs w:val="20"/>
-              </w:rPr>
-            </w:pPr>
-            <w:proofErr w:type="spellStart"/>
-            <w:r>
-              <w:rPr>
-                <w:sz w:val="20"/>
-                <w:szCs w:val="20"/>
-              </w:rPr>
-              <w:t>CV_32S</w:t>
-            </w:r>
-            <w:proofErr w:type="spellEnd"/>
-            <w:r>
-              <w:rPr>
-                <w:sz w:val="20"/>
-                <w:szCs w:val="20"/>
-              </w:rPr>
-              <w:t xml:space="preserve"> has value 1</w:t>
-            </w:r>
-          </w:p>
-          <w:p>
-            <w:pPr>
-              <w:pStyle w:val="tablebullet"/>
-              <w:cnfStyle w:val="000000000000" w:firstRow="0" w:lastRow="0" w:firstColumn="0" w:lastColumn="0" w:oddVBand="0" w:evenVBand="0" w:oddHBand="0" w:evenHBand="0" w:firstRowFirstColumn="0" w:firstRowLastColumn="0" w:lastRowFirstColumn="0" w:lastRowLastColumn="0"/>
-            </w:pPr>
-            <w:proofErr w:type="spellStart"/>
-            <w:r>
-              <w:rPr>
-                <w:sz w:val="20"/>
-                <w:szCs w:val="20"/>
-              </w:rPr>
-              <w:t>CV_32F</w:t>
-            </w:r>
-            <w:proofErr w:type="spellEnd"/>
-            <w:r>
-              <w:rPr>
-                <w:sz w:val="20"/>
-                <w:szCs w:val="20"/>
-              </w:rPr>
-              <w:t xml:space="preserve"> has value 2</w:t>
-            </w:r>
-          </w:p>
-        </w:tc>
-      </w:tr>
-    </w:tbl>
-    <w:p/>
-    <w:p/>
-    <w:p/>
     <w:sectPr>
-      <w:headerReference w:type="default" r:id="rId16"/>
-      <w:footerReference w:type="first" r:id="rId17"/>
+      <w:headerReference w:type="default" r:id="rId17"/>
+      <w:footerReference w:type="first" r:id="rId18"/>
       <w:pgSz w:w="12240" w:h="15840" w:code="1"/>
       <w:pgMar w:top="1440" w:right="1440" w:bottom="1440" w:left="1440" w:header="720" w:footer="720" w:gutter="0"/>
       <w:cols w:space="720"/>
@@ -18497,7 +18901,7 @@
           <w:rPr>
             <w:noProof/>
           </w:rPr>
-          <w:t>7/17/2022 12:27 PM</w:t>
+          <w:t>7/17/2022 7:41 PM</w:t>
         </w:r>
         <w:r>
           <w:fldChar w:fldCharType="end"/>
